--- a/docs/Mini-GRP-v34-Complete-Project-Report.docx
+++ b/docs/Mini-GRP-v34-Complete-Project-Report.docx
@@ -182,7 +182,7 @@
                 <w:b w:val="0"/>
                 <w:sz w:val="21"/>
               </w:rPr>
-              <w:t>2026-06-12</w:t>
+              <w:t>2026-06-13</w:t>
             </w:r>
           </w:p>
         </w:tc>
@@ -937,7 +937,7 @@
           <w:color w:val="5B6571"/>
           <w:sz w:val="19"/>
         </w:rPr>
-        <w:t>9.4 当前本机安装状态</w:t>
+        <w:t>9.4 实际生产部署状态</w:t>
       </w:r>
     </w:p>
     <w:p>
@@ -1312,7 +1312,7 @@
           <w:color w:val="16344E"/>
           <w:sz w:val="21"/>
         </w:rPr>
-        <w:t>报告日期：2026-06-12</w:t>
+        <w:t>报告日期：2026-06-13</w:t>
       </w:r>
     </w:p>
     <w:p>
@@ -1360,7 +1360,7 @@
           <w:color w:val="16344E"/>
           <w:sz w:val="21"/>
         </w:rPr>
-        <w:t>重要声明：本项目不是自动交易系统，报告中的短样本结果不构成投资建议或历史业绩陈述</w:t>
+        <w:t>重要声明：本项目不是自动交易系统，报告中的历史验证结果不构成投资建议或历史业绩陈述</w:t>
       </w:r>
     </w:p>
     <w:p>
@@ -1623,7 +1623,7 @@
           <w:rFonts w:ascii="Calibri" w:hAnsi="Calibri" w:eastAsia="Microsoft YaHei"/>
           <w:sz w:val="22"/>
         </w:rPr>
-        <w:t>真实演练也给出了克制而重要的结果。截至 2026-06-12，使用最近 14 个交易月、每期最多 300 只大市值 A 股进行验证，获得 4,200 条快照记录，其中 12 个月具备完整未来收益标签，共 3,593 条训练样本。Gradient Boosting 虽然在候选模型中相对更好，但样本外平均 Rank IC 为 -0.046，未达到审批门槛，因此系统没有启用 ML 排序。</w:t>
+        <w:t>最终云端演练给出了克制而重要的结果。截至 2026-06-13，Google Cloud 上已存储 60 个研究截面、90,000 条记录，其中 58 个截面具备完整未来收益标签，共 86,901 条训练样本。Gradient Boosting 的样本外平均 Rank IC 约为 0.0004，但平均 Top-Bottom Spread 为 -4.41%，未达到审批门槛，因此系统没有启用 ML 排序。</w:t>
       </w:r>
     </w:p>
     <w:p>
@@ -1635,7 +1635,7 @@
           <w:rFonts w:ascii="Calibri" w:hAnsi="Calibri" w:eastAsia="Microsoft YaHei"/>
           <w:sz w:val="22"/>
         </w:rPr>
-        <w:t>同期线性 Top-20 快照回测年化收益约 14.3%，等权股票池约 29.0%，年化超额约 -14.7%，信息比率约 -1.40。这个结果说明当前因子组合在该短样本和股票池定义下没有跑赢基准。v3.4 的价值不是制造“漂亮结果”，而是建立了一个能够真实发现模型无效、并阻止无效模型上线的研究系统。</w:t>
+        <w:t>同期线性 Top-20 快照回测覆盖 58 个持有期，年化收益约 -3.55%，等权股票池约 2.37%，年化超额约 -5.92%，信息比率约 -0.32。这个结果说明当前因子组合在更长的云端样本中仍未跑赢基准。v3.4 的价值不是制造“漂亮结果”，而是建立了一个能够真实发现模型无效、阻止无效模型上线，并可持续定时更新的研究系统。</w:t>
       </w:r>
     </w:p>
     <w:p>
@@ -5637,7 +5637,7 @@
           <w:rFonts w:ascii="Calibri" w:hAnsi="Calibri" w:eastAsia="Microsoft YaHei"/>
           <w:sz w:val="22"/>
         </w:rPr>
-        <w:t>2026-06-12 使用真实 Tushare 代理接口完成：</w:t>
+        <w:t>2026-06-12 至 2026-06-13 使用真实 Tushare 代理接口和 Google Cloud 生产资源完成：</w:t>
       </w:r>
     </w:p>
     <w:tbl>
@@ -5756,7 +5756,7 @@
                 <w:b w:val="0"/>
                 <w:sz w:val="18"/>
               </w:rPr>
-              <w:t>2025-05-30 至 2026-06-12</w:t>
+              <w:t>2021-07-30 至 2026-06-12</w:t>
             </w:r>
           </w:p>
         </w:tc>
@@ -5784,7 +5784,7 @@
                 <w:b w:val="0"/>
                 <w:sz w:val="18"/>
               </w:rPr>
-              <w:t>月末快照数</w:t>
+              <w:t>月末/最新快照数</w:t>
             </w:r>
           </w:p>
         </w:tc>
@@ -5810,7 +5810,7 @@
                 <w:b w:val="0"/>
                 <w:sz w:val="18"/>
               </w:rPr>
-              <w:t>14</w:t>
+              <w:t>60</w:t>
             </w:r>
           </w:p>
         </w:tc>
@@ -5862,7 +5862,7 @@
                 <w:b w:val="0"/>
                 <w:sz w:val="18"/>
               </w:rPr>
-              <w:t>4,200</w:t>
+              <w:t>90,000</w:t>
             </w:r>
           </w:p>
         </w:tc>
@@ -5890,7 +5890,7 @@
                 <w:b w:val="0"/>
                 <w:sz w:val="18"/>
               </w:rPr>
-              <w:t>有完整标签月份</w:t>
+              <w:t>有完整标签截面</w:t>
             </w:r>
           </w:p>
         </w:tc>
@@ -5916,7 +5916,7 @@
                 <w:b w:val="0"/>
                 <w:sz w:val="18"/>
               </w:rPr>
-              <w:t>12</w:t>
+              <w:t>58</w:t>
             </w:r>
           </w:p>
         </w:tc>
@@ -5968,7 +5968,7 @@
                 <w:b w:val="0"/>
                 <w:sz w:val="18"/>
               </w:rPr>
-              <w:t>3,593</w:t>
+              <w:t>86,901</w:t>
             </w:r>
           </w:p>
         </w:tc>
@@ -5996,7 +5996,7 @@
                 <w:b w:val="0"/>
                 <w:sz w:val="18"/>
               </w:rPr>
-              <w:t>每月最大股票数</w:t>
+              <w:t>每期最大股票数</w:t>
             </w:r>
           </w:p>
         </w:tc>
@@ -6022,7 +6022,7 @@
                 <w:b w:val="0"/>
                 <w:sz w:val="18"/>
               </w:rPr>
-              <w:t>300</w:t>
+              <w:t>1,500</w:t>
             </w:r>
           </w:p>
         </w:tc>
@@ -6265,7 +6265,7 @@
                 <w:b w:val="0"/>
                 <w:sz w:val="18"/>
               </w:rPr>
-              <w:t>-0.073</w:t>
+              <w:t>-0.0031</w:t>
             </w:r>
           </w:p>
         </w:tc>
@@ -6290,7 +6290,7 @@
                 <w:b w:val="0"/>
                 <w:sz w:val="18"/>
               </w:rPr>
-              <w:t>-0.35%</w:t>
+              <w:t>-3.71%</w:t>
             </w:r>
           </w:p>
         </w:tc>
@@ -6369,7 +6369,7 @@
                 <w:b w:val="0"/>
                 <w:sz w:val="18"/>
               </w:rPr>
-              <w:t>-0.046</w:t>
+              <w:t>0.0004</w:t>
             </w:r>
           </w:p>
         </w:tc>
@@ -6395,7 +6395,7 @@
                 <w:b w:val="0"/>
                 <w:sz w:val="18"/>
               </w:rPr>
-              <w:t>-1.94%</w:t>
+              <w:t>-4.41%</w:t>
             </w:r>
           </w:p>
         </w:tc>
@@ -6441,7 +6441,22 @@
           <w:rFonts w:ascii="Calibri" w:hAnsi="Calibri" w:eastAsia="Microsoft YaHei"/>
           <w:sz w:val="22"/>
         </w:rPr>
-        <w:t>Gradient Boosting 被选为相对较好的候选，但两个审批指标未同时为正，因此没有上线。</w:t>
+        <w:t xml:space="preserve">Gradient Boosting 被选为相对较好的候选，但平均 Top-Bottom Spread 明显为负，因此没有上线。模型版本为 </w:t>
+      </w:r>
+      <w:r>
+        <w:rPr>
+          <w:rFonts w:ascii="Consolas" w:hAnsi="Consolas" w:eastAsia="Microsoft YaHei"/>
+          <w:color w:val="16344E"/>
+          <w:sz w:val="20"/>
+        </w:rPr>
+        <w:t>mini-grp-overlay-20260430-20260612141825</w:t>
+      </w:r>
+      <w:r>
+        <w:rPr>
+          <w:rFonts w:ascii="Calibri" w:hAnsi="Calibri" w:eastAsia="Microsoft YaHei"/>
+          <w:sz w:val="22"/>
+        </w:rPr>
+        <w:t>。</w:t>
       </w:r>
     </w:p>
     <w:p>
@@ -6465,7 +6480,7 @@
           <w:rFonts w:ascii="Calibri" w:hAnsi="Calibri" w:eastAsia="Microsoft YaHei"/>
           <w:sz w:val="22"/>
         </w:rPr>
-        <w:t>12 个标签月份仍然太短。</w:t>
+        <w:t>58 个标签截面已经足以否定“当前配置立即可用”的假设，但仍不足以消除数据修订和市场制度变化风险。</w:t>
       </w:r>
     </w:p>
     <w:p>
@@ -6477,7 +6492,7 @@
           <w:rFonts w:ascii="Calibri" w:hAnsi="Calibri" w:eastAsia="Microsoft YaHei"/>
           <w:sz w:val="22"/>
         </w:rPr>
-        <w:t>当前大市值股票池和因子方向未产生稳定样本外信号。</w:t>
+        <w:t>当前大市值股票池和因子组合未产生稳定样本外信号。</w:t>
       </w:r>
     </w:p>
     <w:p>
@@ -6501,7 +6516,7 @@
           <w:rFonts w:ascii="Calibri" w:hAnsi="Calibri" w:eastAsia="Microsoft YaHei"/>
           <w:sz w:val="22"/>
         </w:rPr>
-        <w:t>模型审批机制按预期阻止了负 IC 模型进入实时选股。</w:t>
+        <w:t>模型审批机制按预期阻止了负 Spread 模型进入实时选股。</w:t>
       </w:r>
     </w:p>
     <w:p>
@@ -6569,7 +6584,7 @@
           <w:rFonts w:ascii="Calibri" w:hAnsi="Calibri" w:eastAsia="Microsoft YaHei"/>
           <w:sz w:val="22"/>
         </w:rPr>
-        <w:t>12 个持有期。</w:t>
+        <w:t>58 个持有期。</w:t>
       </w:r>
     </w:p>
     <w:tbl>
@@ -6688,7 +6703,7 @@
                 <w:b w:val="0"/>
                 <w:sz w:val="18"/>
               </w:rPr>
-              <w:t>14.31%</w:t>
+              <w:t>-3.55%</w:t>
             </w:r>
           </w:p>
         </w:tc>
@@ -6742,7 +6757,7 @@
                 <w:b w:val="0"/>
                 <w:sz w:val="18"/>
               </w:rPr>
-              <w:t>29.01%</w:t>
+              <w:t>2.37%</w:t>
             </w:r>
           </w:p>
         </w:tc>
@@ -6794,7 +6809,7 @@
                 <w:b w:val="0"/>
                 <w:sz w:val="18"/>
               </w:rPr>
-              <w:t>-14.70%</w:t>
+              <w:t>-5.92%</w:t>
             </w:r>
           </w:p>
         </w:tc>
@@ -6848,7 +6863,7 @@
                 <w:b w:val="0"/>
                 <w:sz w:val="18"/>
               </w:rPr>
-              <w:t>-5.49%</w:t>
+              <w:t>-49.32%</w:t>
             </w:r>
           </w:p>
         </w:tc>
@@ -6900,7 +6915,7 @@
                 <w:b w:val="0"/>
                 <w:sz w:val="18"/>
               </w:rPr>
-              <w:t>-1.40</w:t>
+              <w:t>-0.32</w:t>
             </w:r>
           </w:p>
         </w:tc>
@@ -6954,7 +6969,7 @@
                 <w:b w:val="0"/>
                 <w:sz w:val="18"/>
               </w:rPr>
-              <w:t>41.25%</w:t>
+              <w:t>40.69%</w:t>
             </w:r>
           </w:p>
         </w:tc>
@@ -6974,7 +6989,7 @@
           <w:rFonts w:ascii="Calibri" w:hAnsi="Calibri" w:eastAsia="Microsoft YaHei"/>
           <w:sz w:val="22"/>
         </w:rPr>
-        <w:t>绝对收益为正不能掩盖相对结果：在该样本中，Top-20 没有跑赢等权股票池。</w:t>
+        <w:t>策略期末净值约为 0.840，基准约为 1.120。无论绝对还是相对结果，当前 Top-20 都未达到可投资标准。</w:t>
       </w:r>
     </w:p>
     <w:p>
@@ -7006,7 +7021,7 @@
           <w:rFonts w:ascii="Calibri" w:hAnsi="Calibri" w:eastAsia="Microsoft YaHei"/>
           <w:sz w:val="22"/>
         </w:rPr>
-        <w:t>样本期仅约一年，市场状态单一。</w:t>
+        <w:t>样本期接近五年，但仍只覆盖有限市场制度与风格周期。</w:t>
       </w:r>
     </w:p>
     <w:p>
@@ -7907,7 +7922,7 @@
         <w:pStyle w:val="Heading2"/>
       </w:pPr>
       <w:r>
-        <w:t>9.4 当前本机安装状态</w:t>
+        <w:t>9.4 实际生产部署状态</w:t>
       </w:r>
     </w:p>
     <w:p>
@@ -7919,67 +7934,494 @@
           <w:rFonts w:ascii="Calibri" w:hAnsi="Calibri" w:eastAsia="Microsoft YaHei"/>
           <w:sz w:val="22"/>
         </w:rPr>
-        <w:t>截至报告日期：</w:t>
-      </w:r>
-    </w:p>
-    <w:p>
-      <w:pPr>
-        <w:pStyle w:val="ListBullet"/>
-      </w:pPr>
+        <w:t xml:space="preserve">截至 2026-06-13，系统已在 Google Cloud 项目 </w:t>
+      </w:r>
+      <w:r>
+        <w:rPr>
+          <w:rFonts w:ascii="Consolas" w:hAnsi="Consolas" w:eastAsia="Microsoft YaHei"/>
+          <w:color w:val="16344E"/>
+          <w:sz w:val="20"/>
+        </w:rPr>
+        <w:t>project-00980766-847f-47d3-b03</w:t>
+      </w:r>
       <w:r>
         <w:rPr>
           <w:rFonts w:ascii="Calibri" w:hAnsi="Calibri" w:eastAsia="Microsoft YaHei"/>
           <w:sz w:val="22"/>
         </w:rPr>
-        <w:t>Google Cloud SDK 572.0.0 已安装并验证。</w:t>
-      </w:r>
-    </w:p>
-    <w:p>
-      <w:pPr>
-        <w:pStyle w:val="ListBullet"/>
-      </w:pPr>
+        <w:t xml:space="preserve">、区域 </w:t>
+      </w:r>
+      <w:r>
+        <w:rPr>
+          <w:rFonts w:ascii="Consolas" w:hAnsi="Consolas" w:eastAsia="Microsoft YaHei"/>
+          <w:color w:val="16344E"/>
+          <w:sz w:val="20"/>
+        </w:rPr>
+        <w:t>asia-east1</w:t>
+      </w:r>
       <w:r>
         <w:rPr>
           <w:rFonts w:ascii="Calibri" w:hAnsi="Calibri" w:eastAsia="Microsoft YaHei"/>
           <w:sz w:val="22"/>
         </w:rPr>
-        <w:t>Docker Desktop 4.77.0 已安装。</w:t>
-      </w:r>
-    </w:p>
-    <w:p>
-      <w:pPr>
-        <w:pStyle w:val="ListBullet"/>
+        <w:t xml:space="preserve"> 完成部署：</w:t>
+      </w:r>
+    </w:p>
+    <w:tbl>
+      <w:tblPr>
+        <w:tblStyle w:val="TableGrid"/>
+        <w:tblW w:type="dxa" w:w="9360"/>
+        <w:jc w:val="center"/>
+        <w:tblLayout w:type="fixed"/>
+        <w:tblLook w:firstColumn="1" w:firstRow="1" w:lastColumn="0" w:lastRow="0" w:noHBand="0" w:noVBand="1" w:val="04A0"/>
+        <w:tblInd w:w="120" w:type="dxa"/>
+      </w:tblPr>
+      <w:tblGrid>
+        <w:gridCol w:w="2800"/>
+        <w:gridCol w:w="6560"/>
+      </w:tblGrid>
+      <w:tr>
+        <w:tc>
+          <w:tcPr>
+            <w:tcW w:type="dxa" w:w="2800"/>
+            <w:tcMar>
+              <w:top w:w="80" w:type="dxa"/>
+              <w:start w:w="120" w:type="dxa"/>
+              <w:bottom w:w="80" w:type="dxa"/>
+              <w:end w:w="120" w:type="dxa"/>
+            </w:tcMar>
+            <w:vAlign w:val="center"/>
+            <w:shd w:fill="E8EEF5"/>
+          </w:tcPr>
+          <w:p>
+            <w:pPr>
+              <w:spacing w:after="0" w:line="264" w:lineRule="auto"/>
+            </w:pPr>
+            <w:r>
+              <w:rPr>
+                <w:rFonts w:ascii="Calibri" w:hAnsi="Calibri" w:eastAsia="Microsoft YaHei"/>
+                <w:b/>
+                <w:color w:val="16344E"/>
+                <w:sz w:val="18"/>
+              </w:rPr>
+              <w:t>资源</w:t>
+            </w:r>
+          </w:p>
+        </w:tc>
+        <w:tc>
+          <w:tcPr>
+            <w:tcW w:type="dxa" w:w="6560"/>
+            <w:tcMar>
+              <w:top w:w="80" w:type="dxa"/>
+              <w:start w:w="120" w:type="dxa"/>
+              <w:bottom w:w="80" w:type="dxa"/>
+              <w:end w:w="120" w:type="dxa"/>
+            </w:tcMar>
+            <w:vAlign w:val="center"/>
+            <w:shd w:fill="E8EEF5"/>
+          </w:tcPr>
+          <w:p>
+            <w:pPr>
+              <w:spacing w:after="0" w:line="264" w:lineRule="auto"/>
+            </w:pPr>
+            <w:r>
+              <w:rPr>
+                <w:rFonts w:ascii="Calibri" w:hAnsi="Calibri" w:eastAsia="Microsoft YaHei"/>
+                <w:b/>
+                <w:color w:val="16344E"/>
+                <w:sz w:val="18"/>
+              </w:rPr>
+              <w:t>实际状态</w:t>
+            </w:r>
+          </w:p>
+        </w:tc>
+      </w:tr>
+      <w:tr>
+        <w:tc>
+          <w:tcPr>
+            <w:tcW w:type="dxa" w:w="2800"/>
+            <w:tcMar>
+              <w:top w:w="80" w:type="dxa"/>
+              <w:start w:w="120" w:type="dxa"/>
+              <w:bottom w:w="80" w:type="dxa"/>
+              <w:end w:w="120" w:type="dxa"/>
+            </w:tcMar>
+            <w:vAlign w:val="center"/>
+          </w:tcPr>
+          <w:p>
+            <w:pPr>
+              <w:spacing w:after="0" w:line="264" w:lineRule="auto"/>
+            </w:pPr>
+            <w:r>
+              <w:rPr>
+                <w:rFonts w:ascii="Calibri" w:hAnsi="Calibri" w:eastAsia="Microsoft YaHei"/>
+                <w:b w:val="0"/>
+                <w:sz w:val="18"/>
+              </w:rPr>
+              <w:t>Cloud Run Service</w:t>
+            </w:r>
+          </w:p>
+        </w:tc>
+        <w:tc>
+          <w:tcPr>
+            <w:tcW w:type="dxa" w:w="6560"/>
+            <w:tcMar>
+              <w:top w:w="80" w:type="dxa"/>
+              <w:start w:w="120" w:type="dxa"/>
+              <w:bottom w:w="80" w:type="dxa"/>
+              <w:end w:w="120" w:type="dxa"/>
+            </w:tcMar>
+            <w:vAlign w:val="center"/>
+          </w:tcPr>
+          <w:p>
+            <w:pPr>
+              <w:spacing w:after="0" w:line="264" w:lineRule="auto"/>
+            </w:pPr>
+            <w:r>
+              <w:rPr>
+                <w:rFonts w:ascii="Calibri" w:hAnsi="Calibri" w:eastAsia="Microsoft YaHei"/>
+                <w:b w:val="0"/>
+                <w:sz w:val="18"/>
+              </w:rPr>
+              <w:t>mini-grp-web，公开地址 https://mini-grp-web-l4pzrl64jq-de.a.run.app</w:t>
+            </w:r>
+          </w:p>
+        </w:tc>
+      </w:tr>
+      <w:tr>
+        <w:tc>
+          <w:tcPr>
+            <w:tcW w:type="dxa" w:w="2800"/>
+            <w:tcMar>
+              <w:top w:w="80" w:type="dxa"/>
+              <w:start w:w="120" w:type="dxa"/>
+              <w:bottom w:w="80" w:type="dxa"/>
+              <w:end w:w="120" w:type="dxa"/>
+            </w:tcMar>
+            <w:vAlign w:val="center"/>
+            <w:shd w:fill="F2F4F7"/>
+          </w:tcPr>
+          <w:p>
+            <w:pPr>
+              <w:spacing w:after="0" w:line="264" w:lineRule="auto"/>
+            </w:pPr>
+            <w:r>
+              <w:rPr>
+                <w:rFonts w:ascii="Calibri" w:hAnsi="Calibri" w:eastAsia="Microsoft YaHei"/>
+                <w:b w:val="0"/>
+                <w:sz w:val="18"/>
+              </w:rPr>
+              <w:t>Cloud Run Job</w:t>
+            </w:r>
+          </w:p>
+        </w:tc>
+        <w:tc>
+          <w:tcPr>
+            <w:tcW w:type="dxa" w:w="6560"/>
+            <w:tcMar>
+              <w:top w:w="80" w:type="dxa"/>
+              <w:start w:w="120" w:type="dxa"/>
+              <w:bottom w:w="80" w:type="dxa"/>
+              <w:end w:w="120" w:type="dxa"/>
+            </w:tcMar>
+            <w:vAlign w:val="center"/>
+            <w:shd w:fill="F2F4F7"/>
+          </w:tcPr>
+          <w:p>
+            <w:pPr>
+              <w:spacing w:after="0" w:line="264" w:lineRule="auto"/>
+            </w:pPr>
+            <w:r>
+              <w:rPr>
+                <w:rFonts w:ascii="Calibri" w:hAnsi="Calibri" w:eastAsia="Microsoft YaHei"/>
+                <w:b w:val="0"/>
+                <w:sz w:val="18"/>
+              </w:rPr>
+              <w:t>mini-grp-research，2 vCPU、4 GiB、1 小时超时</w:t>
+            </w:r>
+          </w:p>
+        </w:tc>
+      </w:tr>
+      <w:tr>
+        <w:tc>
+          <w:tcPr>
+            <w:tcW w:type="dxa" w:w="2800"/>
+            <w:tcMar>
+              <w:top w:w="80" w:type="dxa"/>
+              <w:start w:w="120" w:type="dxa"/>
+              <w:bottom w:w="80" w:type="dxa"/>
+              <w:end w:w="120" w:type="dxa"/>
+            </w:tcMar>
+            <w:vAlign w:val="center"/>
+          </w:tcPr>
+          <w:p>
+            <w:pPr>
+              <w:spacing w:after="0" w:line="264" w:lineRule="auto"/>
+            </w:pPr>
+            <w:r>
+              <w:rPr>
+                <w:rFonts w:ascii="Calibri" w:hAnsi="Calibri" w:eastAsia="Microsoft YaHei"/>
+                <w:b w:val="0"/>
+                <w:sz w:val="18"/>
+              </w:rPr>
+              <w:t>Cloud SQL</w:t>
+            </w:r>
+          </w:p>
+        </w:tc>
+        <w:tc>
+          <w:tcPr>
+            <w:tcW w:type="dxa" w:w="6560"/>
+            <w:tcMar>
+              <w:top w:w="80" w:type="dxa"/>
+              <w:start w:w="120" w:type="dxa"/>
+              <w:bottom w:w="80" w:type="dxa"/>
+              <w:end w:w="120" w:type="dxa"/>
+            </w:tcMar>
+            <w:vAlign w:val="center"/>
+          </w:tcPr>
+          <w:p>
+            <w:pPr>
+              <w:spacing w:after="0" w:line="264" w:lineRule="auto"/>
+            </w:pPr>
+            <w:r>
+              <w:rPr>
+                <w:rFonts w:ascii="Calibri" w:hAnsi="Calibri" w:eastAsia="Microsoft YaHei"/>
+                <w:b w:val="0"/>
+                <w:sz w:val="18"/>
+              </w:rPr>
+              <w:t>PostgreSQL 16，实例 mini-grp-postgres，数据库 mini_grp</w:t>
+            </w:r>
+          </w:p>
+        </w:tc>
+      </w:tr>
+      <w:tr>
+        <w:tc>
+          <w:tcPr>
+            <w:tcW w:type="dxa" w:w="2800"/>
+            <w:tcMar>
+              <w:top w:w="80" w:type="dxa"/>
+              <w:start w:w="120" w:type="dxa"/>
+              <w:bottom w:w="80" w:type="dxa"/>
+              <w:end w:w="120" w:type="dxa"/>
+            </w:tcMar>
+            <w:vAlign w:val="center"/>
+            <w:shd w:fill="F2F4F7"/>
+          </w:tcPr>
+          <w:p>
+            <w:pPr>
+              <w:spacing w:after="0" w:line="264" w:lineRule="auto"/>
+            </w:pPr>
+            <w:r>
+              <w:rPr>
+                <w:rFonts w:ascii="Calibri" w:hAnsi="Calibri" w:eastAsia="Microsoft YaHei"/>
+                <w:b w:val="0"/>
+                <w:sz w:val="18"/>
+              </w:rPr>
+              <w:t>Artifact Registry</w:t>
+            </w:r>
+          </w:p>
+        </w:tc>
+        <w:tc>
+          <w:tcPr>
+            <w:tcW w:type="dxa" w:w="6560"/>
+            <w:tcMar>
+              <w:top w:w="80" w:type="dxa"/>
+              <w:start w:w="120" w:type="dxa"/>
+              <w:bottom w:w="80" w:type="dxa"/>
+              <w:end w:w="120" w:type="dxa"/>
+            </w:tcMar>
+            <w:vAlign w:val="center"/>
+            <w:shd w:fill="F2F4F7"/>
+          </w:tcPr>
+          <w:p>
+            <w:pPr>
+              <w:spacing w:after="0" w:line="264" w:lineRule="auto"/>
+            </w:pPr>
+            <w:r>
+              <w:rPr>
+                <w:rFonts w:ascii="Calibri" w:hAnsi="Calibri" w:eastAsia="Microsoft YaHei"/>
+                <w:b w:val="0"/>
+                <w:sz w:val="18"/>
+              </w:rPr>
+              <w:t>仓库 mini-grp</w:t>
+            </w:r>
+          </w:p>
+        </w:tc>
+      </w:tr>
+      <w:tr>
+        <w:tc>
+          <w:tcPr>
+            <w:tcW w:type="dxa" w:w="2800"/>
+            <w:tcMar>
+              <w:top w:w="80" w:type="dxa"/>
+              <w:start w:w="120" w:type="dxa"/>
+              <w:bottom w:w="80" w:type="dxa"/>
+              <w:end w:w="120" w:type="dxa"/>
+            </w:tcMar>
+            <w:vAlign w:val="center"/>
+          </w:tcPr>
+          <w:p>
+            <w:pPr>
+              <w:spacing w:after="0" w:line="264" w:lineRule="auto"/>
+            </w:pPr>
+            <w:r>
+              <w:rPr>
+                <w:rFonts w:ascii="Calibri" w:hAnsi="Calibri" w:eastAsia="Microsoft YaHei"/>
+                <w:b w:val="0"/>
+                <w:sz w:val="18"/>
+              </w:rPr>
+              <w:t>Secret Manager</w:t>
+            </w:r>
+          </w:p>
+        </w:tc>
+        <w:tc>
+          <w:tcPr>
+            <w:tcW w:type="dxa" w:w="6560"/>
+            <w:tcMar>
+              <w:top w:w="80" w:type="dxa"/>
+              <w:start w:w="120" w:type="dxa"/>
+              <w:bottom w:w="80" w:type="dxa"/>
+              <w:end w:w="120" w:type="dxa"/>
+            </w:tcMar>
+            <w:vAlign w:val="center"/>
+          </w:tcPr>
+          <w:p>
+            <w:pPr>
+              <w:spacing w:after="0" w:line="264" w:lineRule="auto"/>
+            </w:pPr>
+            <w:r>
+              <w:rPr>
+                <w:rFonts w:ascii="Calibri" w:hAnsi="Calibri" w:eastAsia="Microsoft YaHei"/>
+                <w:b w:val="0"/>
+                <w:sz w:val="18"/>
+              </w:rPr>
+              <w:t>Tushare Token 与数据库 URL 分别管理</w:t>
+            </w:r>
+          </w:p>
+        </w:tc>
+      </w:tr>
+      <w:tr>
+        <w:tc>
+          <w:tcPr>
+            <w:tcW w:type="dxa" w:w="2800"/>
+            <w:tcMar>
+              <w:top w:w="80" w:type="dxa"/>
+              <w:start w:w="120" w:type="dxa"/>
+              <w:bottom w:w="80" w:type="dxa"/>
+              <w:end w:w="120" w:type="dxa"/>
+            </w:tcMar>
+            <w:vAlign w:val="center"/>
+            <w:shd w:fill="F2F4F7"/>
+          </w:tcPr>
+          <w:p>
+            <w:pPr>
+              <w:spacing w:after="0" w:line="264" w:lineRule="auto"/>
+            </w:pPr>
+            <w:r>
+              <w:rPr>
+                <w:rFonts w:ascii="Calibri" w:hAnsi="Calibri" w:eastAsia="Microsoft YaHei"/>
+                <w:b w:val="0"/>
+                <w:sz w:val="18"/>
+              </w:rPr>
+              <w:t>Runtime Service Account</w:t>
+            </w:r>
+          </w:p>
+        </w:tc>
+        <w:tc>
+          <w:tcPr>
+            <w:tcW w:type="dxa" w:w="6560"/>
+            <w:tcMar>
+              <w:top w:w="80" w:type="dxa"/>
+              <w:start w:w="120" w:type="dxa"/>
+              <w:bottom w:w="80" w:type="dxa"/>
+              <w:end w:w="120" w:type="dxa"/>
+            </w:tcMar>
+            <w:vAlign w:val="center"/>
+            <w:shd w:fill="F2F4F7"/>
+          </w:tcPr>
+          <w:p>
+            <w:pPr>
+              <w:spacing w:after="0" w:line="264" w:lineRule="auto"/>
+            </w:pPr>
+            <w:r>
+              <w:rPr>
+                <w:rFonts w:ascii="Calibri" w:hAnsi="Calibri" w:eastAsia="Microsoft YaHei"/>
+                <w:b w:val="0"/>
+                <w:sz w:val="18"/>
+              </w:rPr>
+              <w:t>mini-grp-runtime@project-00980766-847f-47d3-b03.iam.gserviceaccount.com</w:t>
+            </w:r>
+          </w:p>
+        </w:tc>
+      </w:tr>
+      <w:tr>
+        <w:tc>
+          <w:tcPr>
+            <w:tcW w:type="dxa" w:w="2800"/>
+            <w:tcMar>
+              <w:top w:w="80" w:type="dxa"/>
+              <w:start w:w="120" w:type="dxa"/>
+              <w:bottom w:w="80" w:type="dxa"/>
+              <w:end w:w="120" w:type="dxa"/>
+            </w:tcMar>
+            <w:vAlign w:val="center"/>
+          </w:tcPr>
+          <w:p>
+            <w:pPr>
+              <w:spacing w:after="0" w:line="264" w:lineRule="auto"/>
+            </w:pPr>
+            <w:r>
+              <w:rPr>
+                <w:rFonts w:ascii="Calibri" w:hAnsi="Calibri" w:eastAsia="Microsoft YaHei"/>
+                <w:b w:val="0"/>
+                <w:sz w:val="18"/>
+              </w:rPr>
+              <w:t>Cloud Scheduler</w:t>
+            </w:r>
+          </w:p>
+        </w:tc>
+        <w:tc>
+          <w:tcPr>
+            <w:tcW w:type="dxa" w:w="6560"/>
+            <w:tcMar>
+              <w:top w:w="80" w:type="dxa"/>
+              <w:start w:w="120" w:type="dxa"/>
+              <w:bottom w:w="80" w:type="dxa"/>
+              <w:end w:w="120" w:type="dxa"/>
+            </w:tcMar>
+            <w:vAlign w:val="center"/>
+          </w:tcPr>
+          <w:p>
+            <w:pPr>
+              <w:spacing w:after="0" w:line="264" w:lineRule="auto"/>
+            </w:pPr>
+            <w:r>
+              <w:rPr>
+                <w:rFonts w:ascii="Calibri" w:hAnsi="Calibri" w:eastAsia="Microsoft YaHei"/>
+                <w:b w:val="0"/>
+                <w:sz w:val="18"/>
+              </w:rPr>
+              <w:t>mini-grp-monthly，每月 1 日 20:00（Asia/Shanghai）</w:t>
+            </w:r>
+          </w:p>
+        </w:tc>
+      </w:tr>
+    </w:tbl>
+    <w:p>
+      <w:pPr>
+        <w:spacing w:after="40"/>
+      </w:pPr>
+    </w:p>
+    <w:p>
+      <w:pPr>
+        <w:jc w:val="both"/>
       </w:pPr>
       <w:r>
         <w:rPr>
           <w:rFonts w:ascii="Calibri" w:hAnsi="Calibri" w:eastAsia="Microsoft YaHei"/>
           <w:sz w:val="22"/>
         </w:rPr>
-        <w:t>WSL 2 基础组件已启用。</w:t>
-      </w:r>
-    </w:p>
-    <w:p>
-      <w:pPr>
-        <w:pStyle w:val="ListBullet"/>
-      </w:pPr>
-      <w:r>
-        <w:rPr>
-          <w:rFonts w:ascii="Calibri" w:hAnsi="Calibri" w:eastAsia="Microsoft YaHei"/>
-          <w:sz w:val="22"/>
-        </w:rPr>
-        <w:t>Windows 需要重启后 Docker 引擎才能完成首次启动。</w:t>
-      </w:r>
-    </w:p>
-    <w:p>
-      <w:pPr>
-        <w:pStyle w:val="ListBullet"/>
-      </w:pPr>
-      <w:r>
-        <w:rPr>
-          <w:rFonts w:ascii="Calibri" w:hAnsi="Calibri" w:eastAsia="Microsoft YaHei"/>
-          <w:sz w:val="22"/>
-        </w:rPr>
-        <w:t>尚需用户完成 Google 账号登录、选择项目并确认计费项目。</w:t>
+        <w:t>首次 60 截面管线在约 51 分钟内完成。采集过程中遇到过一次供应商返回空表，Cloud Run Job 自动重试后继续完成；随后代码增加了“必需响应为空时进程内重试”的保护，避免同类瞬时错误再次中断整条管线。</w:t>
       </w:r>
     </w:p>
     <w:p>
@@ -8243,7 +8685,22 @@
           <w:rFonts w:ascii="Calibri" w:hAnsi="Calibri" w:eastAsia="Microsoft YaHei"/>
           <w:sz w:val="22"/>
         </w:rPr>
-        <w:t>容器验证将在 Windows 重启、Docker 引擎启动后完成。Google Cloud 发布还需要账号和项目授权。</w:t>
+        <w:t xml:space="preserve">最终验证结果：15 项自动化测试通过；GitHub Actions 对提交 </w:t>
+      </w:r>
+      <w:r>
+        <w:rPr>
+          <w:rFonts w:ascii="Consolas" w:hAnsi="Consolas" w:eastAsia="Microsoft YaHei"/>
+          <w:color w:val="16344E"/>
+          <w:sz w:val="20"/>
+        </w:rPr>
+        <w:t>b34cb91</w:t>
+      </w:r>
+      <w:r>
+        <w:rPr>
+          <w:rFonts w:ascii="Calibri" w:hAnsi="Calibri" w:eastAsia="Microsoft YaHei"/>
+          <w:sz w:val="22"/>
+        </w:rPr>
+        <w:t xml:space="preserve"> 构建成功；Cloud Build 成功生成镜像；Cloud Run 健康检查返回成功；线上模型注册页显示 60 个截面、90,000 行和 1 个候选模型；线上回测页可完成 58 期真实快照回测。</w:t>
       </w:r>
     </w:p>
     <w:p>
@@ -8750,7 +9207,7 @@
           <w:rFonts w:ascii="Calibri" w:hAnsi="Calibri" w:eastAsia="Microsoft YaHei"/>
           <w:sz w:val="22"/>
         </w:rPr>
-        <w:t>收集至少 36-60 个有标签月份。</w:t>
+        <w:t>将现有 58 个标签截面升级为严格按财报公告日期对齐、包含退市样本的数据集。</w:t>
       </w:r>
     </w:p>
     <w:p>
@@ -9321,15 +9778,27 @@
         </w:rPr>
         <w:t>gcloud auth login</w:t>
         <w:br/>
-        <w:t>gcloud config set project YOUR_PROJECT_ID</w:t>
+        <w:t>gcloud config set project project-00980766-847f-47d3-b03</w:t>
         <w:br/>
-        <w:t>.\deploy\gcp\deploy.ps1 -ProjectId YOUR_PROJECT_ID -Region asia-east1</w:t>
+        <w:t>.\deploy\gcp\deploy.ps1 -ProjectId project-00980766-847f-47d3-b03 -Region asia-east1</w:t>
         <w:br/>
         <w:t>gcloud run jobs execute mini-grp-research --region asia-east1 --wait</w:t>
       </w:r>
     </w:p>
     <w:p>
       <w:pPr>
+        <w:jc w:val="both"/>
+      </w:pPr>
+      <w:r>
+        <w:rPr>
+          <w:rFonts w:ascii="Calibri" w:hAnsi="Calibri" w:eastAsia="Microsoft YaHei"/>
+          <w:sz w:val="22"/>
+        </w:rPr>
+        <w:t>线上地址：https://mini-grp-web-l4pzrl64jq-de.a.run.app</w:t>
+      </w:r>
+    </w:p>
+    <w:p>
+      <w:pPr>
         <w:pStyle w:val="Heading1"/>
         <w:pageBreakBefore/>
       </w:pPr>
@@ -9466,7 +9935,7 @@
           <w:rFonts w:ascii="Calibri" w:hAnsi="Calibri" w:eastAsia="Microsoft YaHei"/>
           <w:sz w:val="22"/>
         </w:rPr>
-        <w:t>真实短样本不支持启用 ML。</w:t>
+        <w:t>58 个标签截面的真实样本不支持启用 ML。</w:t>
       </w:r>
     </w:p>
     <w:p>
@@ -9490,7 +9959,7 @@
           <w:rFonts w:ascii="Calibri" w:hAnsi="Calibri" w:eastAsia="Microsoft YaHei"/>
           <w:sz w:val="22"/>
         </w:rPr>
-        <w:t>数据点时性和样本长度仍是主要限制。</w:t>
+        <w:t>数据点时性、股票池偏差和组合风险控制仍是主要限制。</w:t>
       </w:r>
     </w:p>
     <w:p>

--- a/docs/Mini-GRP-v34-Complete-Project-Report.docx
+++ b/docs/Mini-GRP-v34-Complete-Project-Report.docx
@@ -80,13 +80,16 @@
         <w:gridCol w:w="7160"/>
       </w:tblGrid>
       <w:tr>
+        <w:trPr>
+          <w:cantSplit/>
+        </w:trPr>
         <w:tc>
           <w:tcPr>
             <w:tcW w:type="dxa" w:w="2200"/>
             <w:tcMar>
-              <w:top w:w="80" w:type="dxa"/>
+              <w:top w:w="50" w:type="dxa"/>
               <w:start w:w="120" w:type="dxa"/>
-              <w:bottom w:w="80" w:type="dxa"/>
+              <w:bottom w:w="50" w:type="dxa"/>
               <w:end w:w="120" w:type="dxa"/>
             </w:tcMar>
             <w:vAlign w:val="center"/>
@@ -111,9 +114,9 @@
           <w:tcPr>
             <w:tcW w:type="dxa" w:w="7160"/>
             <w:tcMar>
-              <w:top w:w="80" w:type="dxa"/>
+              <w:top w:w="50" w:type="dxa"/>
               <w:start w:w="120" w:type="dxa"/>
-              <w:bottom w:w="80" w:type="dxa"/>
+              <w:bottom w:w="50" w:type="dxa"/>
               <w:end w:w="120" w:type="dxa"/>
             </w:tcMar>
             <w:vAlign w:val="center"/>
@@ -134,13 +137,16 @@
         </w:tc>
       </w:tr>
       <w:tr>
+        <w:trPr>
+          <w:cantSplit/>
+        </w:trPr>
         <w:tc>
           <w:tcPr>
             <w:tcW w:type="dxa" w:w="2200"/>
             <w:tcMar>
-              <w:top w:w="80" w:type="dxa"/>
+              <w:top w:w="50" w:type="dxa"/>
               <w:start w:w="120" w:type="dxa"/>
-              <w:bottom w:w="80" w:type="dxa"/>
+              <w:bottom w:w="50" w:type="dxa"/>
               <w:end w:w="120" w:type="dxa"/>
             </w:tcMar>
             <w:vAlign w:val="center"/>
@@ -165,9 +171,9 @@
           <w:tcPr>
             <w:tcW w:type="dxa" w:w="7160"/>
             <w:tcMar>
-              <w:top w:w="80" w:type="dxa"/>
+              <w:top w:w="50" w:type="dxa"/>
               <w:start w:w="120" w:type="dxa"/>
-              <w:bottom w:w="80" w:type="dxa"/>
+              <w:bottom w:w="50" w:type="dxa"/>
               <w:end w:w="120" w:type="dxa"/>
             </w:tcMar>
             <w:vAlign w:val="center"/>
@@ -188,13 +194,16 @@
         </w:tc>
       </w:tr>
       <w:tr>
+        <w:trPr>
+          <w:cantSplit/>
+        </w:trPr>
         <w:tc>
           <w:tcPr>
             <w:tcW w:type="dxa" w:w="2200"/>
             <w:tcMar>
-              <w:top w:w="80" w:type="dxa"/>
+              <w:top w:w="50" w:type="dxa"/>
               <w:start w:w="120" w:type="dxa"/>
-              <w:bottom w:w="80" w:type="dxa"/>
+              <w:bottom w:w="50" w:type="dxa"/>
               <w:end w:w="120" w:type="dxa"/>
             </w:tcMar>
             <w:vAlign w:val="center"/>
@@ -219,9 +228,9 @@
           <w:tcPr>
             <w:tcW w:type="dxa" w:w="7160"/>
             <w:tcMar>
-              <w:top w:w="80" w:type="dxa"/>
+              <w:top w:w="50" w:type="dxa"/>
               <w:start w:w="120" w:type="dxa"/>
-              <w:bottom w:w="80" w:type="dxa"/>
+              <w:bottom w:w="50" w:type="dxa"/>
               <w:end w:w="120" w:type="dxa"/>
             </w:tcMar>
             <w:vAlign w:val="center"/>
@@ -242,13 +251,16 @@
         </w:tc>
       </w:tr>
       <w:tr>
+        <w:trPr>
+          <w:cantSplit/>
+        </w:trPr>
         <w:tc>
           <w:tcPr>
             <w:tcW w:type="dxa" w:w="2200"/>
             <w:tcMar>
-              <w:top w:w="80" w:type="dxa"/>
+              <w:top w:w="50" w:type="dxa"/>
               <w:start w:w="120" w:type="dxa"/>
-              <w:bottom w:w="80" w:type="dxa"/>
+              <w:bottom w:w="50" w:type="dxa"/>
               <w:end w:w="120" w:type="dxa"/>
             </w:tcMar>
             <w:vAlign w:val="center"/>
@@ -273,9 +285,9 @@
           <w:tcPr>
             <w:tcW w:type="dxa" w:w="7160"/>
             <w:tcMar>
-              <w:top w:w="80" w:type="dxa"/>
+              <w:top w:w="50" w:type="dxa"/>
               <w:start w:w="120" w:type="dxa"/>
-              <w:bottom w:w="80" w:type="dxa"/>
+              <w:bottom w:w="50" w:type="dxa"/>
               <w:end w:w="120" w:type="dxa"/>
             </w:tcMar>
             <w:vAlign w:val="center"/>
@@ -648,6 +660,20 @@
     </w:p>
     <w:p>
       <w:pPr>
+        <w:spacing w:after="40"/>
+        <w:ind w:left="648"/>
+      </w:pPr>
+      <w:r>
+        <w:rPr>
+          <w:rFonts w:ascii="Calibri" w:hAnsi="Calibri" w:eastAsia="Microsoft YaHei"/>
+          <w:color w:val="5B6571"/>
+          <w:sz w:val="19"/>
+        </w:rPr>
+        <w:t>5.4 单因子研究框架</w:t>
+      </w:r>
+    </w:p>
+    <w:p>
+      <w:pPr>
         <w:spacing w:after="80"/>
       </w:pPr>
       <w:r>
@@ -769,7 +795,7 @@
           <w:color w:val="5B6571"/>
           <w:sz w:val="19"/>
         </w:rPr>
-        <w:t>7.2 ML 结果</w:t>
+        <w:t>7.2 单因子诊断结果</w:t>
       </w:r>
     </w:p>
     <w:p>
@@ -783,7 +809,7 @@
           <w:color w:val="5B6571"/>
           <w:sz w:val="19"/>
         </w:rPr>
-        <w:t>7.3 线性真实快照回测</w:t>
+        <w:t>7.3 ML 结果</w:t>
       </w:r>
     </w:p>
     <w:p>
@@ -797,7 +823,21 @@
           <w:color w:val="5B6571"/>
           <w:sz w:val="19"/>
         </w:rPr>
-        <w:t>7.4 对结果的解释</w:t>
+        <w:t>7.4 线性真实快照回测</w:t>
+      </w:r>
+    </w:p>
+    <w:p>
+      <w:pPr>
+        <w:spacing w:after="40"/>
+        <w:ind w:left="648"/>
+      </w:pPr>
+      <w:r>
+        <w:rPr>
+          <w:rFonts w:ascii="Calibri" w:hAnsi="Calibri" w:eastAsia="Microsoft YaHei"/>
+          <w:color w:val="5B6571"/>
+          <w:sz w:val="19"/>
+        </w:rPr>
+        <w:t>7.5 对结果的解释</w:t>
       </w:r>
     </w:p>
     <w:p>
@@ -839,7 +879,7 @@
           <w:color w:val="5B6571"/>
           <w:sz w:val="19"/>
         </w:rPr>
-        <w:t>8.2 Model registry</w:t>
+        <w:t>8.2 Factor research</w:t>
       </w:r>
     </w:p>
     <w:p>
@@ -853,7 +893,7 @@
           <w:color w:val="5B6571"/>
           <w:sz w:val="19"/>
         </w:rPr>
-        <w:t>8.3 Backtest</w:t>
+        <w:t>8.3 Model registry</w:t>
       </w:r>
     </w:p>
     <w:p>
@@ -867,7 +907,21 @@
           <w:color w:val="5B6571"/>
           <w:sz w:val="19"/>
         </w:rPr>
-        <w:t>8.4 Methodology</w:t>
+        <w:t>8.4 Backtest</w:t>
+      </w:r>
+    </w:p>
+    <w:p>
+      <w:pPr>
+        <w:spacing w:after="40"/>
+        <w:ind w:left="648"/>
+      </w:pPr>
+      <w:r>
+        <w:rPr>
+          <w:rFonts w:ascii="Calibri" w:hAnsi="Calibri" w:eastAsia="Microsoft YaHei"/>
+          <w:color w:val="5B6571"/>
+          <w:sz w:val="19"/>
+        </w:rPr>
+        <w:t>8.5 Methodology</w:t>
       </w:r>
     </w:p>
     <w:p>
@@ -1596,7 +1650,7 @@
           <w:rFonts w:ascii="Calibri" w:hAnsi="Calibri" w:eastAsia="Microsoft YaHei"/>
           <w:sz w:val="22"/>
         </w:rPr>
-        <w:t>Streamlit 模型状态与研究回测页面。</w:t>
+        <w:t>生产级单因子诊断：IC/ICIR、五分组、换手、相关性与衰减。</w:t>
       </w:r>
     </w:p>
     <w:p>
@@ -1611,6 +1665,36 @@
           <w:rFonts w:ascii="Calibri" w:hAnsi="Calibri" w:eastAsia="Microsoft YaHei"/>
           <w:sz w:val="22"/>
         </w:rPr>
+        <w:t>Ridge 与 Gradient Boosting 原生特征重要性展示。</w:t>
+      </w:r>
+    </w:p>
+    <w:p>
+      <w:pPr>
+        <w:numPr>
+          <w:ilvl w:val="0"/>
+          <w:numId w:val="10"/>
+        </w:numPr>
+      </w:pPr>
+      <w:r>
+        <w:rPr>
+          <w:rFonts w:ascii="Calibri" w:hAnsi="Calibri" w:eastAsia="Microsoft YaHei"/>
+          <w:sz w:val="22"/>
+        </w:rPr>
+        <w:t>Streamlit 筛选、因子研究、模型状态与研究回测页面。</w:t>
+      </w:r>
+    </w:p>
+    <w:p>
+      <w:pPr>
+        <w:numPr>
+          <w:ilvl w:val="0"/>
+          <w:numId w:val="10"/>
+        </w:numPr>
+      </w:pPr>
+      <w:r>
+        <w:rPr>
+          <w:rFonts w:ascii="Calibri" w:hAnsi="Calibri" w:eastAsia="Microsoft YaHei"/>
+          <w:sz w:val="22"/>
+        </w:rPr>
         <w:t>Google Cloud Run、Cloud Run Job、Cloud SQL 和 Secret Manager 部署方案。</w:t>
       </w:r>
     </w:p>
@@ -1623,7 +1707,7 @@
           <w:rFonts w:ascii="Calibri" w:hAnsi="Calibri" w:eastAsia="Microsoft YaHei"/>
           <w:sz w:val="22"/>
         </w:rPr>
-        <w:t>最终云端演练给出了克制而重要的结果。截至 2026-06-13，Google Cloud 上已存储 60 个研究截面、90,000 条记录，其中 58 个截面具备完整未来收益标签，共 86,901 条训练样本。Gradient Boosting 的样本外平均 Rank IC 约为 0.0004，但平均 Top-Bottom Spread 为 -4.41%，未达到审批门槛，因此系统没有启用 ML 排序。</w:t>
+        <w:t>最终云端演练给出了克制而重要的结果。截至 2026-06-13，Google Cloud 上已存储 60 个研究截面、90,000 条记录，其中 58 个截面具备完整未来收益标签，共 86,901 条训练样本。15 个候选特征中没有任何一个同时达到 IC、ICIR、胜率和多空收益门槛。PB LF 最强，平均 Rank IC 为 0.0929，ICIR 为 0.4106，月均五分组多空收益为 1.35%；它具有经济意义，但稳定性仍未达到 ICIR 0.50 的严格门槛。Gradient Boosting 的样本外平均 Rank IC 约为 0.0004，但平均 Top-Bottom Spread 为 -4.41%，同样未达到审批门槛，因此生产默认仍保持线性排序。</w:t>
       </w:r>
     </w:p>
     <w:p>
@@ -1855,13 +1939,16 @@
         <w:gridCol w:w="4780"/>
       </w:tblGrid>
       <w:tr>
+        <w:trPr>
+          <w:cantSplit/>
+        </w:trPr>
         <w:tc>
           <w:tcPr>
             <w:tcW w:type="dxa" w:w="2200"/>
             <w:tcMar>
-              <w:top w:w="80" w:type="dxa"/>
+              <w:top w:w="50" w:type="dxa"/>
               <w:start w:w="120" w:type="dxa"/>
-              <w:bottom w:w="80" w:type="dxa"/>
+              <w:bottom w:w="50" w:type="dxa"/>
               <w:end w:w="120" w:type="dxa"/>
             </w:tcMar>
             <w:vAlign w:val="center"/>
@@ -1886,9 +1973,9 @@
           <w:tcPr>
             <w:tcW w:type="dxa" w:w="2380"/>
             <w:tcMar>
-              <w:top w:w="80" w:type="dxa"/>
+              <w:top w:w="50" w:type="dxa"/>
               <w:start w:w="120" w:type="dxa"/>
-              <w:bottom w:w="80" w:type="dxa"/>
+              <w:bottom w:w="50" w:type="dxa"/>
               <w:end w:w="120" w:type="dxa"/>
             </w:tcMar>
             <w:vAlign w:val="center"/>
@@ -1913,9 +2000,9 @@
           <w:tcPr>
             <w:tcW w:type="dxa" w:w="4780"/>
             <w:tcMar>
-              <w:top w:w="80" w:type="dxa"/>
+              <w:top w:w="50" w:type="dxa"/>
               <w:start w:w="120" w:type="dxa"/>
-              <w:bottom w:w="80" w:type="dxa"/>
+              <w:bottom w:w="50" w:type="dxa"/>
               <w:end w:w="120" w:type="dxa"/>
             </w:tcMar>
             <w:vAlign w:val="center"/>
@@ -1938,13 +2025,16 @@
         </w:tc>
       </w:tr>
       <w:tr>
+        <w:trPr>
+          <w:cantSplit/>
+        </w:trPr>
         <w:tc>
           <w:tcPr>
             <w:tcW w:type="dxa" w:w="2200"/>
             <w:tcMar>
-              <w:top w:w="80" w:type="dxa"/>
+              <w:top w:w="50" w:type="dxa"/>
               <w:start w:w="120" w:type="dxa"/>
-              <w:bottom w:w="80" w:type="dxa"/>
+              <w:bottom w:w="50" w:type="dxa"/>
               <w:end w:w="120" w:type="dxa"/>
             </w:tcMar>
             <w:vAlign w:val="center"/>
@@ -1967,9 +2057,9 @@
           <w:tcPr>
             <w:tcW w:type="dxa" w:w="2380"/>
             <w:tcMar>
-              <w:top w:w="80" w:type="dxa"/>
+              <w:top w:w="50" w:type="dxa"/>
               <w:start w:w="120" w:type="dxa"/>
-              <w:bottom w:w="80" w:type="dxa"/>
+              <w:bottom w:w="50" w:type="dxa"/>
               <w:end w:w="120" w:type="dxa"/>
             </w:tcMar>
             <w:vAlign w:val="center"/>
@@ -1992,9 +2082,9 @@
           <w:tcPr>
             <w:tcW w:type="dxa" w:w="4780"/>
             <w:tcMar>
-              <w:top w:w="80" w:type="dxa"/>
+              <w:top w:w="50" w:type="dxa"/>
               <w:start w:w="120" w:type="dxa"/>
-              <w:bottom w:w="80" w:type="dxa"/>
+              <w:bottom w:w="50" w:type="dxa"/>
               <w:end w:w="120" w:type="dxa"/>
             </w:tcMar>
             <w:vAlign w:val="center"/>
@@ -2015,13 +2105,16 @@
         </w:tc>
       </w:tr>
       <w:tr>
+        <w:trPr>
+          <w:cantSplit/>
+        </w:trPr>
         <w:tc>
           <w:tcPr>
             <w:tcW w:type="dxa" w:w="2200"/>
             <w:tcMar>
-              <w:top w:w="80" w:type="dxa"/>
+              <w:top w:w="50" w:type="dxa"/>
               <w:start w:w="120" w:type="dxa"/>
-              <w:bottom w:w="80" w:type="dxa"/>
+              <w:bottom w:w="50" w:type="dxa"/>
               <w:end w:w="120" w:type="dxa"/>
             </w:tcMar>
             <w:vAlign w:val="center"/>
@@ -2045,9 +2138,9 @@
           <w:tcPr>
             <w:tcW w:type="dxa" w:w="2380"/>
             <w:tcMar>
-              <w:top w:w="80" w:type="dxa"/>
+              <w:top w:w="50" w:type="dxa"/>
               <w:start w:w="120" w:type="dxa"/>
-              <w:bottom w:w="80" w:type="dxa"/>
+              <w:bottom w:w="50" w:type="dxa"/>
               <w:end w:w="120" w:type="dxa"/>
             </w:tcMar>
             <w:vAlign w:val="center"/>
@@ -2071,9 +2164,9 @@
           <w:tcPr>
             <w:tcW w:type="dxa" w:w="4780"/>
             <w:tcMar>
-              <w:top w:w="80" w:type="dxa"/>
+              <w:top w:w="50" w:type="dxa"/>
               <w:start w:w="120" w:type="dxa"/>
-              <w:bottom w:w="80" w:type="dxa"/>
+              <w:bottom w:w="50" w:type="dxa"/>
               <w:end w:w="120" w:type="dxa"/>
             </w:tcMar>
             <w:vAlign w:val="center"/>
@@ -2095,13 +2188,16 @@
         </w:tc>
       </w:tr>
       <w:tr>
+        <w:trPr>
+          <w:cantSplit/>
+        </w:trPr>
         <w:tc>
           <w:tcPr>
             <w:tcW w:type="dxa" w:w="2200"/>
             <w:tcMar>
-              <w:top w:w="80" w:type="dxa"/>
+              <w:top w:w="50" w:type="dxa"/>
               <w:start w:w="120" w:type="dxa"/>
-              <w:bottom w:w="80" w:type="dxa"/>
+              <w:bottom w:w="50" w:type="dxa"/>
               <w:end w:w="120" w:type="dxa"/>
             </w:tcMar>
             <w:vAlign w:val="center"/>
@@ -2124,9 +2220,9 @@
           <w:tcPr>
             <w:tcW w:type="dxa" w:w="2380"/>
             <w:tcMar>
-              <w:top w:w="80" w:type="dxa"/>
+              <w:top w:w="50" w:type="dxa"/>
               <w:start w:w="120" w:type="dxa"/>
-              <w:bottom w:w="80" w:type="dxa"/>
+              <w:bottom w:w="50" w:type="dxa"/>
               <w:end w:w="120" w:type="dxa"/>
             </w:tcMar>
             <w:vAlign w:val="center"/>
@@ -2149,9 +2245,9 @@
           <w:tcPr>
             <w:tcW w:type="dxa" w:w="4780"/>
             <w:tcMar>
-              <w:top w:w="80" w:type="dxa"/>
+              <w:top w:w="50" w:type="dxa"/>
               <w:start w:w="120" w:type="dxa"/>
-              <w:bottom w:w="80" w:type="dxa"/>
+              <w:bottom w:w="50" w:type="dxa"/>
               <w:end w:w="120" w:type="dxa"/>
             </w:tcMar>
             <w:vAlign w:val="center"/>
@@ -2172,13 +2268,16 @@
         </w:tc>
       </w:tr>
       <w:tr>
+        <w:trPr>
+          <w:cantSplit/>
+        </w:trPr>
         <w:tc>
           <w:tcPr>
             <w:tcW w:type="dxa" w:w="2200"/>
             <w:tcMar>
-              <w:top w:w="80" w:type="dxa"/>
+              <w:top w:w="50" w:type="dxa"/>
               <w:start w:w="120" w:type="dxa"/>
-              <w:bottom w:w="80" w:type="dxa"/>
+              <w:bottom w:w="50" w:type="dxa"/>
               <w:end w:w="120" w:type="dxa"/>
             </w:tcMar>
             <w:vAlign w:val="center"/>
@@ -2202,9 +2301,9 @@
           <w:tcPr>
             <w:tcW w:type="dxa" w:w="2380"/>
             <w:tcMar>
-              <w:top w:w="80" w:type="dxa"/>
+              <w:top w:w="50" w:type="dxa"/>
               <w:start w:w="120" w:type="dxa"/>
-              <w:bottom w:w="80" w:type="dxa"/>
+              <w:bottom w:w="50" w:type="dxa"/>
               <w:end w:w="120" w:type="dxa"/>
             </w:tcMar>
             <w:vAlign w:val="center"/>
@@ -2228,9 +2327,9 @@
           <w:tcPr>
             <w:tcW w:type="dxa" w:w="4780"/>
             <w:tcMar>
-              <w:top w:w="80" w:type="dxa"/>
+              <w:top w:w="50" w:type="dxa"/>
               <w:start w:w="120" w:type="dxa"/>
-              <w:bottom w:w="80" w:type="dxa"/>
+              <w:bottom w:w="50" w:type="dxa"/>
               <w:end w:w="120" w:type="dxa"/>
             </w:tcMar>
             <w:vAlign w:val="center"/>
@@ -3034,21 +3133,21 @@
         <w:br/>
         <w:t xml:space="preserve">              |                                            |</w:t>
         <w:br/>
-        <w:t xml:space="preserve">              |                           +----------------+----------------+</w:t>
+        <w:t xml:space="preserve">              |                   +-------+---------------+----------------+</w:t>
         <w:br/>
-        <w:t xml:space="preserve">              |                           |                                 |</w:t>
+        <w:t xml:space="preserve">              |                   |                       |                |</w:t>
         <w:br/>
-        <w:t xml:space="preserve">              |                           v                                 v</w:t>
+        <w:t xml:space="preserve">              |                   v                       v                v</w:t>
         <w:br/>
-        <w:t xml:space="preserve">              |                    真实线性基准回测                  Walk-forward ML</w:t>
+        <w:t xml:space="preserve">              |            单因子研究诊断          真实线性基准回测   Walk-forward ML</w:t>
         <w:br/>
-        <w:t xml:space="preserve">              |                                                             |</w:t>
+        <w:t xml:space="preserve">              |                                                           |</w:t>
         <w:br/>
-        <w:t xml:space="preserve">              |                                                     model_registry</w:t>
+        <w:t xml:space="preserve">              |                                                    model_registry</w:t>
         <w:br/>
-        <w:t xml:space="preserve">              |                                                             |</w:t>
+        <w:t xml:space="preserve">              |                                                           |</w:t>
         <w:br/>
-        <w:t xml:space="preserve">              +--------------------------+----------------------------------+</w:t>
+        <w:t xml:space="preserve">              +--------------------------+--------------------------------+</w:t>
         <w:br/>
         <w:t xml:space="preserve">                                         |</w:t>
         <w:br/>
@@ -3084,13 +3183,16 @@
         <w:gridCol w:w="4780"/>
       </w:tblGrid>
       <w:tr>
+        <w:trPr>
+          <w:cantSplit/>
+        </w:trPr>
         <w:tc>
           <w:tcPr>
             <w:tcW w:type="dxa" w:w="2200"/>
             <w:tcMar>
-              <w:top w:w="80" w:type="dxa"/>
+              <w:top w:w="50" w:type="dxa"/>
               <w:start w:w="120" w:type="dxa"/>
-              <w:bottom w:w="80" w:type="dxa"/>
+              <w:bottom w:w="50" w:type="dxa"/>
               <w:end w:w="120" w:type="dxa"/>
             </w:tcMar>
             <w:vAlign w:val="center"/>
@@ -3115,9 +3217,9 @@
           <w:tcPr>
             <w:tcW w:type="dxa" w:w="2380"/>
             <w:tcMar>
-              <w:top w:w="80" w:type="dxa"/>
+              <w:top w:w="50" w:type="dxa"/>
               <w:start w:w="120" w:type="dxa"/>
-              <w:bottom w:w="80" w:type="dxa"/>
+              <w:bottom w:w="50" w:type="dxa"/>
               <w:end w:w="120" w:type="dxa"/>
             </w:tcMar>
             <w:vAlign w:val="center"/>
@@ -3142,9 +3244,9 @@
           <w:tcPr>
             <w:tcW w:type="dxa" w:w="4780"/>
             <w:tcMar>
-              <w:top w:w="80" w:type="dxa"/>
+              <w:top w:w="50" w:type="dxa"/>
               <w:start w:w="120" w:type="dxa"/>
-              <w:bottom w:w="80" w:type="dxa"/>
+              <w:bottom w:w="50" w:type="dxa"/>
               <w:end w:w="120" w:type="dxa"/>
             </w:tcMar>
             <w:vAlign w:val="center"/>
@@ -3167,13 +3269,16 @@
         </w:tc>
       </w:tr>
       <w:tr>
+        <w:trPr>
+          <w:cantSplit/>
+        </w:trPr>
         <w:tc>
           <w:tcPr>
             <w:tcW w:type="dxa" w:w="2200"/>
             <w:tcMar>
-              <w:top w:w="80" w:type="dxa"/>
+              <w:top w:w="50" w:type="dxa"/>
               <w:start w:w="120" w:type="dxa"/>
-              <w:bottom w:w="80" w:type="dxa"/>
+              <w:bottom w:w="50" w:type="dxa"/>
               <w:end w:w="120" w:type="dxa"/>
             </w:tcMar>
             <w:vAlign w:val="center"/>
@@ -3196,9 +3301,9 @@
           <w:tcPr>
             <w:tcW w:type="dxa" w:w="2380"/>
             <w:tcMar>
-              <w:top w:w="80" w:type="dxa"/>
+              <w:top w:w="50" w:type="dxa"/>
               <w:start w:w="120" w:type="dxa"/>
-              <w:bottom w:w="80" w:type="dxa"/>
+              <w:bottom w:w="50" w:type="dxa"/>
               <w:end w:w="120" w:type="dxa"/>
             </w:tcMar>
             <w:vAlign w:val="center"/>
@@ -3221,9 +3326,9 @@
           <w:tcPr>
             <w:tcW w:type="dxa" w:w="4780"/>
             <w:tcMar>
-              <w:top w:w="80" w:type="dxa"/>
+              <w:top w:w="50" w:type="dxa"/>
               <w:start w:w="120" w:type="dxa"/>
-              <w:bottom w:w="80" w:type="dxa"/>
+              <w:bottom w:w="50" w:type="dxa"/>
               <w:end w:w="120" w:type="dxa"/>
             </w:tcMar>
             <w:vAlign w:val="center"/>
@@ -3244,13 +3349,16 @@
         </w:tc>
       </w:tr>
       <w:tr>
+        <w:trPr>
+          <w:cantSplit/>
+        </w:trPr>
         <w:tc>
           <w:tcPr>
             <w:tcW w:type="dxa" w:w="2200"/>
             <w:tcMar>
-              <w:top w:w="80" w:type="dxa"/>
+              <w:top w:w="50" w:type="dxa"/>
               <w:start w:w="120" w:type="dxa"/>
-              <w:bottom w:w="80" w:type="dxa"/>
+              <w:bottom w:w="50" w:type="dxa"/>
               <w:end w:w="120" w:type="dxa"/>
             </w:tcMar>
             <w:vAlign w:val="center"/>
@@ -3274,9 +3382,9 @@
           <w:tcPr>
             <w:tcW w:type="dxa" w:w="2380"/>
             <w:tcMar>
-              <w:top w:w="80" w:type="dxa"/>
+              <w:top w:w="50" w:type="dxa"/>
               <w:start w:w="120" w:type="dxa"/>
-              <w:bottom w:w="80" w:type="dxa"/>
+              <w:bottom w:w="50" w:type="dxa"/>
               <w:end w:w="120" w:type="dxa"/>
             </w:tcMar>
             <w:vAlign w:val="center"/>
@@ -3300,9 +3408,9 @@
           <w:tcPr>
             <w:tcW w:type="dxa" w:w="4780"/>
             <w:tcMar>
-              <w:top w:w="80" w:type="dxa"/>
+              <w:top w:w="50" w:type="dxa"/>
               <w:start w:w="120" w:type="dxa"/>
-              <w:bottom w:w="80" w:type="dxa"/>
+              <w:bottom w:w="50" w:type="dxa"/>
               <w:end w:w="120" w:type="dxa"/>
             </w:tcMar>
             <w:vAlign w:val="center"/>
@@ -3324,16 +3432,100 @@
         </w:tc>
       </w:tr>
       <w:tr>
+        <w:trPr>
+          <w:cantSplit/>
+        </w:trPr>
         <w:tc>
           <w:tcPr>
             <w:tcW w:type="dxa" w:w="2200"/>
             <w:tcMar>
-              <w:top w:w="80" w:type="dxa"/>
+              <w:top w:w="50" w:type="dxa"/>
               <w:start w:w="120" w:type="dxa"/>
-              <w:bottom w:w="80" w:type="dxa"/>
+              <w:bottom w:w="50" w:type="dxa"/>
               <w:end w:w="120" w:type="dxa"/>
             </w:tcMar>
             <w:vAlign w:val="center"/>
+          </w:tcPr>
+          <w:p>
+            <w:pPr>
+              <w:spacing w:after="0" w:line="264" w:lineRule="auto"/>
+            </w:pPr>
+            <w:r>
+              <w:rPr>
+                <w:rFonts w:ascii="Calibri" w:hAnsi="Calibri" w:eastAsia="Microsoft YaHei"/>
+                <w:b w:val="0"/>
+                <w:sz w:val="18"/>
+              </w:rPr>
+              <w:t>因子研究</w:t>
+            </w:r>
+          </w:p>
+        </w:tc>
+        <w:tc>
+          <w:tcPr>
+            <w:tcW w:type="dxa" w:w="2380"/>
+            <w:tcMar>
+              <w:top w:w="50" w:type="dxa"/>
+              <w:start w:w="120" w:type="dxa"/>
+              <w:bottom w:w="50" w:type="dxa"/>
+              <w:end w:w="120" w:type="dxa"/>
+            </w:tcMar>
+            <w:vAlign w:val="center"/>
+          </w:tcPr>
+          <w:p>
+            <w:pPr>
+              <w:spacing w:after="0" w:line="264" w:lineRule="auto"/>
+            </w:pPr>
+            <w:r>
+              <w:rPr>
+                <w:rFonts w:ascii="Calibri" w:hAnsi="Calibri" w:eastAsia="Microsoft YaHei"/>
+                <w:b w:val="0"/>
+                <w:sz w:val="18"/>
+              </w:rPr>
+              <w:t>`analytics/`</w:t>
+            </w:r>
+          </w:p>
+        </w:tc>
+        <w:tc>
+          <w:tcPr>
+            <w:tcW w:type="dxa" w:w="4780"/>
+            <w:tcMar>
+              <w:top w:w="50" w:type="dxa"/>
+              <w:start w:w="120" w:type="dxa"/>
+              <w:bottom w:w="50" w:type="dxa"/>
+              <w:end w:w="120" w:type="dxa"/>
+            </w:tcMar>
+            <w:vAlign w:val="center"/>
+          </w:tcPr>
+          <w:p>
+            <w:pPr>
+              <w:spacing w:after="0" w:line="264" w:lineRule="auto"/>
+            </w:pPr>
+            <w:r>
+              <w:rPr>
+                <w:rFonts w:ascii="Calibri" w:hAnsi="Calibri" w:eastAsia="Microsoft YaHei"/>
+                <w:b w:val="0"/>
+                <w:sz w:val="18"/>
+              </w:rPr>
+              <w:t>IC/ICIR、五分组、换手、相关矩阵、衰减与模型重要性</w:t>
+            </w:r>
+          </w:p>
+        </w:tc>
+      </w:tr>
+      <w:tr>
+        <w:trPr>
+          <w:cantSplit/>
+        </w:trPr>
+        <w:tc>
+          <w:tcPr>
+            <w:tcW w:type="dxa" w:w="2200"/>
+            <w:tcMar>
+              <w:top w:w="50" w:type="dxa"/>
+              <w:start w:w="120" w:type="dxa"/>
+              <w:bottom w:w="50" w:type="dxa"/>
+              <w:end w:w="120" w:type="dxa"/>
+            </w:tcMar>
+            <w:vAlign w:val="center"/>
+            <w:shd w:fill="F2F4F7"/>
           </w:tcPr>
           <w:p>
             <w:pPr>
@@ -3353,12 +3545,13 @@
           <w:tcPr>
             <w:tcW w:type="dxa" w:w="2380"/>
             <w:tcMar>
-              <w:top w:w="80" w:type="dxa"/>
+              <w:top w:w="50" w:type="dxa"/>
               <w:start w:w="120" w:type="dxa"/>
-              <w:bottom w:w="80" w:type="dxa"/>
+              <w:bottom w:w="50" w:type="dxa"/>
               <w:end w:w="120" w:type="dxa"/>
             </w:tcMar>
             <w:vAlign w:val="center"/>
+            <w:shd w:fill="F2F4F7"/>
           </w:tcPr>
           <w:p>
             <w:pPr>
@@ -3378,12 +3571,13 @@
           <w:tcPr>
             <w:tcW w:type="dxa" w:w="4780"/>
             <w:tcMar>
-              <w:top w:w="80" w:type="dxa"/>
+              <w:top w:w="50" w:type="dxa"/>
               <w:start w:w="120" w:type="dxa"/>
-              <w:bottom w:w="80" w:type="dxa"/>
+              <w:bottom w:w="50" w:type="dxa"/>
               <w:end w:w="120" w:type="dxa"/>
             </w:tcMar>
             <w:vAlign w:val="center"/>
+            <w:shd w:fill="F2F4F7"/>
           </w:tcPr>
           <w:p>
             <w:pPr>
@@ -3401,17 +3595,19 @@
         </w:tc>
       </w:tr>
       <w:tr>
+        <w:trPr>
+          <w:cantSplit/>
+        </w:trPr>
         <w:tc>
           <w:tcPr>
             <w:tcW w:type="dxa" w:w="2200"/>
             <w:tcMar>
-              <w:top w:w="80" w:type="dxa"/>
+              <w:top w:w="50" w:type="dxa"/>
               <w:start w:w="120" w:type="dxa"/>
-              <w:bottom w:w="80" w:type="dxa"/>
+              <w:bottom w:w="50" w:type="dxa"/>
               <w:end w:w="120" w:type="dxa"/>
             </w:tcMar>
             <w:vAlign w:val="center"/>
-            <w:shd w:fill="F2F4F7"/>
           </w:tcPr>
           <w:p>
             <w:pPr>
@@ -3431,13 +3627,12 @@
           <w:tcPr>
             <w:tcW w:type="dxa" w:w="2380"/>
             <w:tcMar>
-              <w:top w:w="80" w:type="dxa"/>
+              <w:top w:w="50" w:type="dxa"/>
               <w:start w:w="120" w:type="dxa"/>
-              <w:bottom w:w="80" w:type="dxa"/>
+              <w:bottom w:w="50" w:type="dxa"/>
               <w:end w:w="120" w:type="dxa"/>
             </w:tcMar>
             <w:vAlign w:val="center"/>
-            <w:shd w:fill="F2F4F7"/>
           </w:tcPr>
           <w:p>
             <w:pPr>
@@ -3457,13 +3652,12 @@
           <w:tcPr>
             <w:tcW w:type="dxa" w:w="4780"/>
             <w:tcMar>
-              <w:top w:w="80" w:type="dxa"/>
+              <w:top w:w="50" w:type="dxa"/>
               <w:start w:w="120" w:type="dxa"/>
-              <w:bottom w:w="80" w:type="dxa"/>
+              <w:bottom w:w="50" w:type="dxa"/>
               <w:end w:w="120" w:type="dxa"/>
             </w:tcMar>
             <w:vAlign w:val="center"/>
-            <w:shd w:fill="F2F4F7"/>
           </w:tcPr>
           <w:p>
             <w:pPr>
@@ -3481,16 +3675,20 @@
         </w:tc>
       </w:tr>
       <w:tr>
+        <w:trPr>
+          <w:cantSplit/>
+        </w:trPr>
         <w:tc>
           <w:tcPr>
             <w:tcW w:type="dxa" w:w="2200"/>
             <w:tcMar>
-              <w:top w:w="80" w:type="dxa"/>
+              <w:top w:w="50" w:type="dxa"/>
               <w:start w:w="120" w:type="dxa"/>
-              <w:bottom w:w="80" w:type="dxa"/>
+              <w:bottom w:w="50" w:type="dxa"/>
               <w:end w:w="120" w:type="dxa"/>
             </w:tcMar>
             <w:vAlign w:val="center"/>
+            <w:shd w:fill="F2F4F7"/>
           </w:tcPr>
           <w:p>
             <w:pPr>
@@ -3510,12 +3708,13 @@
           <w:tcPr>
             <w:tcW w:type="dxa" w:w="2380"/>
             <w:tcMar>
-              <w:top w:w="80" w:type="dxa"/>
+              <w:top w:w="50" w:type="dxa"/>
               <w:start w:w="120" w:type="dxa"/>
-              <w:bottom w:w="80" w:type="dxa"/>
+              <w:bottom w:w="50" w:type="dxa"/>
               <w:end w:w="120" w:type="dxa"/>
             </w:tcMar>
             <w:vAlign w:val="center"/>
+            <w:shd w:fill="F2F4F7"/>
           </w:tcPr>
           <w:p>
             <w:pPr>
@@ -3535,12 +3734,13 @@
           <w:tcPr>
             <w:tcW w:type="dxa" w:w="4780"/>
             <w:tcMar>
-              <w:top w:w="80" w:type="dxa"/>
+              <w:top w:w="50" w:type="dxa"/>
               <w:start w:w="120" w:type="dxa"/>
-              <w:bottom w:w="80" w:type="dxa"/>
+              <w:bottom w:w="50" w:type="dxa"/>
               <w:end w:w="120" w:type="dxa"/>
             </w:tcMar>
             <w:vAlign w:val="center"/>
+            <w:shd w:fill="F2F4F7"/>
           </w:tcPr>
           <w:p>
             <w:pPr>
@@ -3558,17 +3758,19 @@
         </w:tc>
       </w:tr>
       <w:tr>
+        <w:trPr>
+          <w:cantSplit/>
+        </w:trPr>
         <w:tc>
           <w:tcPr>
             <w:tcW w:type="dxa" w:w="2200"/>
             <w:tcMar>
-              <w:top w:w="80" w:type="dxa"/>
+              <w:top w:w="50" w:type="dxa"/>
               <w:start w:w="120" w:type="dxa"/>
-              <w:bottom w:w="80" w:type="dxa"/>
+              <w:bottom w:w="50" w:type="dxa"/>
               <w:end w:w="120" w:type="dxa"/>
             </w:tcMar>
             <w:vAlign w:val="center"/>
-            <w:shd w:fill="F2F4F7"/>
           </w:tcPr>
           <w:p>
             <w:pPr>
@@ -3588,13 +3790,12 @@
           <w:tcPr>
             <w:tcW w:type="dxa" w:w="2380"/>
             <w:tcMar>
-              <w:top w:w="80" w:type="dxa"/>
+              <w:top w:w="50" w:type="dxa"/>
               <w:start w:w="120" w:type="dxa"/>
-              <w:bottom w:w="80" w:type="dxa"/>
+              <w:bottom w:w="50" w:type="dxa"/>
               <w:end w:w="120" w:type="dxa"/>
             </w:tcMar>
             <w:vAlign w:val="center"/>
-            <w:shd w:fill="F2F4F7"/>
           </w:tcPr>
           <w:p>
             <w:pPr>
@@ -3614,13 +3815,12 @@
           <w:tcPr>
             <w:tcW w:type="dxa" w:w="4780"/>
             <w:tcMar>
-              <w:top w:w="80" w:type="dxa"/>
+              <w:top w:w="50" w:type="dxa"/>
               <w:start w:w="120" w:type="dxa"/>
-              <w:bottom w:w="80" w:type="dxa"/>
+              <w:bottom w:w="50" w:type="dxa"/>
               <w:end w:w="120" w:type="dxa"/>
             </w:tcMar>
             <w:vAlign w:val="center"/>
-            <w:shd w:fill="F2F4F7"/>
           </w:tcPr>
           <w:p>
             <w:pPr>
@@ -3638,16 +3838,20 @@
         </w:tc>
       </w:tr>
       <w:tr>
+        <w:trPr>
+          <w:cantSplit/>
+        </w:trPr>
         <w:tc>
           <w:tcPr>
             <w:tcW w:type="dxa" w:w="2200"/>
             <w:tcMar>
-              <w:top w:w="80" w:type="dxa"/>
+              <w:top w:w="50" w:type="dxa"/>
               <w:start w:w="120" w:type="dxa"/>
-              <w:bottom w:w="80" w:type="dxa"/>
+              <w:bottom w:w="50" w:type="dxa"/>
               <w:end w:w="120" w:type="dxa"/>
             </w:tcMar>
             <w:vAlign w:val="center"/>
+            <w:shd w:fill="F2F4F7"/>
           </w:tcPr>
           <w:p>
             <w:pPr>
@@ -3667,12 +3871,13 @@
           <w:tcPr>
             <w:tcW w:type="dxa" w:w="2380"/>
             <w:tcMar>
-              <w:top w:w="80" w:type="dxa"/>
+              <w:top w:w="50" w:type="dxa"/>
               <w:start w:w="120" w:type="dxa"/>
-              <w:bottom w:w="80" w:type="dxa"/>
+              <w:bottom w:w="50" w:type="dxa"/>
               <w:end w:w="120" w:type="dxa"/>
             </w:tcMar>
             <w:vAlign w:val="center"/>
+            <w:shd w:fill="F2F4F7"/>
           </w:tcPr>
           <w:p>
             <w:pPr>
@@ -3692,12 +3897,13 @@
           <w:tcPr>
             <w:tcW w:type="dxa" w:w="4780"/>
             <w:tcMar>
-              <w:top w:w="80" w:type="dxa"/>
+              <w:top w:w="50" w:type="dxa"/>
               <w:start w:w="120" w:type="dxa"/>
-              <w:bottom w:w="80" w:type="dxa"/>
+              <w:bottom w:w="50" w:type="dxa"/>
               <w:end w:w="120" w:type="dxa"/>
             </w:tcMar>
             <w:vAlign w:val="center"/>
+            <w:shd w:fill="F2F4F7"/>
           </w:tcPr>
           <w:p>
             <w:pPr>
@@ -3715,17 +3921,19 @@
         </w:tc>
       </w:tr>
       <w:tr>
+        <w:trPr>
+          <w:cantSplit/>
+        </w:trPr>
         <w:tc>
           <w:tcPr>
             <w:tcW w:type="dxa" w:w="2200"/>
             <w:tcMar>
-              <w:top w:w="80" w:type="dxa"/>
+              <w:top w:w="50" w:type="dxa"/>
               <w:start w:w="120" w:type="dxa"/>
-              <w:bottom w:w="80" w:type="dxa"/>
+              <w:bottom w:w="50" w:type="dxa"/>
               <w:end w:w="120" w:type="dxa"/>
             </w:tcMar>
             <w:vAlign w:val="center"/>
-            <w:shd w:fill="F2F4F7"/>
           </w:tcPr>
           <w:p>
             <w:pPr>
@@ -3745,13 +3953,12 @@
           <w:tcPr>
             <w:tcW w:type="dxa" w:w="2380"/>
             <w:tcMar>
-              <w:top w:w="80" w:type="dxa"/>
+              <w:top w:w="50" w:type="dxa"/>
               <w:start w:w="120" w:type="dxa"/>
-              <w:bottom w:w="80" w:type="dxa"/>
+              <w:bottom w:w="50" w:type="dxa"/>
               <w:end w:w="120" w:type="dxa"/>
             </w:tcMar>
             <w:vAlign w:val="center"/>
-            <w:shd w:fill="F2F4F7"/>
           </w:tcPr>
           <w:p>
             <w:pPr>
@@ -3771,13 +3978,12 @@
           <w:tcPr>
             <w:tcW w:type="dxa" w:w="4780"/>
             <w:tcMar>
-              <w:top w:w="80" w:type="dxa"/>
+              <w:top w:w="50" w:type="dxa"/>
               <w:start w:w="120" w:type="dxa"/>
-              <w:bottom w:w="80" w:type="dxa"/>
+              <w:bottom w:w="50" w:type="dxa"/>
               <w:end w:w="120" w:type="dxa"/>
             </w:tcMar>
             <w:vAlign w:val="center"/>
-            <w:shd w:fill="F2F4F7"/>
           </w:tcPr>
           <w:p>
             <w:pPr>
@@ -3789,22 +3995,26 @@
                 <w:b w:val="0"/>
                 <w:sz w:val="18"/>
               </w:rPr>
-              <w:t>选股、模型注册、回测、方法说明</w:t>
+              <w:t>选股、因子研究、模型注册、回测、方法说明</w:t>
             </w:r>
           </w:p>
         </w:tc>
       </w:tr>
       <w:tr>
+        <w:trPr>
+          <w:cantSplit/>
+        </w:trPr>
         <w:tc>
           <w:tcPr>
             <w:tcW w:type="dxa" w:w="2200"/>
             <w:tcMar>
-              <w:top w:w="80" w:type="dxa"/>
+              <w:top w:w="50" w:type="dxa"/>
               <w:start w:w="120" w:type="dxa"/>
-              <w:bottom w:w="80" w:type="dxa"/>
+              <w:bottom w:w="50" w:type="dxa"/>
               <w:end w:w="120" w:type="dxa"/>
             </w:tcMar>
             <w:vAlign w:val="center"/>
+            <w:shd w:fill="F2F4F7"/>
           </w:tcPr>
           <w:p>
             <w:pPr>
@@ -3824,12 +4034,13 @@
           <w:tcPr>
             <w:tcW w:type="dxa" w:w="2380"/>
             <w:tcMar>
-              <w:top w:w="80" w:type="dxa"/>
+              <w:top w:w="50" w:type="dxa"/>
               <w:start w:w="120" w:type="dxa"/>
-              <w:bottom w:w="80" w:type="dxa"/>
+              <w:bottom w:w="50" w:type="dxa"/>
               <w:end w:w="120" w:type="dxa"/>
             </w:tcMar>
             <w:vAlign w:val="center"/>
+            <w:shd w:fill="F2F4F7"/>
           </w:tcPr>
           <w:p>
             <w:pPr>
@@ -3849,12 +4060,13 @@
           <w:tcPr>
             <w:tcW w:type="dxa" w:w="4780"/>
             <w:tcMar>
-              <w:top w:w="80" w:type="dxa"/>
+              <w:top w:w="50" w:type="dxa"/>
               <w:start w:w="120" w:type="dxa"/>
-              <w:bottom w:w="80" w:type="dxa"/>
+              <w:bottom w:w="50" w:type="dxa"/>
               <w:end w:w="120" w:type="dxa"/>
             </w:tcMar>
             <w:vAlign w:val="center"/>
+            <w:shd w:fill="F2F4F7"/>
           </w:tcPr>
           <w:p>
             <w:pPr>
@@ -4121,13 +4333,16 @@
         <w:gridCol w:w="6560"/>
       </w:tblGrid>
       <w:tr>
+        <w:trPr>
+          <w:cantSplit/>
+        </w:trPr>
         <w:tc>
           <w:tcPr>
             <w:tcW w:type="dxa" w:w="2800"/>
             <w:tcMar>
-              <w:top w:w="80" w:type="dxa"/>
+              <w:top w:w="50" w:type="dxa"/>
               <w:start w:w="120" w:type="dxa"/>
-              <w:bottom w:w="80" w:type="dxa"/>
+              <w:bottom w:w="50" w:type="dxa"/>
               <w:end w:w="120" w:type="dxa"/>
             </w:tcMar>
             <w:vAlign w:val="center"/>
@@ -4152,9 +4367,9 @@
           <w:tcPr>
             <w:tcW w:type="dxa" w:w="6560"/>
             <w:tcMar>
-              <w:top w:w="80" w:type="dxa"/>
+              <w:top w:w="50" w:type="dxa"/>
               <w:start w:w="120" w:type="dxa"/>
-              <w:bottom w:w="80" w:type="dxa"/>
+              <w:bottom w:w="50" w:type="dxa"/>
               <w:end w:w="120" w:type="dxa"/>
             </w:tcMar>
             <w:vAlign w:val="center"/>
@@ -4177,13 +4392,16 @@
         </w:tc>
       </w:tr>
       <w:tr>
+        <w:trPr>
+          <w:cantSplit/>
+        </w:trPr>
         <w:tc>
           <w:tcPr>
             <w:tcW w:type="dxa" w:w="2800"/>
             <w:tcMar>
-              <w:top w:w="80" w:type="dxa"/>
+              <w:top w:w="50" w:type="dxa"/>
               <w:start w:w="120" w:type="dxa"/>
-              <w:bottom w:w="80" w:type="dxa"/>
+              <w:bottom w:w="50" w:type="dxa"/>
               <w:end w:w="120" w:type="dxa"/>
             </w:tcMar>
             <w:vAlign w:val="center"/>
@@ -4206,9 +4424,9 @@
           <w:tcPr>
             <w:tcW w:type="dxa" w:w="6560"/>
             <w:tcMar>
-              <w:top w:w="80" w:type="dxa"/>
+              <w:top w:w="50" w:type="dxa"/>
               <w:start w:w="120" w:type="dxa"/>
-              <w:bottom w:w="80" w:type="dxa"/>
+              <w:bottom w:w="50" w:type="dxa"/>
               <w:end w:w="120" w:type="dxa"/>
             </w:tcMar>
             <w:vAlign w:val="center"/>
@@ -4229,13 +4447,16 @@
         </w:tc>
       </w:tr>
       <w:tr>
+        <w:trPr>
+          <w:cantSplit/>
+        </w:trPr>
         <w:tc>
           <w:tcPr>
             <w:tcW w:type="dxa" w:w="2800"/>
             <w:tcMar>
-              <w:top w:w="80" w:type="dxa"/>
+              <w:top w:w="50" w:type="dxa"/>
               <w:start w:w="120" w:type="dxa"/>
-              <w:bottom w:w="80" w:type="dxa"/>
+              <w:bottom w:w="50" w:type="dxa"/>
               <w:end w:w="120" w:type="dxa"/>
             </w:tcMar>
             <w:vAlign w:val="center"/>
@@ -4259,9 +4480,9 @@
           <w:tcPr>
             <w:tcW w:type="dxa" w:w="6560"/>
             <w:tcMar>
-              <w:top w:w="80" w:type="dxa"/>
+              <w:top w:w="50" w:type="dxa"/>
               <w:start w:w="120" w:type="dxa"/>
-              <w:bottom w:w="80" w:type="dxa"/>
+              <w:bottom w:w="50" w:type="dxa"/>
               <w:end w:w="120" w:type="dxa"/>
             </w:tcMar>
             <w:vAlign w:val="center"/>
@@ -4283,13 +4504,16 @@
         </w:tc>
       </w:tr>
       <w:tr>
+        <w:trPr>
+          <w:cantSplit/>
+        </w:trPr>
         <w:tc>
           <w:tcPr>
             <w:tcW w:type="dxa" w:w="2800"/>
             <w:tcMar>
-              <w:top w:w="80" w:type="dxa"/>
+              <w:top w:w="50" w:type="dxa"/>
               <w:start w:w="120" w:type="dxa"/>
-              <w:bottom w:w="80" w:type="dxa"/>
+              <w:bottom w:w="50" w:type="dxa"/>
               <w:end w:w="120" w:type="dxa"/>
             </w:tcMar>
             <w:vAlign w:val="center"/>
@@ -4312,9 +4536,9 @@
           <w:tcPr>
             <w:tcW w:type="dxa" w:w="6560"/>
             <w:tcMar>
-              <w:top w:w="80" w:type="dxa"/>
+              <w:top w:w="50" w:type="dxa"/>
               <w:start w:w="120" w:type="dxa"/>
-              <w:bottom w:w="80" w:type="dxa"/>
+              <w:bottom w:w="50" w:type="dxa"/>
               <w:end w:w="120" w:type="dxa"/>
             </w:tcMar>
             <w:vAlign w:val="center"/>
@@ -4335,13 +4559,16 @@
         </w:tc>
       </w:tr>
       <w:tr>
+        <w:trPr>
+          <w:cantSplit/>
+        </w:trPr>
         <w:tc>
           <w:tcPr>
             <w:tcW w:type="dxa" w:w="2800"/>
             <w:tcMar>
-              <w:top w:w="80" w:type="dxa"/>
+              <w:top w:w="50" w:type="dxa"/>
               <w:start w:w="120" w:type="dxa"/>
-              <w:bottom w:w="80" w:type="dxa"/>
+              <w:bottom w:w="50" w:type="dxa"/>
               <w:end w:w="120" w:type="dxa"/>
             </w:tcMar>
             <w:vAlign w:val="center"/>
@@ -4365,9 +4592,9 @@
           <w:tcPr>
             <w:tcW w:type="dxa" w:w="6560"/>
             <w:tcMar>
-              <w:top w:w="80" w:type="dxa"/>
+              <w:top w:w="50" w:type="dxa"/>
               <w:start w:w="120" w:type="dxa"/>
-              <w:bottom w:w="80" w:type="dxa"/>
+              <w:bottom w:w="50" w:type="dxa"/>
               <w:end w:w="120" w:type="dxa"/>
             </w:tcMar>
             <w:vAlign w:val="center"/>
@@ -4813,7 +5040,20 @@
     </w:p>
     <w:p>
       <w:pPr>
+        <w:jc w:val="both"/>
+      </w:pPr>
+      <w:r>
+        <w:rPr>
+          <w:rFonts w:ascii="Calibri" w:hAnsi="Calibri" w:eastAsia="Microsoft YaHei"/>
+          <w:sz w:val="22"/>
+        </w:rPr>
+        <w:t>去极值默认沿用 1%/99% 分位数规则，同时新增可选 MAD 去极值。因子引擎还增加了基于对数市值的一元 OLS 残差化能力；由于现有历史库尚未完整保存可验证的月末市值字段，该能力目前作为显式可选项，而不是在历史结果中默认为已经完成市值中性化。</w:t>
+      </w:r>
+    </w:p>
+    <w:p>
+      <w:pPr>
         <w:pStyle w:val="Heading2"/>
+        <w:pageBreakBefore/>
       </w:pPr>
       <w:r>
         <w:t>5.2 政策权重</w:t>
@@ -4833,13 +5073,16 @@
         <w:gridCol w:w="6560"/>
       </w:tblGrid>
       <w:tr>
+        <w:trPr>
+          <w:cantSplit/>
+        </w:trPr>
         <w:tc>
           <w:tcPr>
             <w:tcW w:type="dxa" w:w="2800"/>
             <w:tcMar>
-              <w:top w:w="80" w:type="dxa"/>
+              <w:top w:w="50" w:type="dxa"/>
               <w:start w:w="120" w:type="dxa"/>
-              <w:bottom w:w="80" w:type="dxa"/>
+              <w:bottom w:w="50" w:type="dxa"/>
               <w:end w:w="120" w:type="dxa"/>
             </w:tcMar>
             <w:vAlign w:val="center"/>
@@ -4864,9 +5107,9 @@
           <w:tcPr>
             <w:tcW w:type="dxa" w:w="6560"/>
             <w:tcMar>
-              <w:top w:w="80" w:type="dxa"/>
+              <w:top w:w="50" w:type="dxa"/>
               <w:start w:w="120" w:type="dxa"/>
-              <w:bottom w:w="80" w:type="dxa"/>
+              <w:bottom w:w="50" w:type="dxa"/>
               <w:end w:w="120" w:type="dxa"/>
             </w:tcMar>
             <w:vAlign w:val="center"/>
@@ -4889,13 +5132,16 @@
         </w:tc>
       </w:tr>
       <w:tr>
+        <w:trPr>
+          <w:cantSplit/>
+        </w:trPr>
         <w:tc>
           <w:tcPr>
             <w:tcW w:type="dxa" w:w="2800"/>
             <w:tcMar>
-              <w:top w:w="80" w:type="dxa"/>
+              <w:top w:w="50" w:type="dxa"/>
               <w:start w:w="120" w:type="dxa"/>
-              <w:bottom w:w="80" w:type="dxa"/>
+              <w:bottom w:w="50" w:type="dxa"/>
               <w:end w:w="120" w:type="dxa"/>
             </w:tcMar>
             <w:vAlign w:val="center"/>
@@ -4918,9 +5164,9 @@
           <w:tcPr>
             <w:tcW w:type="dxa" w:w="6560"/>
             <w:tcMar>
-              <w:top w:w="80" w:type="dxa"/>
+              <w:top w:w="50" w:type="dxa"/>
               <w:start w:w="120" w:type="dxa"/>
-              <w:bottom w:w="80" w:type="dxa"/>
+              <w:bottom w:w="50" w:type="dxa"/>
               <w:end w:w="120" w:type="dxa"/>
             </w:tcMar>
             <w:vAlign w:val="center"/>
@@ -4941,13 +5187,16 @@
         </w:tc>
       </w:tr>
       <w:tr>
+        <w:trPr>
+          <w:cantSplit/>
+        </w:trPr>
         <w:tc>
           <w:tcPr>
             <w:tcW w:type="dxa" w:w="2800"/>
             <w:tcMar>
-              <w:top w:w="80" w:type="dxa"/>
+              <w:top w:w="50" w:type="dxa"/>
               <w:start w:w="120" w:type="dxa"/>
-              <w:bottom w:w="80" w:type="dxa"/>
+              <w:bottom w:w="50" w:type="dxa"/>
               <w:end w:w="120" w:type="dxa"/>
             </w:tcMar>
             <w:vAlign w:val="center"/>
@@ -4971,9 +5220,9 @@
           <w:tcPr>
             <w:tcW w:type="dxa" w:w="6560"/>
             <w:tcMar>
-              <w:top w:w="80" w:type="dxa"/>
+              <w:top w:w="50" w:type="dxa"/>
               <w:start w:w="120" w:type="dxa"/>
-              <w:bottom w:w="80" w:type="dxa"/>
+              <w:bottom w:w="50" w:type="dxa"/>
               <w:end w:w="120" w:type="dxa"/>
             </w:tcMar>
             <w:vAlign w:val="center"/>
@@ -4995,13 +5244,16 @@
         </w:tc>
       </w:tr>
       <w:tr>
+        <w:trPr>
+          <w:cantSplit/>
+        </w:trPr>
         <w:tc>
           <w:tcPr>
             <w:tcW w:type="dxa" w:w="2800"/>
             <w:tcMar>
-              <w:top w:w="80" w:type="dxa"/>
+              <w:top w:w="50" w:type="dxa"/>
               <w:start w:w="120" w:type="dxa"/>
-              <w:bottom w:w="80" w:type="dxa"/>
+              <w:bottom w:w="50" w:type="dxa"/>
               <w:end w:w="120" w:type="dxa"/>
             </w:tcMar>
             <w:vAlign w:val="center"/>
@@ -5024,9 +5276,9 @@
           <w:tcPr>
             <w:tcW w:type="dxa" w:w="6560"/>
             <w:tcMar>
-              <w:top w:w="80" w:type="dxa"/>
+              <w:top w:w="50" w:type="dxa"/>
               <w:start w:w="120" w:type="dxa"/>
-              <w:bottom w:w="80" w:type="dxa"/>
+              <w:bottom w:w="50" w:type="dxa"/>
               <w:end w:w="120" w:type="dxa"/>
             </w:tcMar>
             <w:vAlign w:val="center"/>
@@ -5047,13 +5299,16 @@
         </w:tc>
       </w:tr>
       <w:tr>
+        <w:trPr>
+          <w:cantSplit/>
+        </w:trPr>
         <w:tc>
           <w:tcPr>
             <w:tcW w:type="dxa" w:w="2800"/>
             <w:tcMar>
-              <w:top w:w="80" w:type="dxa"/>
+              <w:top w:w="50" w:type="dxa"/>
               <w:start w:w="120" w:type="dxa"/>
-              <w:bottom w:w="80" w:type="dxa"/>
+              <w:bottom w:w="50" w:type="dxa"/>
               <w:end w:w="120" w:type="dxa"/>
             </w:tcMar>
             <w:vAlign w:val="center"/>
@@ -5077,9 +5332,9 @@
           <w:tcPr>
             <w:tcW w:type="dxa" w:w="6560"/>
             <w:tcMar>
-              <w:top w:w="80" w:type="dxa"/>
+              <w:top w:w="50" w:type="dxa"/>
               <w:start w:w="120" w:type="dxa"/>
-              <w:bottom w:w="80" w:type="dxa"/>
+              <w:bottom w:w="50" w:type="dxa"/>
               <w:end w:w="120" w:type="dxa"/>
             </w:tcMar>
             <w:vAlign w:val="center"/>
@@ -5101,13 +5356,16 @@
         </w:tc>
       </w:tr>
       <w:tr>
+        <w:trPr>
+          <w:cantSplit/>
+        </w:trPr>
         <w:tc>
           <w:tcPr>
             <w:tcW w:type="dxa" w:w="2800"/>
             <w:tcMar>
-              <w:top w:w="80" w:type="dxa"/>
+              <w:top w:w="50" w:type="dxa"/>
               <w:start w:w="120" w:type="dxa"/>
-              <w:bottom w:w="80" w:type="dxa"/>
+              <w:bottom w:w="50" w:type="dxa"/>
               <w:end w:w="120" w:type="dxa"/>
             </w:tcMar>
             <w:vAlign w:val="center"/>
@@ -5130,9 +5388,9 @@
           <w:tcPr>
             <w:tcW w:type="dxa" w:w="6560"/>
             <w:tcMar>
-              <w:top w:w="80" w:type="dxa"/>
+              <w:top w:w="50" w:type="dxa"/>
               <w:start w:w="120" w:type="dxa"/>
-              <w:bottom w:w="80" w:type="dxa"/>
+              <w:bottom w:w="50" w:type="dxa"/>
               <w:end w:w="120" w:type="dxa"/>
             </w:tcMar>
             <w:vAlign w:val="center"/>
@@ -5240,6 +5498,149 @@
     </w:p>
     <w:p>
       <w:pPr>
+        <w:pStyle w:val="Heading2"/>
+      </w:pPr>
+      <w:r>
+        <w:t>5.4 单因子研究框架</w:t>
+      </w:r>
+    </w:p>
+    <w:p>
+      <w:pPr>
+        <w:jc w:val="both"/>
+      </w:pPr>
+      <w:r>
+        <w:rPr>
+          <w:rFonts w:ascii="Calibri" w:hAnsi="Calibri" w:eastAsia="Microsoft YaHei"/>
+          <w:sz w:val="22"/>
+        </w:rPr>
+        <w:t>每个可用特征在进入组合得分或机器学习模型之前，都可在同一套带标签月末快照上独立检验：</w:t>
+      </w:r>
+    </w:p>
+    <w:p>
+      <w:pPr>
+        <w:pStyle w:val="ListBullet"/>
+      </w:pPr>
+      <w:r>
+        <w:rPr>
+          <w:rFonts w:ascii="Calibri" w:hAnsi="Calibri" w:eastAsia="Microsoft YaHei"/>
+          <w:sz w:val="22"/>
+        </w:rPr>
+        <w:t>月度 Rank IC：因子排序与未来 20 个交易日收益的 Spearman 相关。</w:t>
+      </w:r>
+    </w:p>
+    <w:p>
+      <w:pPr>
+        <w:pStyle w:val="ListBullet"/>
+      </w:pPr>
+      <w:r>
+        <w:rPr>
+          <w:rFonts w:ascii="Calibri" w:hAnsi="Calibri" w:eastAsia="Microsoft YaHei"/>
+          <w:sz w:val="22"/>
+        </w:rPr>
+        <w:t>ICIR：月度 IC 均值除以真实月度 IC 标准差，而不是把均值本身误写成 ICIR。</w:t>
+      </w:r>
+    </w:p>
+    <w:p>
+      <w:pPr>
+        <w:pStyle w:val="ListBullet"/>
+      </w:pPr>
+      <w:r>
+        <w:rPr>
+          <w:rFonts w:ascii="Calibri" w:hAnsi="Calibri" w:eastAsia="Microsoft YaHei"/>
+          <w:sz w:val="22"/>
+        </w:rPr>
+        <w:t>正 IC 比例：观察信号方向在不同月份是否一致。</w:t>
+      </w:r>
+    </w:p>
+    <w:p>
+      <w:pPr>
+        <w:pStyle w:val="ListBullet"/>
+      </w:pPr>
+      <w:r>
+        <w:rPr>
+          <w:rFonts w:ascii="Calibri" w:hAnsi="Calibri" w:eastAsia="Microsoft YaHei"/>
+          <w:sz w:val="22"/>
+        </w:rPr>
+        <w:t>五分组收益：比较 Q1 至 Q5，并计算 Q5-Q1 月度多空收益与年化结果。</w:t>
+      </w:r>
+    </w:p>
+    <w:p>
+      <w:pPr>
+        <w:pStyle w:val="ListBullet"/>
+      </w:pPr>
+      <w:r>
+        <w:rPr>
+          <w:rFonts w:ascii="Calibri" w:hAnsi="Calibri" w:eastAsia="Microsoft YaHei"/>
+          <w:sz w:val="22"/>
+        </w:rPr>
+        <w:t>单调性：检查五组平均收益是否按因子排序方向递增。</w:t>
+      </w:r>
+    </w:p>
+    <w:p>
+      <w:pPr>
+        <w:pStyle w:val="ListBullet"/>
+      </w:pPr>
+      <w:r>
+        <w:rPr>
+          <w:rFonts w:ascii="Calibri" w:hAnsi="Calibri" w:eastAsia="Microsoft YaHei"/>
+          <w:sz w:val="22"/>
+        </w:rPr>
+        <w:t xml:space="preserve">换手代理：使用相邻月份横截面秩相关，定义为 </w:t>
+      </w:r>
+      <w:r>
+        <w:rPr>
+          <w:rFonts w:ascii="Consolas" w:hAnsi="Consolas" w:eastAsia="Microsoft YaHei"/>
+          <w:color w:val="16344E"/>
+          <w:sz w:val="20"/>
+        </w:rPr>
+        <w:t>1 - rank_autocorrelation</w:t>
+      </w:r>
+      <w:r>
+        <w:rPr>
+          <w:rFonts w:ascii="Calibri" w:hAnsi="Calibri" w:eastAsia="Microsoft YaHei"/>
+          <w:sz w:val="22"/>
+        </w:rPr>
+        <w:t>。</w:t>
+      </w:r>
+    </w:p>
+    <w:p>
+      <w:pPr>
+        <w:pStyle w:val="ListBullet"/>
+      </w:pPr>
+      <w:r>
+        <w:rPr>
+          <w:rFonts w:ascii="Calibri" w:hAnsi="Calibri" w:eastAsia="Microsoft YaHei"/>
+          <w:sz w:val="22"/>
+        </w:rPr>
+        <w:t>因子相关矩阵：计算每个月的横截面 Spearman 相关后再取平均，识别重复信息。</w:t>
+      </w:r>
+    </w:p>
+    <w:p>
+      <w:pPr>
+        <w:pStyle w:val="ListBullet"/>
+      </w:pPr>
+      <w:r>
+        <w:rPr>
+          <w:rFonts w:ascii="Calibri" w:hAnsi="Calibri" w:eastAsia="Microsoft YaHei"/>
+          <w:sz w:val="22"/>
+        </w:rPr>
+        <w:t>衰减曲线：将当前因子与未来第 0 至第 6 个月的收益标签配对，观察信号持续时间。</w:t>
+      </w:r>
+    </w:p>
+    <w:p>
+      <w:pPr>
+        <w:jc w:val="both"/>
+      </w:pPr>
+      <w:r>
+        <w:rPr>
+          <w:rFonts w:ascii="Calibri" w:hAnsi="Calibri" w:eastAsia="Microsoft YaHei"/>
+          <w:sz w:val="22"/>
+        </w:rPr>
+        <w:t>当前严格通过规则要求：平均 IC 大于 0.03、ICIR 大于 0.50、正 IC 比例大于 55%，且 Q5-Q1 收益为正。规则故意偏保守，目标是阻止短样本中偶然为正的因子被过早认定为有效。</w:t>
+      </w:r>
+    </w:p>
+    <w:p>
+      <w:pPr>
         <w:pStyle w:val="Heading1"/>
       </w:pPr>
       <w:r>
@@ -5549,7 +5950,22 @@
           <w:rFonts w:ascii="Calibri" w:hAnsi="Calibri" w:eastAsia="Microsoft YaHei"/>
           <w:sz w:val="22"/>
         </w:rPr>
-        <w:t>。实时页面只允许加载批准模型。</w:t>
+        <w:t xml:space="preserve">。生产默认只加载批准模型；独立的 </w:t>
+      </w:r>
+      <w:r>
+        <w:rPr>
+          <w:rFonts w:ascii="Consolas" w:hAnsi="Consolas" w:eastAsia="Microsoft YaHei"/>
+          <w:color w:val="16344E"/>
+          <w:sz w:val="20"/>
+        </w:rPr>
+        <w:t>Experimental ML candidate</w:t>
+      </w:r>
+      <w:r>
+        <w:rPr>
+          <w:rFonts w:ascii="Calibri" w:hAnsi="Calibri" w:eastAsia="Microsoft YaHei"/>
+          <w:sz w:val="22"/>
+        </w:rPr>
+        <w:t xml:space="preserve"> 模式允许研究人员显式运行最新候选模型，并在页面上同时展示其未通过的验证指标，避免把实验结果误认为生产批准。</w:t>
       </w:r>
     </w:p>
     <w:p>
@@ -5654,13 +6070,16 @@
         <w:gridCol w:w="6560"/>
       </w:tblGrid>
       <w:tr>
+        <w:trPr>
+          <w:cantSplit/>
+        </w:trPr>
         <w:tc>
           <w:tcPr>
             <w:tcW w:type="dxa" w:w="2800"/>
             <w:tcMar>
-              <w:top w:w="80" w:type="dxa"/>
+              <w:top w:w="50" w:type="dxa"/>
               <w:start w:w="120" w:type="dxa"/>
-              <w:bottom w:w="80" w:type="dxa"/>
+              <w:bottom w:w="50" w:type="dxa"/>
               <w:end w:w="120" w:type="dxa"/>
             </w:tcMar>
             <w:vAlign w:val="center"/>
@@ -5685,9 +6104,9 @@
           <w:tcPr>
             <w:tcW w:type="dxa" w:w="6560"/>
             <w:tcMar>
-              <w:top w:w="80" w:type="dxa"/>
+              <w:top w:w="50" w:type="dxa"/>
               <w:start w:w="120" w:type="dxa"/>
-              <w:bottom w:w="80" w:type="dxa"/>
+              <w:bottom w:w="50" w:type="dxa"/>
               <w:end w:w="120" w:type="dxa"/>
             </w:tcMar>
             <w:vAlign w:val="center"/>
@@ -5710,13 +6129,16 @@
         </w:tc>
       </w:tr>
       <w:tr>
+        <w:trPr>
+          <w:cantSplit/>
+        </w:trPr>
         <w:tc>
           <w:tcPr>
             <w:tcW w:type="dxa" w:w="2800"/>
             <w:tcMar>
-              <w:top w:w="80" w:type="dxa"/>
+              <w:top w:w="50" w:type="dxa"/>
               <w:start w:w="120" w:type="dxa"/>
-              <w:bottom w:w="80" w:type="dxa"/>
+              <w:bottom w:w="50" w:type="dxa"/>
               <w:end w:w="120" w:type="dxa"/>
             </w:tcMar>
             <w:vAlign w:val="center"/>
@@ -5739,9 +6161,9 @@
           <w:tcPr>
             <w:tcW w:type="dxa" w:w="6560"/>
             <w:tcMar>
-              <w:top w:w="80" w:type="dxa"/>
+              <w:top w:w="50" w:type="dxa"/>
               <w:start w:w="120" w:type="dxa"/>
-              <w:bottom w:w="80" w:type="dxa"/>
+              <w:bottom w:w="50" w:type="dxa"/>
               <w:end w:w="120" w:type="dxa"/>
             </w:tcMar>
             <w:vAlign w:val="center"/>
@@ -5762,13 +6184,16 @@
         </w:tc>
       </w:tr>
       <w:tr>
+        <w:trPr>
+          <w:cantSplit/>
+        </w:trPr>
         <w:tc>
           <w:tcPr>
             <w:tcW w:type="dxa" w:w="2800"/>
             <w:tcMar>
-              <w:top w:w="80" w:type="dxa"/>
+              <w:top w:w="50" w:type="dxa"/>
               <w:start w:w="120" w:type="dxa"/>
-              <w:bottom w:w="80" w:type="dxa"/>
+              <w:bottom w:w="50" w:type="dxa"/>
               <w:end w:w="120" w:type="dxa"/>
             </w:tcMar>
             <w:vAlign w:val="center"/>
@@ -5792,9 +6217,9 @@
           <w:tcPr>
             <w:tcW w:type="dxa" w:w="6560"/>
             <w:tcMar>
-              <w:top w:w="80" w:type="dxa"/>
+              <w:top w:w="50" w:type="dxa"/>
               <w:start w:w="120" w:type="dxa"/>
-              <w:bottom w:w="80" w:type="dxa"/>
+              <w:bottom w:w="50" w:type="dxa"/>
               <w:end w:w="120" w:type="dxa"/>
             </w:tcMar>
             <w:vAlign w:val="center"/>
@@ -5816,13 +6241,16 @@
         </w:tc>
       </w:tr>
       <w:tr>
+        <w:trPr>
+          <w:cantSplit/>
+        </w:trPr>
         <w:tc>
           <w:tcPr>
             <w:tcW w:type="dxa" w:w="2800"/>
             <w:tcMar>
-              <w:top w:w="80" w:type="dxa"/>
+              <w:top w:w="50" w:type="dxa"/>
               <w:start w:w="120" w:type="dxa"/>
-              <w:bottom w:w="80" w:type="dxa"/>
+              <w:bottom w:w="50" w:type="dxa"/>
               <w:end w:w="120" w:type="dxa"/>
             </w:tcMar>
             <w:vAlign w:val="center"/>
@@ -5845,9 +6273,9 @@
           <w:tcPr>
             <w:tcW w:type="dxa" w:w="6560"/>
             <w:tcMar>
-              <w:top w:w="80" w:type="dxa"/>
+              <w:top w:w="50" w:type="dxa"/>
               <w:start w:w="120" w:type="dxa"/>
-              <w:bottom w:w="80" w:type="dxa"/>
+              <w:bottom w:w="50" w:type="dxa"/>
               <w:end w:w="120" w:type="dxa"/>
             </w:tcMar>
             <w:vAlign w:val="center"/>
@@ -5868,13 +6296,16 @@
         </w:tc>
       </w:tr>
       <w:tr>
+        <w:trPr>
+          <w:cantSplit/>
+        </w:trPr>
         <w:tc>
           <w:tcPr>
             <w:tcW w:type="dxa" w:w="2800"/>
             <w:tcMar>
-              <w:top w:w="80" w:type="dxa"/>
+              <w:top w:w="50" w:type="dxa"/>
               <w:start w:w="120" w:type="dxa"/>
-              <w:bottom w:w="80" w:type="dxa"/>
+              <w:bottom w:w="50" w:type="dxa"/>
               <w:end w:w="120" w:type="dxa"/>
             </w:tcMar>
             <w:vAlign w:val="center"/>
@@ -5898,9 +6329,9 @@
           <w:tcPr>
             <w:tcW w:type="dxa" w:w="6560"/>
             <w:tcMar>
-              <w:top w:w="80" w:type="dxa"/>
+              <w:top w:w="50" w:type="dxa"/>
               <w:start w:w="120" w:type="dxa"/>
-              <w:bottom w:w="80" w:type="dxa"/>
+              <w:bottom w:w="50" w:type="dxa"/>
               <w:end w:w="120" w:type="dxa"/>
             </w:tcMar>
             <w:vAlign w:val="center"/>
@@ -5922,13 +6353,16 @@
         </w:tc>
       </w:tr>
       <w:tr>
+        <w:trPr>
+          <w:cantSplit/>
+        </w:trPr>
         <w:tc>
           <w:tcPr>
             <w:tcW w:type="dxa" w:w="2800"/>
             <w:tcMar>
-              <w:top w:w="80" w:type="dxa"/>
+              <w:top w:w="50" w:type="dxa"/>
               <w:start w:w="120" w:type="dxa"/>
-              <w:bottom w:w="80" w:type="dxa"/>
+              <w:bottom w:w="50" w:type="dxa"/>
               <w:end w:w="120" w:type="dxa"/>
             </w:tcMar>
             <w:vAlign w:val="center"/>
@@ -5951,9 +6385,9 @@
           <w:tcPr>
             <w:tcW w:type="dxa" w:w="6560"/>
             <w:tcMar>
-              <w:top w:w="80" w:type="dxa"/>
+              <w:top w:w="50" w:type="dxa"/>
               <w:start w:w="120" w:type="dxa"/>
-              <w:bottom w:w="80" w:type="dxa"/>
+              <w:bottom w:w="50" w:type="dxa"/>
               <w:end w:w="120" w:type="dxa"/>
             </w:tcMar>
             <w:vAlign w:val="center"/>
@@ -5974,13 +6408,16 @@
         </w:tc>
       </w:tr>
       <w:tr>
+        <w:trPr>
+          <w:cantSplit/>
+        </w:trPr>
         <w:tc>
           <w:tcPr>
             <w:tcW w:type="dxa" w:w="2800"/>
             <w:tcMar>
-              <w:top w:w="80" w:type="dxa"/>
+              <w:top w:w="50" w:type="dxa"/>
               <w:start w:w="120" w:type="dxa"/>
-              <w:bottom w:w="80" w:type="dxa"/>
+              <w:bottom w:w="50" w:type="dxa"/>
               <w:end w:w="120" w:type="dxa"/>
             </w:tcMar>
             <w:vAlign w:val="center"/>
@@ -6004,9 +6441,9 @@
           <w:tcPr>
             <w:tcW w:type="dxa" w:w="6560"/>
             <w:tcMar>
-              <w:top w:w="80" w:type="dxa"/>
+              <w:top w:w="50" w:type="dxa"/>
               <w:start w:w="120" w:type="dxa"/>
-              <w:bottom w:w="80" w:type="dxa"/>
+              <w:bottom w:w="50" w:type="dxa"/>
               <w:end w:w="120" w:type="dxa"/>
             </w:tcMar>
             <w:vAlign w:val="center"/>
@@ -6028,13 +6465,16 @@
         </w:tc>
       </w:tr>
       <w:tr>
+        <w:trPr>
+          <w:cantSplit/>
+        </w:trPr>
         <w:tc>
           <w:tcPr>
             <w:tcW w:type="dxa" w:w="2800"/>
             <w:tcMar>
-              <w:top w:w="80" w:type="dxa"/>
+              <w:top w:w="50" w:type="dxa"/>
               <w:start w:w="120" w:type="dxa"/>
-              <w:bottom w:w="80" w:type="dxa"/>
+              <w:bottom w:w="50" w:type="dxa"/>
               <w:end w:w="120" w:type="dxa"/>
             </w:tcMar>
             <w:vAlign w:val="center"/>
@@ -6057,9 +6497,9 @@
           <w:tcPr>
             <w:tcW w:type="dxa" w:w="6560"/>
             <w:tcMar>
-              <w:top w:w="80" w:type="dxa"/>
+              <w:top w:w="50" w:type="dxa"/>
               <w:start w:w="120" w:type="dxa"/>
-              <w:bottom w:w="80" w:type="dxa"/>
+              <w:bottom w:w="50" w:type="dxa"/>
               <w:end w:w="120" w:type="dxa"/>
             </w:tcMar>
             <w:vAlign w:val="center"/>
@@ -6090,7 +6530,1430 @@
         <w:pStyle w:val="Heading2"/>
       </w:pPr>
       <w:r>
-        <w:t>7.2 ML 结果</w:t>
+        <w:t>7.2 单因子诊断结果</w:t>
+      </w:r>
+    </w:p>
+    <w:p>
+      <w:pPr>
+        <w:jc w:val="both"/>
+      </w:pPr>
+      <w:r>
+        <w:rPr>
+          <w:rFonts w:ascii="Calibri" w:hAnsi="Calibri" w:eastAsia="Microsoft YaHei"/>
+          <w:sz w:val="22"/>
+        </w:rPr>
+        <w:t>2026-06-13 的 Cloud Run 审计覆盖 15 个模型特征、58 个有标签月份和 86,901 条股票月度记录。严格门槛下通过数量为 0。</w:t>
+      </w:r>
+    </w:p>
+    <w:tbl>
+      <w:tblPr>
+        <w:tblStyle w:val="TableGrid"/>
+        <w:tblW w:type="dxa" w:w="9360"/>
+        <w:jc w:val="center"/>
+        <w:tblLayout w:type="fixed"/>
+        <w:tblLook w:firstColumn="1" w:firstRow="1" w:lastColumn="0" w:lastRow="0" w:noHBand="0" w:noVBand="1" w:val="04A0"/>
+        <w:tblInd w:w="120" w:type="dxa"/>
+      </w:tblPr>
+      <w:tblGrid>
+        <w:gridCol w:w="1337"/>
+        <w:gridCol w:w="1337"/>
+        <w:gridCol w:w="1337"/>
+        <w:gridCol w:w="1337"/>
+        <w:gridCol w:w="1337"/>
+        <w:gridCol w:w="1337"/>
+        <w:gridCol w:w="1338"/>
+      </w:tblGrid>
+      <w:tr>
+        <w:trPr>
+          <w:cantSplit/>
+        </w:trPr>
+        <w:tc>
+          <w:tcPr>
+            <w:tcW w:type="dxa" w:w="1337"/>
+            <w:tcMar>
+              <w:top w:w="50" w:type="dxa"/>
+              <w:start w:w="120" w:type="dxa"/>
+              <w:bottom w:w="50" w:type="dxa"/>
+              <w:end w:w="120" w:type="dxa"/>
+            </w:tcMar>
+            <w:vAlign w:val="center"/>
+            <w:shd w:fill="E8EEF5"/>
+          </w:tcPr>
+          <w:p>
+            <w:pPr>
+              <w:spacing w:after="0" w:line="264" w:lineRule="auto"/>
+            </w:pPr>
+            <w:r>
+              <w:rPr>
+                <w:rFonts w:ascii="Calibri" w:hAnsi="Calibri" w:eastAsia="Microsoft YaHei"/>
+                <w:b/>
+                <w:color w:val="16344E"/>
+                <w:sz w:val="18"/>
+              </w:rPr>
+              <w:t>因子</w:t>
+            </w:r>
+          </w:p>
+        </w:tc>
+        <w:tc>
+          <w:tcPr>
+            <w:tcW w:type="dxa" w:w="1337"/>
+            <w:tcMar>
+              <w:top w:w="50" w:type="dxa"/>
+              <w:start w:w="120" w:type="dxa"/>
+              <w:bottom w:w="50" w:type="dxa"/>
+              <w:end w:w="120" w:type="dxa"/>
+            </w:tcMar>
+            <w:vAlign w:val="center"/>
+            <w:shd w:fill="E8EEF5"/>
+          </w:tcPr>
+          <w:p>
+            <w:pPr>
+              <w:spacing w:after="0" w:line="264" w:lineRule="auto"/>
+            </w:pPr>
+            <w:r>
+              <w:rPr>
+                <w:rFonts w:ascii="Calibri" w:hAnsi="Calibri" w:eastAsia="Microsoft YaHei"/>
+                <w:b/>
+                <w:color w:val="16344E"/>
+                <w:sz w:val="18"/>
+              </w:rPr>
+              <w:t>平均 Rank IC</w:t>
+            </w:r>
+          </w:p>
+        </w:tc>
+        <w:tc>
+          <w:tcPr>
+            <w:tcW w:type="dxa" w:w="1337"/>
+            <w:tcMar>
+              <w:top w:w="50" w:type="dxa"/>
+              <w:start w:w="120" w:type="dxa"/>
+              <w:bottom w:w="50" w:type="dxa"/>
+              <w:end w:w="120" w:type="dxa"/>
+            </w:tcMar>
+            <w:vAlign w:val="center"/>
+            <w:shd w:fill="E8EEF5"/>
+          </w:tcPr>
+          <w:p>
+            <w:pPr>
+              <w:spacing w:after="0" w:line="264" w:lineRule="auto"/>
+            </w:pPr>
+            <w:r>
+              <w:rPr>
+                <w:rFonts w:ascii="Calibri" w:hAnsi="Calibri" w:eastAsia="Microsoft YaHei"/>
+                <w:b/>
+                <w:color w:val="16344E"/>
+                <w:sz w:val="18"/>
+              </w:rPr>
+              <w:t>ICIR</w:t>
+            </w:r>
+          </w:p>
+        </w:tc>
+        <w:tc>
+          <w:tcPr>
+            <w:tcW w:type="dxa" w:w="1337"/>
+            <w:tcMar>
+              <w:top w:w="50" w:type="dxa"/>
+              <w:start w:w="120" w:type="dxa"/>
+              <w:bottom w:w="50" w:type="dxa"/>
+              <w:end w:w="120" w:type="dxa"/>
+            </w:tcMar>
+            <w:vAlign w:val="center"/>
+            <w:shd w:fill="E8EEF5"/>
+          </w:tcPr>
+          <w:p>
+            <w:pPr>
+              <w:spacing w:after="0" w:line="264" w:lineRule="auto"/>
+            </w:pPr>
+            <w:r>
+              <w:rPr>
+                <w:rFonts w:ascii="Calibri" w:hAnsi="Calibri" w:eastAsia="Microsoft YaHei"/>
+                <w:b/>
+                <w:color w:val="16344E"/>
+                <w:sz w:val="18"/>
+              </w:rPr>
+              <w:t>正 IC 比例</w:t>
+            </w:r>
+          </w:p>
+        </w:tc>
+        <w:tc>
+          <w:tcPr>
+            <w:tcW w:type="dxa" w:w="1337"/>
+            <w:tcMar>
+              <w:top w:w="50" w:type="dxa"/>
+              <w:start w:w="120" w:type="dxa"/>
+              <w:bottom w:w="50" w:type="dxa"/>
+              <w:end w:w="120" w:type="dxa"/>
+            </w:tcMar>
+            <w:vAlign w:val="center"/>
+            <w:shd w:fill="E8EEF5"/>
+          </w:tcPr>
+          <w:p>
+            <w:pPr>
+              <w:spacing w:after="0" w:line="264" w:lineRule="auto"/>
+            </w:pPr>
+            <w:r>
+              <w:rPr>
+                <w:rFonts w:ascii="Calibri" w:hAnsi="Calibri" w:eastAsia="Microsoft YaHei"/>
+                <w:b/>
+                <w:color w:val="16344E"/>
+                <w:sz w:val="18"/>
+              </w:rPr>
+              <w:t>月均 Q5-Q1</w:t>
+            </w:r>
+          </w:p>
+        </w:tc>
+        <w:tc>
+          <w:tcPr>
+            <w:tcW w:type="dxa" w:w="1337"/>
+            <w:tcMar>
+              <w:top w:w="50" w:type="dxa"/>
+              <w:start w:w="120" w:type="dxa"/>
+              <w:bottom w:w="50" w:type="dxa"/>
+              <w:end w:w="120" w:type="dxa"/>
+            </w:tcMar>
+            <w:vAlign w:val="center"/>
+            <w:shd w:fill="E8EEF5"/>
+          </w:tcPr>
+          <w:p>
+            <w:pPr>
+              <w:spacing w:after="0" w:line="264" w:lineRule="auto"/>
+            </w:pPr>
+            <w:r>
+              <w:rPr>
+                <w:rFonts w:ascii="Calibri" w:hAnsi="Calibri" w:eastAsia="Microsoft YaHei"/>
+                <w:b/>
+                <w:color w:val="16344E"/>
+                <w:sz w:val="18"/>
+              </w:rPr>
+              <w:t>年化多空</w:t>
+            </w:r>
+          </w:p>
+        </w:tc>
+        <w:tc>
+          <w:tcPr>
+            <w:tcW w:type="dxa" w:w="1338"/>
+            <w:tcMar>
+              <w:top w:w="50" w:type="dxa"/>
+              <w:start w:w="120" w:type="dxa"/>
+              <w:bottom w:w="50" w:type="dxa"/>
+              <w:end w:w="120" w:type="dxa"/>
+            </w:tcMar>
+            <w:vAlign w:val="center"/>
+            <w:shd w:fill="E8EEF5"/>
+          </w:tcPr>
+          <w:p>
+            <w:pPr>
+              <w:spacing w:after="0" w:line="264" w:lineRule="auto"/>
+            </w:pPr>
+            <w:r>
+              <w:rPr>
+                <w:rFonts w:ascii="Calibri" w:hAnsi="Calibri" w:eastAsia="Microsoft YaHei"/>
+                <w:b/>
+                <w:color w:val="16344E"/>
+                <w:sz w:val="18"/>
+              </w:rPr>
+              <w:t>结论</w:t>
+            </w:r>
+          </w:p>
+        </w:tc>
+      </w:tr>
+      <w:tr>
+        <w:trPr>
+          <w:cantSplit/>
+        </w:trPr>
+        <w:tc>
+          <w:tcPr>
+            <w:tcW w:type="dxa" w:w="1337"/>
+            <w:tcMar>
+              <w:top w:w="50" w:type="dxa"/>
+              <w:start w:w="120" w:type="dxa"/>
+              <w:bottom w:w="50" w:type="dxa"/>
+              <w:end w:w="120" w:type="dxa"/>
+            </w:tcMar>
+            <w:vAlign w:val="center"/>
+          </w:tcPr>
+          <w:p>
+            <w:pPr>
+              <w:spacing w:after="0" w:line="264" w:lineRule="auto"/>
+            </w:pPr>
+            <w:r>
+              <w:rPr>
+                <w:rFonts w:ascii="Calibri" w:hAnsi="Calibri" w:eastAsia="Microsoft YaHei"/>
+                <w:b w:val="0"/>
+                <w:sz w:val="18"/>
+              </w:rPr>
+              <w:t>PB LF</w:t>
+            </w:r>
+          </w:p>
+        </w:tc>
+        <w:tc>
+          <w:tcPr>
+            <w:tcW w:type="dxa" w:w="1337"/>
+            <w:tcMar>
+              <w:top w:w="50" w:type="dxa"/>
+              <w:start w:w="120" w:type="dxa"/>
+              <w:bottom w:w="50" w:type="dxa"/>
+              <w:end w:w="120" w:type="dxa"/>
+            </w:tcMar>
+            <w:vAlign w:val="center"/>
+          </w:tcPr>
+          <w:p>
+            <w:pPr>
+              <w:spacing w:after="0" w:line="264" w:lineRule="auto"/>
+            </w:pPr>
+            <w:r>
+              <w:rPr>
+                <w:rFonts w:ascii="Calibri" w:hAnsi="Calibri" w:eastAsia="Microsoft YaHei"/>
+                <w:b w:val="0"/>
+                <w:sz w:val="18"/>
+              </w:rPr>
+              <w:t>0.0929</w:t>
+            </w:r>
+          </w:p>
+        </w:tc>
+        <w:tc>
+          <w:tcPr>
+            <w:tcW w:type="dxa" w:w="1337"/>
+            <w:tcMar>
+              <w:top w:w="50" w:type="dxa"/>
+              <w:start w:w="120" w:type="dxa"/>
+              <w:bottom w:w="50" w:type="dxa"/>
+              <w:end w:w="120" w:type="dxa"/>
+            </w:tcMar>
+            <w:vAlign w:val="center"/>
+          </w:tcPr>
+          <w:p>
+            <w:pPr>
+              <w:spacing w:after="0" w:line="264" w:lineRule="auto"/>
+            </w:pPr>
+            <w:r>
+              <w:rPr>
+                <w:rFonts w:ascii="Calibri" w:hAnsi="Calibri" w:eastAsia="Microsoft YaHei"/>
+                <w:b w:val="0"/>
+                <w:sz w:val="18"/>
+              </w:rPr>
+              <w:t>0.4106</w:t>
+            </w:r>
+          </w:p>
+        </w:tc>
+        <w:tc>
+          <w:tcPr>
+            <w:tcW w:type="dxa" w:w="1337"/>
+            <w:tcMar>
+              <w:top w:w="50" w:type="dxa"/>
+              <w:start w:w="120" w:type="dxa"/>
+              <w:bottom w:w="50" w:type="dxa"/>
+              <w:end w:w="120" w:type="dxa"/>
+            </w:tcMar>
+            <w:vAlign w:val="center"/>
+          </w:tcPr>
+          <w:p>
+            <w:pPr>
+              <w:spacing w:after="0" w:line="264" w:lineRule="auto"/>
+            </w:pPr>
+            <w:r>
+              <w:rPr>
+                <w:rFonts w:ascii="Calibri" w:hAnsi="Calibri" w:eastAsia="Microsoft YaHei"/>
+                <w:b w:val="0"/>
+                <w:sz w:val="18"/>
+              </w:rPr>
+              <w:t>60.3%</w:t>
+            </w:r>
+          </w:p>
+        </w:tc>
+        <w:tc>
+          <w:tcPr>
+            <w:tcW w:type="dxa" w:w="1337"/>
+            <w:tcMar>
+              <w:top w:w="50" w:type="dxa"/>
+              <w:start w:w="120" w:type="dxa"/>
+              <w:bottom w:w="50" w:type="dxa"/>
+              <w:end w:w="120" w:type="dxa"/>
+            </w:tcMar>
+            <w:vAlign w:val="center"/>
+          </w:tcPr>
+          <w:p>
+            <w:pPr>
+              <w:spacing w:after="0" w:line="264" w:lineRule="auto"/>
+            </w:pPr>
+            <w:r>
+              <w:rPr>
+                <w:rFonts w:ascii="Calibri" w:hAnsi="Calibri" w:eastAsia="Microsoft YaHei"/>
+                <w:b w:val="0"/>
+                <w:sz w:val="18"/>
+              </w:rPr>
+              <w:t>1.35%</w:t>
+            </w:r>
+          </w:p>
+        </w:tc>
+        <w:tc>
+          <w:tcPr>
+            <w:tcW w:type="dxa" w:w="1337"/>
+            <w:tcMar>
+              <w:top w:w="50" w:type="dxa"/>
+              <w:start w:w="120" w:type="dxa"/>
+              <w:bottom w:w="50" w:type="dxa"/>
+              <w:end w:w="120" w:type="dxa"/>
+            </w:tcMar>
+            <w:vAlign w:val="center"/>
+          </w:tcPr>
+          <w:p>
+            <w:pPr>
+              <w:spacing w:after="0" w:line="264" w:lineRule="auto"/>
+            </w:pPr>
+            <w:r>
+              <w:rPr>
+                <w:rFonts w:ascii="Calibri" w:hAnsi="Calibri" w:eastAsia="Microsoft YaHei"/>
+                <w:b w:val="0"/>
+                <w:sz w:val="18"/>
+              </w:rPr>
+              <w:t>14.25%</w:t>
+            </w:r>
+          </w:p>
+        </w:tc>
+        <w:tc>
+          <w:tcPr>
+            <w:tcW w:type="dxa" w:w="1338"/>
+            <w:tcMar>
+              <w:top w:w="50" w:type="dxa"/>
+              <w:start w:w="120" w:type="dxa"/>
+              <w:bottom w:w="50" w:type="dxa"/>
+              <w:end w:w="120" w:type="dxa"/>
+            </w:tcMar>
+            <w:vAlign w:val="center"/>
+          </w:tcPr>
+          <w:p>
+            <w:pPr>
+              <w:spacing w:after="0" w:line="264" w:lineRule="auto"/>
+            </w:pPr>
+            <w:r>
+              <w:rPr>
+                <w:rFonts w:ascii="Calibri" w:hAnsi="Calibri" w:eastAsia="Microsoft YaHei"/>
+                <w:b w:val="0"/>
+                <w:sz w:val="18"/>
+              </w:rPr>
+              <w:t>最强，但稳定性未达门槛</w:t>
+            </w:r>
+          </w:p>
+        </w:tc>
+      </w:tr>
+      <w:tr>
+        <w:trPr>
+          <w:cantSplit/>
+        </w:trPr>
+        <w:tc>
+          <w:tcPr>
+            <w:tcW w:type="dxa" w:w="1337"/>
+            <w:tcMar>
+              <w:top w:w="50" w:type="dxa"/>
+              <w:start w:w="120" w:type="dxa"/>
+              <w:bottom w:w="50" w:type="dxa"/>
+              <w:end w:w="120" w:type="dxa"/>
+            </w:tcMar>
+            <w:vAlign w:val="center"/>
+            <w:shd w:fill="F2F4F7"/>
+          </w:tcPr>
+          <w:p>
+            <w:pPr>
+              <w:spacing w:after="0" w:line="264" w:lineRule="auto"/>
+            </w:pPr>
+            <w:r>
+              <w:rPr>
+                <w:rFonts w:ascii="Calibri" w:hAnsi="Calibri" w:eastAsia="Microsoft YaHei"/>
+                <w:b w:val="0"/>
+                <w:sz w:val="18"/>
+              </w:rPr>
+              <w:t>Value score</w:t>
+            </w:r>
+          </w:p>
+        </w:tc>
+        <w:tc>
+          <w:tcPr>
+            <w:tcW w:type="dxa" w:w="1337"/>
+            <w:tcMar>
+              <w:top w:w="50" w:type="dxa"/>
+              <w:start w:w="120" w:type="dxa"/>
+              <w:bottom w:w="50" w:type="dxa"/>
+              <w:end w:w="120" w:type="dxa"/>
+            </w:tcMar>
+            <w:vAlign w:val="center"/>
+            <w:shd w:fill="F2F4F7"/>
+          </w:tcPr>
+          <w:p>
+            <w:pPr>
+              <w:spacing w:after="0" w:line="264" w:lineRule="auto"/>
+            </w:pPr>
+            <w:r>
+              <w:rPr>
+                <w:rFonts w:ascii="Calibri" w:hAnsi="Calibri" w:eastAsia="Microsoft YaHei"/>
+                <w:b w:val="0"/>
+                <w:sz w:val="18"/>
+              </w:rPr>
+              <w:t>0.0791</w:t>
+            </w:r>
+          </w:p>
+        </w:tc>
+        <w:tc>
+          <w:tcPr>
+            <w:tcW w:type="dxa" w:w="1337"/>
+            <w:tcMar>
+              <w:top w:w="50" w:type="dxa"/>
+              <w:start w:w="120" w:type="dxa"/>
+              <w:bottom w:w="50" w:type="dxa"/>
+              <w:end w:w="120" w:type="dxa"/>
+            </w:tcMar>
+            <w:vAlign w:val="center"/>
+            <w:shd w:fill="F2F4F7"/>
+          </w:tcPr>
+          <w:p>
+            <w:pPr>
+              <w:spacing w:after="0" w:line="264" w:lineRule="auto"/>
+            </w:pPr>
+            <w:r>
+              <w:rPr>
+                <w:rFonts w:ascii="Calibri" w:hAnsi="Calibri" w:eastAsia="Microsoft YaHei"/>
+                <w:b w:val="0"/>
+                <w:sz w:val="18"/>
+              </w:rPr>
+              <w:t>0.3253</w:t>
+            </w:r>
+          </w:p>
+        </w:tc>
+        <w:tc>
+          <w:tcPr>
+            <w:tcW w:type="dxa" w:w="1337"/>
+            <w:tcMar>
+              <w:top w:w="50" w:type="dxa"/>
+              <w:start w:w="120" w:type="dxa"/>
+              <w:bottom w:w="50" w:type="dxa"/>
+              <w:end w:w="120" w:type="dxa"/>
+            </w:tcMar>
+            <w:vAlign w:val="center"/>
+            <w:shd w:fill="F2F4F7"/>
+          </w:tcPr>
+          <w:p>
+            <w:pPr>
+              <w:spacing w:after="0" w:line="264" w:lineRule="auto"/>
+            </w:pPr>
+            <w:r>
+              <w:rPr>
+                <w:rFonts w:ascii="Calibri" w:hAnsi="Calibri" w:eastAsia="Microsoft YaHei"/>
+                <w:b w:val="0"/>
+                <w:sz w:val="18"/>
+              </w:rPr>
+              <w:t>62.1%</w:t>
+            </w:r>
+          </w:p>
+        </w:tc>
+        <w:tc>
+          <w:tcPr>
+            <w:tcW w:type="dxa" w:w="1337"/>
+            <w:tcMar>
+              <w:top w:w="50" w:type="dxa"/>
+              <w:start w:w="120" w:type="dxa"/>
+              <w:bottom w:w="50" w:type="dxa"/>
+              <w:end w:w="120" w:type="dxa"/>
+            </w:tcMar>
+            <w:vAlign w:val="center"/>
+            <w:shd w:fill="F2F4F7"/>
+          </w:tcPr>
+          <w:p>
+            <w:pPr>
+              <w:spacing w:after="0" w:line="264" w:lineRule="auto"/>
+            </w:pPr>
+            <w:r>
+              <w:rPr>
+                <w:rFonts w:ascii="Calibri" w:hAnsi="Calibri" w:eastAsia="Microsoft YaHei"/>
+                <w:b w:val="0"/>
+                <w:sz w:val="18"/>
+              </w:rPr>
+              <w:t>0.85%</w:t>
+            </w:r>
+          </w:p>
+        </w:tc>
+        <w:tc>
+          <w:tcPr>
+            <w:tcW w:type="dxa" w:w="1337"/>
+            <w:tcMar>
+              <w:top w:w="50" w:type="dxa"/>
+              <w:start w:w="120" w:type="dxa"/>
+              <w:bottom w:w="50" w:type="dxa"/>
+              <w:end w:w="120" w:type="dxa"/>
+            </w:tcMar>
+            <w:vAlign w:val="center"/>
+            <w:shd w:fill="F2F4F7"/>
+          </w:tcPr>
+          <w:p>
+            <w:pPr>
+              <w:spacing w:after="0" w:line="264" w:lineRule="auto"/>
+            </w:pPr>
+            <w:r>
+              <w:rPr>
+                <w:rFonts w:ascii="Calibri" w:hAnsi="Calibri" w:eastAsia="Microsoft YaHei"/>
+                <w:b w:val="0"/>
+                <w:sz w:val="18"/>
+              </w:rPr>
+              <w:t>6.96%</w:t>
+            </w:r>
+          </w:p>
+        </w:tc>
+        <w:tc>
+          <w:tcPr>
+            <w:tcW w:type="dxa" w:w="1338"/>
+            <w:tcMar>
+              <w:top w:w="50" w:type="dxa"/>
+              <w:start w:w="120" w:type="dxa"/>
+              <w:bottom w:w="50" w:type="dxa"/>
+              <w:end w:w="120" w:type="dxa"/>
+            </w:tcMar>
+            <w:vAlign w:val="center"/>
+            <w:shd w:fill="F2F4F7"/>
+          </w:tcPr>
+          <w:p>
+            <w:pPr>
+              <w:spacing w:after="0" w:line="264" w:lineRule="auto"/>
+            </w:pPr>
+            <w:r>
+              <w:rPr>
+                <w:rFonts w:ascii="Calibri" w:hAnsi="Calibri" w:eastAsia="Microsoft YaHei"/>
+                <w:b w:val="0"/>
+                <w:sz w:val="18"/>
+              </w:rPr>
+              <w:t>方向有效，波动较大</w:t>
+            </w:r>
+          </w:p>
+        </w:tc>
+      </w:tr>
+      <w:tr>
+        <w:trPr>
+          <w:cantSplit/>
+        </w:trPr>
+        <w:tc>
+          <w:tcPr>
+            <w:tcW w:type="dxa" w:w="1337"/>
+            <w:tcMar>
+              <w:top w:w="50" w:type="dxa"/>
+              <w:start w:w="120" w:type="dxa"/>
+              <w:bottom w:w="50" w:type="dxa"/>
+              <w:end w:w="120" w:type="dxa"/>
+            </w:tcMar>
+            <w:vAlign w:val="center"/>
+          </w:tcPr>
+          <w:p>
+            <w:pPr>
+              <w:spacing w:after="0" w:line="264" w:lineRule="auto"/>
+            </w:pPr>
+            <w:r>
+              <w:rPr>
+                <w:rFonts w:ascii="Calibri" w:hAnsi="Calibri" w:eastAsia="Microsoft YaHei"/>
+                <w:b w:val="0"/>
+                <w:sz w:val="18"/>
+              </w:rPr>
+              <w:t>PS TTM</w:t>
+            </w:r>
+          </w:p>
+        </w:tc>
+        <w:tc>
+          <w:tcPr>
+            <w:tcW w:type="dxa" w:w="1337"/>
+            <w:tcMar>
+              <w:top w:w="50" w:type="dxa"/>
+              <w:start w:w="120" w:type="dxa"/>
+              <w:bottom w:w="50" w:type="dxa"/>
+              <w:end w:w="120" w:type="dxa"/>
+            </w:tcMar>
+            <w:vAlign w:val="center"/>
+          </w:tcPr>
+          <w:p>
+            <w:pPr>
+              <w:spacing w:after="0" w:line="264" w:lineRule="auto"/>
+            </w:pPr>
+            <w:r>
+              <w:rPr>
+                <w:rFonts w:ascii="Calibri" w:hAnsi="Calibri" w:eastAsia="Microsoft YaHei"/>
+                <w:b w:val="0"/>
+                <w:sz w:val="18"/>
+              </w:rPr>
+              <w:t>0.0637</w:t>
+            </w:r>
+          </w:p>
+        </w:tc>
+        <w:tc>
+          <w:tcPr>
+            <w:tcW w:type="dxa" w:w="1337"/>
+            <w:tcMar>
+              <w:top w:w="50" w:type="dxa"/>
+              <w:start w:w="120" w:type="dxa"/>
+              <w:bottom w:w="50" w:type="dxa"/>
+              <w:end w:w="120" w:type="dxa"/>
+            </w:tcMar>
+            <w:vAlign w:val="center"/>
+          </w:tcPr>
+          <w:p>
+            <w:pPr>
+              <w:spacing w:after="0" w:line="264" w:lineRule="auto"/>
+            </w:pPr>
+            <w:r>
+              <w:rPr>
+                <w:rFonts w:ascii="Calibri" w:hAnsi="Calibri" w:eastAsia="Microsoft YaHei"/>
+                <w:b w:val="0"/>
+                <w:sz w:val="18"/>
+              </w:rPr>
+              <w:t>0.3698</w:t>
+            </w:r>
+          </w:p>
+        </w:tc>
+        <w:tc>
+          <w:tcPr>
+            <w:tcW w:type="dxa" w:w="1337"/>
+            <w:tcMar>
+              <w:top w:w="50" w:type="dxa"/>
+              <w:start w:w="120" w:type="dxa"/>
+              <w:bottom w:w="50" w:type="dxa"/>
+              <w:end w:w="120" w:type="dxa"/>
+            </w:tcMar>
+            <w:vAlign w:val="center"/>
+          </w:tcPr>
+          <w:p>
+            <w:pPr>
+              <w:spacing w:after="0" w:line="264" w:lineRule="auto"/>
+            </w:pPr>
+            <w:r>
+              <w:rPr>
+                <w:rFonts w:ascii="Calibri" w:hAnsi="Calibri" w:eastAsia="Microsoft YaHei"/>
+                <w:b w:val="0"/>
+                <w:sz w:val="18"/>
+              </w:rPr>
+              <w:t>62.1%</w:t>
+            </w:r>
+          </w:p>
+        </w:tc>
+        <w:tc>
+          <w:tcPr>
+            <w:tcW w:type="dxa" w:w="1337"/>
+            <w:tcMar>
+              <w:top w:w="50" w:type="dxa"/>
+              <w:start w:w="120" w:type="dxa"/>
+              <w:bottom w:w="50" w:type="dxa"/>
+              <w:end w:w="120" w:type="dxa"/>
+            </w:tcMar>
+            <w:vAlign w:val="center"/>
+          </w:tcPr>
+          <w:p>
+            <w:pPr>
+              <w:spacing w:after="0" w:line="264" w:lineRule="auto"/>
+            </w:pPr>
+            <w:r>
+              <w:rPr>
+                <w:rFonts w:ascii="Calibri" w:hAnsi="Calibri" w:eastAsia="Microsoft YaHei"/>
+                <w:b w:val="0"/>
+                <w:sz w:val="18"/>
+              </w:rPr>
+              <w:t>1.08%</w:t>
+            </w:r>
+          </w:p>
+        </w:tc>
+        <w:tc>
+          <w:tcPr>
+            <w:tcW w:type="dxa" w:w="1337"/>
+            <w:tcMar>
+              <w:top w:w="50" w:type="dxa"/>
+              <w:start w:w="120" w:type="dxa"/>
+              <w:bottom w:w="50" w:type="dxa"/>
+              <w:end w:w="120" w:type="dxa"/>
+            </w:tcMar>
+            <w:vAlign w:val="center"/>
+          </w:tcPr>
+          <w:p>
+            <w:pPr>
+              <w:spacing w:after="0" w:line="264" w:lineRule="auto"/>
+            </w:pPr>
+            <w:r>
+              <w:rPr>
+                <w:rFonts w:ascii="Calibri" w:hAnsi="Calibri" w:eastAsia="Microsoft YaHei"/>
+                <w:b w:val="0"/>
+                <w:sz w:val="18"/>
+              </w:rPr>
+              <w:t>11.86%</w:t>
+            </w:r>
+          </w:p>
+        </w:tc>
+        <w:tc>
+          <w:tcPr>
+            <w:tcW w:type="dxa" w:w="1338"/>
+            <w:tcMar>
+              <w:top w:w="50" w:type="dxa"/>
+              <w:start w:w="120" w:type="dxa"/>
+              <w:bottom w:w="50" w:type="dxa"/>
+              <w:end w:w="120" w:type="dxa"/>
+            </w:tcMar>
+            <w:vAlign w:val="center"/>
+          </w:tcPr>
+          <w:p>
+            <w:pPr>
+              <w:spacing w:after="0" w:line="264" w:lineRule="auto"/>
+            </w:pPr>
+            <w:r>
+              <w:rPr>
+                <w:rFonts w:ascii="Calibri" w:hAnsi="Calibri" w:eastAsia="Microsoft YaHei"/>
+                <w:b w:val="0"/>
+                <w:sz w:val="18"/>
+              </w:rPr>
+              <w:t>经济收益为正，ICIR不足</w:t>
+            </w:r>
+          </w:p>
+        </w:tc>
+      </w:tr>
+      <w:tr>
+        <w:trPr>
+          <w:cantSplit/>
+        </w:trPr>
+        <w:tc>
+          <w:tcPr>
+            <w:tcW w:type="dxa" w:w="1337"/>
+            <w:tcMar>
+              <w:top w:w="50" w:type="dxa"/>
+              <w:start w:w="120" w:type="dxa"/>
+              <w:bottom w:w="50" w:type="dxa"/>
+              <w:end w:w="120" w:type="dxa"/>
+            </w:tcMar>
+            <w:vAlign w:val="center"/>
+            <w:shd w:fill="F2F4F7"/>
+          </w:tcPr>
+          <w:p>
+            <w:pPr>
+              <w:spacing w:after="0" w:line="264" w:lineRule="auto"/>
+            </w:pPr>
+            <w:r>
+              <w:rPr>
+                <w:rFonts w:ascii="Calibri" w:hAnsi="Calibri" w:eastAsia="Microsoft YaHei"/>
+                <w:b w:val="0"/>
+                <w:sz w:val="18"/>
+              </w:rPr>
+              <w:t>PE TTM</w:t>
+            </w:r>
+          </w:p>
+        </w:tc>
+        <w:tc>
+          <w:tcPr>
+            <w:tcW w:type="dxa" w:w="1337"/>
+            <w:tcMar>
+              <w:top w:w="50" w:type="dxa"/>
+              <w:start w:w="120" w:type="dxa"/>
+              <w:bottom w:w="50" w:type="dxa"/>
+              <w:end w:w="120" w:type="dxa"/>
+            </w:tcMar>
+            <w:vAlign w:val="center"/>
+            <w:shd w:fill="F2F4F7"/>
+          </w:tcPr>
+          <w:p>
+            <w:pPr>
+              <w:spacing w:after="0" w:line="264" w:lineRule="auto"/>
+            </w:pPr>
+            <w:r>
+              <w:rPr>
+                <w:rFonts w:ascii="Calibri" w:hAnsi="Calibri" w:eastAsia="Microsoft YaHei"/>
+                <w:b w:val="0"/>
+                <w:sz w:val="18"/>
+              </w:rPr>
+              <w:t>0.0591</w:t>
+            </w:r>
+          </w:p>
+        </w:tc>
+        <w:tc>
+          <w:tcPr>
+            <w:tcW w:type="dxa" w:w="1337"/>
+            <w:tcMar>
+              <w:top w:w="50" w:type="dxa"/>
+              <w:start w:w="120" w:type="dxa"/>
+              <w:bottom w:w="50" w:type="dxa"/>
+              <w:end w:w="120" w:type="dxa"/>
+            </w:tcMar>
+            <w:vAlign w:val="center"/>
+            <w:shd w:fill="F2F4F7"/>
+          </w:tcPr>
+          <w:p>
+            <w:pPr>
+              <w:spacing w:after="0" w:line="264" w:lineRule="auto"/>
+            </w:pPr>
+            <w:r>
+              <w:rPr>
+                <w:rFonts w:ascii="Calibri" w:hAnsi="Calibri" w:eastAsia="Microsoft YaHei"/>
+                <w:b w:val="0"/>
+                <w:sz w:val="18"/>
+              </w:rPr>
+              <w:t>0.2599</w:t>
+            </w:r>
+          </w:p>
+        </w:tc>
+        <w:tc>
+          <w:tcPr>
+            <w:tcW w:type="dxa" w:w="1337"/>
+            <w:tcMar>
+              <w:top w:w="50" w:type="dxa"/>
+              <w:start w:w="120" w:type="dxa"/>
+              <w:bottom w:w="50" w:type="dxa"/>
+              <w:end w:w="120" w:type="dxa"/>
+            </w:tcMar>
+            <w:vAlign w:val="center"/>
+            <w:shd w:fill="F2F4F7"/>
+          </w:tcPr>
+          <w:p>
+            <w:pPr>
+              <w:spacing w:after="0" w:line="264" w:lineRule="auto"/>
+            </w:pPr>
+            <w:r>
+              <w:rPr>
+                <w:rFonts w:ascii="Calibri" w:hAnsi="Calibri" w:eastAsia="Microsoft YaHei"/>
+                <w:b w:val="0"/>
+                <w:sz w:val="18"/>
+              </w:rPr>
+              <w:t>62.1%</w:t>
+            </w:r>
+          </w:p>
+        </w:tc>
+        <w:tc>
+          <w:tcPr>
+            <w:tcW w:type="dxa" w:w="1337"/>
+            <w:tcMar>
+              <w:top w:w="50" w:type="dxa"/>
+              <w:start w:w="120" w:type="dxa"/>
+              <w:bottom w:w="50" w:type="dxa"/>
+              <w:end w:w="120" w:type="dxa"/>
+            </w:tcMar>
+            <w:vAlign w:val="center"/>
+            <w:shd w:fill="F2F4F7"/>
+          </w:tcPr>
+          <w:p>
+            <w:pPr>
+              <w:spacing w:after="0" w:line="264" w:lineRule="auto"/>
+            </w:pPr>
+            <w:r>
+              <w:rPr>
+                <w:rFonts w:ascii="Calibri" w:hAnsi="Calibri" w:eastAsia="Microsoft YaHei"/>
+                <w:b w:val="0"/>
+                <w:sz w:val="18"/>
+              </w:rPr>
+              <w:t>0.30%</w:t>
+            </w:r>
+          </w:p>
+        </w:tc>
+        <w:tc>
+          <w:tcPr>
+            <w:tcW w:type="dxa" w:w="1337"/>
+            <w:tcMar>
+              <w:top w:w="50" w:type="dxa"/>
+              <w:start w:w="120" w:type="dxa"/>
+              <w:bottom w:w="50" w:type="dxa"/>
+              <w:end w:w="120" w:type="dxa"/>
+            </w:tcMar>
+            <w:vAlign w:val="center"/>
+            <w:shd w:fill="F2F4F7"/>
+          </w:tcPr>
+          <w:p>
+            <w:pPr>
+              <w:spacing w:after="0" w:line="264" w:lineRule="auto"/>
+            </w:pPr>
+            <w:r>
+              <w:rPr>
+                <w:rFonts w:ascii="Calibri" w:hAnsi="Calibri" w:eastAsia="Microsoft YaHei"/>
+                <w:b w:val="0"/>
+                <w:sz w:val="18"/>
+              </w:rPr>
+              <w:t>0.64%</w:t>
+            </w:r>
+          </w:p>
+        </w:tc>
+        <w:tc>
+          <w:tcPr>
+            <w:tcW w:type="dxa" w:w="1338"/>
+            <w:tcMar>
+              <w:top w:w="50" w:type="dxa"/>
+              <w:start w:w="120" w:type="dxa"/>
+              <w:bottom w:w="50" w:type="dxa"/>
+              <w:end w:w="120" w:type="dxa"/>
+            </w:tcMar>
+            <w:vAlign w:val="center"/>
+            <w:shd w:fill="F2F4F7"/>
+          </w:tcPr>
+          <w:p>
+            <w:pPr>
+              <w:spacing w:after="0" w:line="264" w:lineRule="auto"/>
+            </w:pPr>
+            <w:r>
+              <w:rPr>
+                <w:rFonts w:ascii="Calibri" w:hAnsi="Calibri" w:eastAsia="Microsoft YaHei"/>
+                <w:b w:val="0"/>
+                <w:sz w:val="18"/>
+              </w:rPr>
+              <w:t>信号偏弱</w:t>
+            </w:r>
+          </w:p>
+        </w:tc>
+      </w:tr>
+      <w:tr>
+        <w:trPr>
+          <w:cantSplit/>
+        </w:trPr>
+        <w:tc>
+          <w:tcPr>
+            <w:tcW w:type="dxa" w:w="1337"/>
+            <w:tcMar>
+              <w:top w:w="50" w:type="dxa"/>
+              <w:start w:w="120" w:type="dxa"/>
+              <w:bottom w:w="50" w:type="dxa"/>
+              <w:end w:w="120" w:type="dxa"/>
+            </w:tcMar>
+            <w:vAlign w:val="center"/>
+          </w:tcPr>
+          <w:p>
+            <w:pPr>
+              <w:spacing w:after="0" w:line="264" w:lineRule="auto"/>
+            </w:pPr>
+            <w:r>
+              <w:rPr>
+                <w:rFonts w:ascii="Calibri" w:hAnsi="Calibri" w:eastAsia="Microsoft YaHei"/>
+                <w:b w:val="0"/>
+                <w:sz w:val="18"/>
+              </w:rPr>
+              <w:t>Dividend yield</w:t>
+            </w:r>
+          </w:p>
+        </w:tc>
+        <w:tc>
+          <w:tcPr>
+            <w:tcW w:type="dxa" w:w="1337"/>
+            <w:tcMar>
+              <w:top w:w="50" w:type="dxa"/>
+              <w:start w:w="120" w:type="dxa"/>
+              <w:bottom w:w="50" w:type="dxa"/>
+              <w:end w:w="120" w:type="dxa"/>
+            </w:tcMar>
+            <w:vAlign w:val="center"/>
+          </w:tcPr>
+          <w:p>
+            <w:pPr>
+              <w:spacing w:after="0" w:line="264" w:lineRule="auto"/>
+            </w:pPr>
+            <w:r>
+              <w:rPr>
+                <w:rFonts w:ascii="Calibri" w:hAnsi="Calibri" w:eastAsia="Microsoft YaHei"/>
+                <w:b w:val="0"/>
+                <w:sz w:val="18"/>
+              </w:rPr>
+              <w:t>0.0561</w:t>
+            </w:r>
+          </w:p>
+        </w:tc>
+        <w:tc>
+          <w:tcPr>
+            <w:tcW w:type="dxa" w:w="1337"/>
+            <w:tcMar>
+              <w:top w:w="50" w:type="dxa"/>
+              <w:start w:w="120" w:type="dxa"/>
+              <w:bottom w:w="50" w:type="dxa"/>
+              <w:end w:w="120" w:type="dxa"/>
+            </w:tcMar>
+            <w:vAlign w:val="center"/>
+          </w:tcPr>
+          <w:p>
+            <w:pPr>
+              <w:spacing w:after="0" w:line="264" w:lineRule="auto"/>
+            </w:pPr>
+            <w:r>
+              <w:rPr>
+                <w:rFonts w:ascii="Calibri" w:hAnsi="Calibri" w:eastAsia="Microsoft YaHei"/>
+                <w:b w:val="0"/>
+                <w:sz w:val="18"/>
+              </w:rPr>
+              <w:t>0.2439</w:t>
+            </w:r>
+          </w:p>
+        </w:tc>
+        <w:tc>
+          <w:tcPr>
+            <w:tcW w:type="dxa" w:w="1337"/>
+            <w:tcMar>
+              <w:top w:w="50" w:type="dxa"/>
+              <w:start w:w="120" w:type="dxa"/>
+              <w:bottom w:w="50" w:type="dxa"/>
+              <w:end w:w="120" w:type="dxa"/>
+            </w:tcMar>
+            <w:vAlign w:val="center"/>
+          </w:tcPr>
+          <w:p>
+            <w:pPr>
+              <w:spacing w:after="0" w:line="264" w:lineRule="auto"/>
+            </w:pPr>
+            <w:r>
+              <w:rPr>
+                <w:rFonts w:ascii="Calibri" w:hAnsi="Calibri" w:eastAsia="Microsoft YaHei"/>
+                <w:b w:val="0"/>
+                <w:sz w:val="18"/>
+              </w:rPr>
+              <w:t>60.3%</w:t>
+            </w:r>
+          </w:p>
+        </w:tc>
+        <w:tc>
+          <w:tcPr>
+            <w:tcW w:type="dxa" w:w="1337"/>
+            <w:tcMar>
+              <w:top w:w="50" w:type="dxa"/>
+              <w:start w:w="120" w:type="dxa"/>
+              <w:bottom w:w="50" w:type="dxa"/>
+              <w:end w:w="120" w:type="dxa"/>
+            </w:tcMar>
+            <w:vAlign w:val="center"/>
+          </w:tcPr>
+          <w:p>
+            <w:pPr>
+              <w:spacing w:after="0" w:line="264" w:lineRule="auto"/>
+            </w:pPr>
+            <w:r>
+              <w:rPr>
+                <w:rFonts w:ascii="Calibri" w:hAnsi="Calibri" w:eastAsia="Microsoft YaHei"/>
+                <w:b w:val="0"/>
+                <w:sz w:val="18"/>
+              </w:rPr>
+              <w:t>0.45%</w:t>
+            </w:r>
+          </w:p>
+        </w:tc>
+        <w:tc>
+          <w:tcPr>
+            <w:tcW w:type="dxa" w:w="1337"/>
+            <w:tcMar>
+              <w:top w:w="50" w:type="dxa"/>
+              <w:start w:w="120" w:type="dxa"/>
+              <w:bottom w:w="50" w:type="dxa"/>
+              <w:end w:w="120" w:type="dxa"/>
+            </w:tcMar>
+            <w:vAlign w:val="center"/>
+          </w:tcPr>
+          <w:p>
+            <w:pPr>
+              <w:spacing w:after="0" w:line="264" w:lineRule="auto"/>
+            </w:pPr>
+            <w:r>
+              <w:rPr>
+                <w:rFonts w:ascii="Calibri" w:hAnsi="Calibri" w:eastAsia="Microsoft YaHei"/>
+                <w:b w:val="0"/>
+                <w:sz w:val="18"/>
+              </w:rPr>
+              <w:t>2.45%</w:t>
+            </w:r>
+          </w:p>
+        </w:tc>
+        <w:tc>
+          <w:tcPr>
+            <w:tcW w:type="dxa" w:w="1338"/>
+            <w:tcMar>
+              <w:top w:w="50" w:type="dxa"/>
+              <w:start w:w="120" w:type="dxa"/>
+              <w:bottom w:w="50" w:type="dxa"/>
+              <w:end w:w="120" w:type="dxa"/>
+            </w:tcMar>
+            <w:vAlign w:val="center"/>
+          </w:tcPr>
+          <w:p>
+            <w:pPr>
+              <w:spacing w:after="0" w:line="264" w:lineRule="auto"/>
+            </w:pPr>
+            <w:r>
+              <w:rPr>
+                <w:rFonts w:ascii="Calibri" w:hAnsi="Calibri" w:eastAsia="Microsoft YaHei"/>
+                <w:b w:val="0"/>
+                <w:sz w:val="18"/>
+              </w:rPr>
+              <w:t>信号偏弱</w:t>
+            </w:r>
+          </w:p>
+        </w:tc>
+      </w:tr>
+      <w:tr>
+        <w:trPr>
+          <w:cantSplit/>
+        </w:trPr>
+        <w:tc>
+          <w:tcPr>
+            <w:tcW w:type="dxa" w:w="1337"/>
+            <w:tcMar>
+              <w:top w:w="50" w:type="dxa"/>
+              <w:start w:w="120" w:type="dxa"/>
+              <w:bottom w:w="50" w:type="dxa"/>
+              <w:end w:w="120" w:type="dxa"/>
+            </w:tcMar>
+            <w:vAlign w:val="center"/>
+            <w:shd w:fill="F2F4F7"/>
+          </w:tcPr>
+          <w:p>
+            <w:pPr>
+              <w:spacing w:after="0" w:line="264" w:lineRule="auto"/>
+            </w:pPr>
+            <w:r>
+              <w:rPr>
+                <w:rFonts w:ascii="Calibri" w:hAnsi="Calibri" w:eastAsia="Microsoft YaHei"/>
+                <w:b w:val="0"/>
+                <w:sz w:val="18"/>
+              </w:rPr>
+              <w:t>Momentum score</w:t>
+            </w:r>
+          </w:p>
+        </w:tc>
+        <w:tc>
+          <w:tcPr>
+            <w:tcW w:type="dxa" w:w="1337"/>
+            <w:tcMar>
+              <w:top w:w="50" w:type="dxa"/>
+              <w:start w:w="120" w:type="dxa"/>
+              <w:bottom w:w="50" w:type="dxa"/>
+              <w:end w:w="120" w:type="dxa"/>
+            </w:tcMar>
+            <w:vAlign w:val="center"/>
+            <w:shd w:fill="F2F4F7"/>
+          </w:tcPr>
+          <w:p>
+            <w:pPr>
+              <w:spacing w:after="0" w:line="264" w:lineRule="auto"/>
+            </w:pPr>
+            <w:r>
+              <w:rPr>
+                <w:rFonts w:ascii="Calibri" w:hAnsi="Calibri" w:eastAsia="Microsoft YaHei"/>
+                <w:b w:val="0"/>
+                <w:sz w:val="18"/>
+              </w:rPr>
+              <w:t>-0.0644</w:t>
+            </w:r>
+          </w:p>
+        </w:tc>
+        <w:tc>
+          <w:tcPr>
+            <w:tcW w:type="dxa" w:w="1337"/>
+            <w:tcMar>
+              <w:top w:w="50" w:type="dxa"/>
+              <w:start w:w="120" w:type="dxa"/>
+              <w:bottom w:w="50" w:type="dxa"/>
+              <w:end w:w="120" w:type="dxa"/>
+            </w:tcMar>
+            <w:vAlign w:val="center"/>
+            <w:shd w:fill="F2F4F7"/>
+          </w:tcPr>
+          <w:p>
+            <w:pPr>
+              <w:spacing w:after="0" w:line="264" w:lineRule="auto"/>
+            </w:pPr>
+            <w:r>
+              <w:rPr>
+                <w:rFonts w:ascii="Calibri" w:hAnsi="Calibri" w:eastAsia="Microsoft YaHei"/>
+                <w:b w:val="0"/>
+                <w:sz w:val="18"/>
+              </w:rPr>
+              <w:t>-0.3477</w:t>
+            </w:r>
+          </w:p>
+        </w:tc>
+        <w:tc>
+          <w:tcPr>
+            <w:tcW w:type="dxa" w:w="1337"/>
+            <w:tcMar>
+              <w:top w:w="50" w:type="dxa"/>
+              <w:start w:w="120" w:type="dxa"/>
+              <w:bottom w:w="50" w:type="dxa"/>
+              <w:end w:w="120" w:type="dxa"/>
+            </w:tcMar>
+            <w:vAlign w:val="center"/>
+            <w:shd w:fill="F2F4F7"/>
+          </w:tcPr>
+          <w:p>
+            <w:pPr>
+              <w:spacing w:after="0" w:line="264" w:lineRule="auto"/>
+            </w:pPr>
+            <w:r>
+              <w:rPr>
+                <w:rFonts w:ascii="Calibri" w:hAnsi="Calibri" w:eastAsia="Microsoft YaHei"/>
+                <w:b w:val="0"/>
+                <w:sz w:val="18"/>
+              </w:rPr>
+              <w:t>27.6%</w:t>
+            </w:r>
+          </w:p>
+        </w:tc>
+        <w:tc>
+          <w:tcPr>
+            <w:tcW w:type="dxa" w:w="1337"/>
+            <w:tcMar>
+              <w:top w:w="50" w:type="dxa"/>
+              <w:start w:w="120" w:type="dxa"/>
+              <w:bottom w:w="50" w:type="dxa"/>
+              <w:end w:w="120" w:type="dxa"/>
+            </w:tcMar>
+            <w:vAlign w:val="center"/>
+            <w:shd w:fill="F2F4F7"/>
+          </w:tcPr>
+          <w:p>
+            <w:pPr>
+              <w:spacing w:after="0" w:line="264" w:lineRule="auto"/>
+            </w:pPr>
+            <w:r>
+              <w:rPr>
+                <w:rFonts w:ascii="Calibri" w:hAnsi="Calibri" w:eastAsia="Microsoft YaHei"/>
+                <w:b w:val="0"/>
+                <w:sz w:val="18"/>
+              </w:rPr>
+              <w:t>-0.67%</w:t>
+            </w:r>
+          </w:p>
+        </w:tc>
+        <w:tc>
+          <w:tcPr>
+            <w:tcW w:type="dxa" w:w="1337"/>
+            <w:tcMar>
+              <w:top w:w="50" w:type="dxa"/>
+              <w:start w:w="120" w:type="dxa"/>
+              <w:bottom w:w="50" w:type="dxa"/>
+              <w:end w:w="120" w:type="dxa"/>
+            </w:tcMar>
+            <w:vAlign w:val="center"/>
+            <w:shd w:fill="F2F4F7"/>
+          </w:tcPr>
+          <w:p>
+            <w:pPr>
+              <w:spacing w:after="0" w:line="264" w:lineRule="auto"/>
+            </w:pPr>
+            <w:r>
+              <w:rPr>
+                <w:rFonts w:ascii="Calibri" w:hAnsi="Calibri" w:eastAsia="Microsoft YaHei"/>
+                <w:b w:val="0"/>
+                <w:sz w:val="18"/>
+              </w:rPr>
+              <w:t>-10.46%</w:t>
+            </w:r>
+          </w:p>
+        </w:tc>
+        <w:tc>
+          <w:tcPr>
+            <w:tcW w:type="dxa" w:w="1338"/>
+            <w:tcMar>
+              <w:top w:w="50" w:type="dxa"/>
+              <w:start w:w="120" w:type="dxa"/>
+              <w:bottom w:w="50" w:type="dxa"/>
+              <w:end w:w="120" w:type="dxa"/>
+            </w:tcMar>
+            <w:vAlign w:val="center"/>
+            <w:shd w:fill="F2F4F7"/>
+          </w:tcPr>
+          <w:p>
+            <w:pPr>
+              <w:spacing w:after="0" w:line="264" w:lineRule="auto"/>
+            </w:pPr>
+            <w:r>
+              <w:rPr>
+                <w:rFonts w:ascii="Calibri" w:hAnsi="Calibri" w:eastAsia="Microsoft YaHei"/>
+                <w:b w:val="0"/>
+                <w:sz w:val="18"/>
+              </w:rPr>
+              <w:t>样本内方向为负</w:t>
+            </w:r>
+          </w:p>
+        </w:tc>
+      </w:tr>
+    </w:tbl>
+    <w:p>
+      <w:pPr>
+        <w:spacing w:after="40"/>
+      </w:pPr>
+    </w:p>
+    <w:p>
+      <w:pPr>
+        <w:jc w:val="both"/>
+      </w:pPr>
+      <w:r>
+        <w:rPr>
+          <w:rFonts w:ascii="Calibri" w:hAnsi="Calibri" w:eastAsia="Microsoft YaHei"/>
+          <w:sz w:val="22"/>
+        </w:rPr>
+        <w:t>诊断还显示：</w:t>
+      </w:r>
+    </w:p>
+    <w:p>
+      <w:pPr>
+        <w:pStyle w:val="ListBullet"/>
+      </w:pPr>
+      <w:r>
+        <w:rPr>
+          <w:rFonts w:ascii="Calibri" w:hAnsi="Calibri" w:eastAsia="Microsoft YaHei"/>
+          <w:sz w:val="22"/>
+        </w:rPr>
+        <w:t>PB LF 的月度秩自相关为 0.9905，换手代理仅 0.95%，信号较慢；Value score 的换手代理约 1.93%。</w:t>
+      </w:r>
+    </w:p>
+    <w:p>
+      <w:pPr>
+        <w:pStyle w:val="ListBullet"/>
+      </w:pPr>
+      <w:r>
+        <w:rPr>
+          <w:rFonts w:ascii="Calibri" w:hAnsi="Calibri" w:eastAsia="Microsoft YaHei"/>
+          <w:sz w:val="22"/>
+        </w:rPr>
+        <w:t>Value score 与 PE、PB、PS、股息率的相关性约为 0.75 至 0.85，维度内存在明显重复信息。</w:t>
+      </w:r>
+    </w:p>
+    <w:p>
+      <w:pPr>
+        <w:pStyle w:val="ListBullet"/>
+      </w:pPr>
+      <w:r>
+        <w:rPr>
+          <w:rFonts w:ascii="Calibri" w:hAnsi="Calibri" w:eastAsia="Microsoft YaHei"/>
+          <w:sz w:val="22"/>
+        </w:rPr>
+        <w:t>Quality score 与毛利率、净利率相关性分别约为 0.90 和 0.89；Growth score 与营收、利润增速约为 0.88 和 0.86。</w:t>
+      </w:r>
+    </w:p>
+    <w:p>
+      <w:pPr>
+        <w:pStyle w:val="ListBullet"/>
+      </w:pPr>
+      <w:r>
+        <w:rPr>
+          <w:rFonts w:ascii="Calibri" w:hAnsi="Calibri" w:eastAsia="Microsoft YaHei"/>
+          <w:sz w:val="22"/>
+        </w:rPr>
+        <w:t>Momentum score 与 1、3、12 个月收益因子相关性约为 0.72、0.82 和 0.73。</w:t>
+      </w:r>
+    </w:p>
+    <w:p>
+      <w:pPr>
+        <w:pStyle w:val="ListBullet"/>
+      </w:pPr>
+      <w:r>
+        <w:rPr>
+          <w:rFonts w:ascii="Calibri" w:hAnsi="Calibri" w:eastAsia="Microsoft YaHei"/>
+          <w:sz w:val="22"/>
+        </w:rPr>
+        <w:t>PB LF 的 IC 从当期 0.0929 衰减至第 6 个月 0.0697，价值信号持续但没有达到稳定性门槛；负向动量效应在第 6 个月接近零。</w:t>
+      </w:r>
+    </w:p>
+    <w:p>
+      <w:pPr>
+        <w:jc w:val="both"/>
+      </w:pPr>
+      <w:r>
+        <w:rPr>
+          <w:rFonts w:ascii="Calibri" w:hAnsi="Calibri" w:eastAsia="Microsoft YaHei"/>
+          <w:sz w:val="22"/>
+        </w:rPr>
+        <w:t>结论不是“价值因子已经可以交易”，而是当前数据中价值信号最值得继续研究，同时需要减少同维度冗余、做子样本与行业/市值分层验证，并加入可交易性和组合约束。</w:t>
+      </w:r>
+    </w:p>
+    <w:p>
+      <w:pPr>
+        <w:pStyle w:val="Heading2"/>
+      </w:pPr>
+      <w:r>
+        <w:t>7.3 ML 结果</w:t>
       </w:r>
     </w:p>
     <w:tbl>
@@ -6109,13 +7972,16 @@
         <w:gridCol w:w="3260"/>
       </w:tblGrid>
       <w:tr>
+        <w:trPr>
+          <w:cantSplit/>
+        </w:trPr>
         <w:tc>
           <w:tcPr>
             <w:tcW w:type="dxa" w:w="1500"/>
             <w:tcMar>
-              <w:top w:w="80" w:type="dxa"/>
+              <w:top w:w="50" w:type="dxa"/>
               <w:start w:w="120" w:type="dxa"/>
-              <w:bottom w:w="80" w:type="dxa"/>
+              <w:bottom w:w="50" w:type="dxa"/>
               <w:end w:w="120" w:type="dxa"/>
             </w:tcMar>
             <w:vAlign w:val="center"/>
@@ -6140,9 +8006,9 @@
           <w:tcPr>
             <w:tcW w:type="dxa" w:w="2300"/>
             <w:tcMar>
-              <w:top w:w="80" w:type="dxa"/>
+              <w:top w:w="50" w:type="dxa"/>
               <w:start w:w="120" w:type="dxa"/>
-              <w:bottom w:w="80" w:type="dxa"/>
+              <w:bottom w:w="50" w:type="dxa"/>
               <w:end w:w="120" w:type="dxa"/>
             </w:tcMar>
             <w:vAlign w:val="center"/>
@@ -6167,9 +8033,9 @@
           <w:tcPr>
             <w:tcW w:type="dxa" w:w="2300"/>
             <w:tcMar>
-              <w:top w:w="80" w:type="dxa"/>
+              <w:top w:w="50" w:type="dxa"/>
               <w:start w:w="120" w:type="dxa"/>
-              <w:bottom w:w="80" w:type="dxa"/>
+              <w:bottom w:w="50" w:type="dxa"/>
               <w:end w:w="120" w:type="dxa"/>
             </w:tcMar>
             <w:vAlign w:val="center"/>
@@ -6194,9 +8060,9 @@
           <w:tcPr>
             <w:tcW w:type="dxa" w:w="3260"/>
             <w:tcMar>
-              <w:top w:w="80" w:type="dxa"/>
+              <w:top w:w="50" w:type="dxa"/>
               <w:start w:w="120" w:type="dxa"/>
-              <w:bottom w:w="80" w:type="dxa"/>
+              <w:bottom w:w="50" w:type="dxa"/>
               <w:end w:w="120" w:type="dxa"/>
             </w:tcMar>
             <w:vAlign w:val="center"/>
@@ -6219,13 +8085,16 @@
         </w:tc>
       </w:tr>
       <w:tr>
+        <w:trPr>
+          <w:cantSplit/>
+        </w:trPr>
         <w:tc>
           <w:tcPr>
             <w:tcW w:type="dxa" w:w="1500"/>
             <w:tcMar>
-              <w:top w:w="80" w:type="dxa"/>
+              <w:top w:w="50" w:type="dxa"/>
               <w:start w:w="120" w:type="dxa"/>
-              <w:bottom w:w="80" w:type="dxa"/>
+              <w:bottom w:w="50" w:type="dxa"/>
               <w:end w:w="120" w:type="dxa"/>
             </w:tcMar>
             <w:vAlign w:val="center"/>
@@ -6248,9 +8117,9 @@
           <w:tcPr>
             <w:tcW w:type="dxa" w:w="2300"/>
             <w:tcMar>
-              <w:top w:w="80" w:type="dxa"/>
+              <w:top w:w="50" w:type="dxa"/>
               <w:start w:w="120" w:type="dxa"/>
-              <w:bottom w:w="80" w:type="dxa"/>
+              <w:bottom w:w="50" w:type="dxa"/>
               <w:end w:w="120" w:type="dxa"/>
             </w:tcMar>
             <w:vAlign w:val="center"/>
@@ -6273,9 +8142,9 @@
           <w:tcPr>
             <w:tcW w:type="dxa" w:w="2300"/>
             <w:tcMar>
-              <w:top w:w="80" w:type="dxa"/>
+              <w:top w:w="50" w:type="dxa"/>
               <w:start w:w="120" w:type="dxa"/>
-              <w:bottom w:w="80" w:type="dxa"/>
+              <w:bottom w:w="50" w:type="dxa"/>
               <w:end w:w="120" w:type="dxa"/>
             </w:tcMar>
             <w:vAlign w:val="center"/>
@@ -6298,9 +8167,9 @@
           <w:tcPr>
             <w:tcW w:type="dxa" w:w="3260"/>
             <w:tcMar>
-              <w:top w:w="80" w:type="dxa"/>
+              <w:top w:w="50" w:type="dxa"/>
               <w:start w:w="120" w:type="dxa"/>
-              <w:bottom w:w="80" w:type="dxa"/>
+              <w:bottom w:w="50" w:type="dxa"/>
               <w:end w:w="120" w:type="dxa"/>
             </w:tcMar>
             <w:vAlign w:val="center"/>
@@ -6321,13 +8190,16 @@
         </w:tc>
       </w:tr>
       <w:tr>
+        <w:trPr>
+          <w:cantSplit/>
+        </w:trPr>
         <w:tc>
           <w:tcPr>
             <w:tcW w:type="dxa" w:w="1500"/>
             <w:tcMar>
-              <w:top w:w="80" w:type="dxa"/>
+              <w:top w:w="50" w:type="dxa"/>
               <w:start w:w="120" w:type="dxa"/>
-              <w:bottom w:w="80" w:type="dxa"/>
+              <w:bottom w:w="50" w:type="dxa"/>
               <w:end w:w="120" w:type="dxa"/>
             </w:tcMar>
             <w:vAlign w:val="center"/>
@@ -6351,9 +8223,9 @@
           <w:tcPr>
             <w:tcW w:type="dxa" w:w="2300"/>
             <w:tcMar>
-              <w:top w:w="80" w:type="dxa"/>
+              <w:top w:w="50" w:type="dxa"/>
               <w:start w:w="120" w:type="dxa"/>
-              <w:bottom w:w="80" w:type="dxa"/>
+              <w:bottom w:w="50" w:type="dxa"/>
               <w:end w:w="120" w:type="dxa"/>
             </w:tcMar>
             <w:vAlign w:val="center"/>
@@ -6377,9 +8249,9 @@
           <w:tcPr>
             <w:tcW w:type="dxa" w:w="2300"/>
             <w:tcMar>
-              <w:top w:w="80" w:type="dxa"/>
+              <w:top w:w="50" w:type="dxa"/>
               <w:start w:w="120" w:type="dxa"/>
-              <w:bottom w:w="80" w:type="dxa"/>
+              <w:bottom w:w="50" w:type="dxa"/>
               <w:end w:w="120" w:type="dxa"/>
             </w:tcMar>
             <w:vAlign w:val="center"/>
@@ -6403,9 +8275,9 @@
           <w:tcPr>
             <w:tcW w:type="dxa" w:w="3260"/>
             <w:tcMar>
-              <w:top w:w="80" w:type="dxa"/>
+              <w:top w:w="50" w:type="dxa"/>
               <w:start w:w="120" w:type="dxa"/>
-              <w:bottom w:w="80" w:type="dxa"/>
+              <w:bottom w:w="50" w:type="dxa"/>
               <w:end w:w="120" w:type="dxa"/>
             </w:tcMar>
             <w:vAlign w:val="center"/>
@@ -6522,9 +8394,10 @@
     <w:p>
       <w:pPr>
         <w:pStyle w:val="Heading2"/>
-      </w:pPr>
-      <w:r>
-        <w:t>7.3 线性真实快照回测</w:t>
+        <w:pageBreakBefore/>
+      </w:pPr>
+      <w:r>
+        <w:t>7.4 线性真实快照回测</w:t>
       </w:r>
     </w:p>
     <w:p>
@@ -6601,13 +8474,16 @@
         <w:gridCol w:w="6560"/>
       </w:tblGrid>
       <w:tr>
+        <w:trPr>
+          <w:cantSplit/>
+        </w:trPr>
         <w:tc>
           <w:tcPr>
             <w:tcW w:type="dxa" w:w="2800"/>
             <w:tcMar>
-              <w:top w:w="80" w:type="dxa"/>
+              <w:top w:w="50" w:type="dxa"/>
               <w:start w:w="120" w:type="dxa"/>
-              <w:bottom w:w="80" w:type="dxa"/>
+              <w:bottom w:w="50" w:type="dxa"/>
               <w:end w:w="120" w:type="dxa"/>
             </w:tcMar>
             <w:vAlign w:val="center"/>
@@ -6632,9 +8508,9 @@
           <w:tcPr>
             <w:tcW w:type="dxa" w:w="6560"/>
             <w:tcMar>
-              <w:top w:w="80" w:type="dxa"/>
+              <w:top w:w="50" w:type="dxa"/>
               <w:start w:w="120" w:type="dxa"/>
-              <w:bottom w:w="80" w:type="dxa"/>
+              <w:bottom w:w="50" w:type="dxa"/>
               <w:end w:w="120" w:type="dxa"/>
             </w:tcMar>
             <w:vAlign w:val="center"/>
@@ -6657,13 +8533,16 @@
         </w:tc>
       </w:tr>
       <w:tr>
+        <w:trPr>
+          <w:cantSplit/>
+        </w:trPr>
         <w:tc>
           <w:tcPr>
             <w:tcW w:type="dxa" w:w="2800"/>
             <w:tcMar>
-              <w:top w:w="80" w:type="dxa"/>
+              <w:top w:w="50" w:type="dxa"/>
               <w:start w:w="120" w:type="dxa"/>
-              <w:bottom w:w="80" w:type="dxa"/>
+              <w:bottom w:w="50" w:type="dxa"/>
               <w:end w:w="120" w:type="dxa"/>
             </w:tcMar>
             <w:vAlign w:val="center"/>
@@ -6686,9 +8565,9 @@
           <w:tcPr>
             <w:tcW w:type="dxa" w:w="6560"/>
             <w:tcMar>
-              <w:top w:w="80" w:type="dxa"/>
+              <w:top w:w="50" w:type="dxa"/>
               <w:start w:w="120" w:type="dxa"/>
-              <w:bottom w:w="80" w:type="dxa"/>
+              <w:bottom w:w="50" w:type="dxa"/>
               <w:end w:w="120" w:type="dxa"/>
             </w:tcMar>
             <w:vAlign w:val="center"/>
@@ -6709,13 +8588,16 @@
         </w:tc>
       </w:tr>
       <w:tr>
+        <w:trPr>
+          <w:cantSplit/>
+        </w:trPr>
         <w:tc>
           <w:tcPr>
             <w:tcW w:type="dxa" w:w="2800"/>
             <w:tcMar>
-              <w:top w:w="80" w:type="dxa"/>
+              <w:top w:w="50" w:type="dxa"/>
               <w:start w:w="120" w:type="dxa"/>
-              <w:bottom w:w="80" w:type="dxa"/>
+              <w:bottom w:w="50" w:type="dxa"/>
               <w:end w:w="120" w:type="dxa"/>
             </w:tcMar>
             <w:vAlign w:val="center"/>
@@ -6739,9 +8621,9 @@
           <w:tcPr>
             <w:tcW w:type="dxa" w:w="6560"/>
             <w:tcMar>
-              <w:top w:w="80" w:type="dxa"/>
+              <w:top w:w="50" w:type="dxa"/>
               <w:start w:w="120" w:type="dxa"/>
-              <w:bottom w:w="80" w:type="dxa"/>
+              <w:bottom w:w="50" w:type="dxa"/>
               <w:end w:w="120" w:type="dxa"/>
             </w:tcMar>
             <w:vAlign w:val="center"/>
@@ -6763,13 +8645,16 @@
         </w:tc>
       </w:tr>
       <w:tr>
+        <w:trPr>
+          <w:cantSplit/>
+        </w:trPr>
         <w:tc>
           <w:tcPr>
             <w:tcW w:type="dxa" w:w="2800"/>
             <w:tcMar>
-              <w:top w:w="80" w:type="dxa"/>
+              <w:top w:w="50" w:type="dxa"/>
               <w:start w:w="120" w:type="dxa"/>
-              <w:bottom w:w="80" w:type="dxa"/>
+              <w:bottom w:w="50" w:type="dxa"/>
               <w:end w:w="120" w:type="dxa"/>
             </w:tcMar>
             <w:vAlign w:val="center"/>
@@ -6792,9 +8677,9 @@
           <w:tcPr>
             <w:tcW w:type="dxa" w:w="6560"/>
             <w:tcMar>
-              <w:top w:w="80" w:type="dxa"/>
+              <w:top w:w="50" w:type="dxa"/>
               <w:start w:w="120" w:type="dxa"/>
-              <w:bottom w:w="80" w:type="dxa"/>
+              <w:bottom w:w="50" w:type="dxa"/>
               <w:end w:w="120" w:type="dxa"/>
             </w:tcMar>
             <w:vAlign w:val="center"/>
@@ -6815,13 +8700,16 @@
         </w:tc>
       </w:tr>
       <w:tr>
+        <w:trPr>
+          <w:cantSplit/>
+        </w:trPr>
         <w:tc>
           <w:tcPr>
             <w:tcW w:type="dxa" w:w="2800"/>
             <w:tcMar>
-              <w:top w:w="80" w:type="dxa"/>
+              <w:top w:w="50" w:type="dxa"/>
               <w:start w:w="120" w:type="dxa"/>
-              <w:bottom w:w="80" w:type="dxa"/>
+              <w:bottom w:w="50" w:type="dxa"/>
               <w:end w:w="120" w:type="dxa"/>
             </w:tcMar>
             <w:vAlign w:val="center"/>
@@ -6845,9 +8733,9 @@
           <w:tcPr>
             <w:tcW w:type="dxa" w:w="6560"/>
             <w:tcMar>
-              <w:top w:w="80" w:type="dxa"/>
+              <w:top w:w="50" w:type="dxa"/>
               <w:start w:w="120" w:type="dxa"/>
-              <w:bottom w:w="80" w:type="dxa"/>
+              <w:bottom w:w="50" w:type="dxa"/>
               <w:end w:w="120" w:type="dxa"/>
             </w:tcMar>
             <w:vAlign w:val="center"/>
@@ -6869,13 +8757,16 @@
         </w:tc>
       </w:tr>
       <w:tr>
+        <w:trPr>
+          <w:cantSplit/>
+        </w:trPr>
         <w:tc>
           <w:tcPr>
             <w:tcW w:type="dxa" w:w="2800"/>
             <w:tcMar>
-              <w:top w:w="80" w:type="dxa"/>
+              <w:top w:w="50" w:type="dxa"/>
               <w:start w:w="120" w:type="dxa"/>
-              <w:bottom w:w="80" w:type="dxa"/>
+              <w:bottom w:w="50" w:type="dxa"/>
               <w:end w:w="120" w:type="dxa"/>
             </w:tcMar>
             <w:vAlign w:val="center"/>
@@ -6898,9 +8789,9 @@
           <w:tcPr>
             <w:tcW w:type="dxa" w:w="6560"/>
             <w:tcMar>
-              <w:top w:w="80" w:type="dxa"/>
+              <w:top w:w="50" w:type="dxa"/>
               <w:start w:w="120" w:type="dxa"/>
-              <w:bottom w:w="80" w:type="dxa"/>
+              <w:bottom w:w="50" w:type="dxa"/>
               <w:end w:w="120" w:type="dxa"/>
             </w:tcMar>
             <w:vAlign w:val="center"/>
@@ -6921,13 +8812,16 @@
         </w:tc>
       </w:tr>
       <w:tr>
+        <w:trPr>
+          <w:cantSplit/>
+        </w:trPr>
         <w:tc>
           <w:tcPr>
             <w:tcW w:type="dxa" w:w="2800"/>
             <w:tcMar>
-              <w:top w:w="80" w:type="dxa"/>
+              <w:top w:w="50" w:type="dxa"/>
               <w:start w:w="120" w:type="dxa"/>
-              <w:bottom w:w="80" w:type="dxa"/>
+              <w:bottom w:w="50" w:type="dxa"/>
               <w:end w:w="120" w:type="dxa"/>
             </w:tcMar>
             <w:vAlign w:val="center"/>
@@ -6951,9 +8845,9 @@
           <w:tcPr>
             <w:tcW w:type="dxa" w:w="6560"/>
             <w:tcMar>
-              <w:top w:w="80" w:type="dxa"/>
+              <w:top w:w="50" w:type="dxa"/>
               <w:start w:w="120" w:type="dxa"/>
-              <w:bottom w:w="80" w:type="dxa"/>
+              <w:bottom w:w="50" w:type="dxa"/>
               <w:end w:w="120" w:type="dxa"/>
             </w:tcMar>
             <w:vAlign w:val="center"/>
@@ -6997,7 +8891,7 @@
         <w:pStyle w:val="Heading2"/>
       </w:pPr>
       <w:r>
-        <w:t>7.4 对结果的解释</w:t>
+        <w:t>7.5 对结果的解释</w:t>
       </w:r>
     </w:p>
     <w:p>
@@ -7099,7 +8993,6 @@
     <w:p>
       <w:pPr>
         <w:pStyle w:val="Heading1"/>
-        <w:pageBreakBefore/>
       </w:pPr>
       <w:r>
         <w:t>8. Streamlit 产品形态</w:t>
@@ -7114,7 +9007,7 @@
           <w:rFonts w:ascii="Calibri" w:hAnsi="Calibri" w:eastAsia="Microsoft YaHei"/>
           <w:sz w:val="22"/>
         </w:rPr>
-        <w:t>v3.4 页面分为四个区域。</w:t>
+        <w:t>v3.4 页面分为五个区域。</w:t>
       </w:r>
     </w:p>
     <w:p>
@@ -7206,7 +9099,7 @@
           <w:rFonts w:ascii="Calibri" w:hAnsi="Calibri" w:eastAsia="Microsoft YaHei"/>
           <w:sz w:val="22"/>
         </w:rPr>
-        <w:t>当没有批准模型时，选择 ML 模式会明确报错，不会偷偷使用候选模型。</w:t>
+        <w:t>生产模式没有批准模型时会保持线性基准；研究人员也可显式选择 Experimental ML candidate，对候选排序进行独立比较，页面会持续标注其未获批准。</w:t>
       </w:r>
     </w:p>
     <w:p>
@@ -7214,7 +9107,7 @@
         <w:pStyle w:val="Heading2"/>
       </w:pPr>
       <w:r>
-        <w:t>8.2 Model registry</w:t>
+        <w:t>8.2 Factor research</w:t>
       </w:r>
     </w:p>
     <w:p>
@@ -7226,6 +9119,62 @@
           <w:rFonts w:ascii="Calibri" w:hAnsi="Calibri" w:eastAsia="Microsoft YaHei"/>
           <w:sz w:val="22"/>
         </w:rPr>
+        <w:t>从 Cloud SQL 读取真实有标签快照并重建统一因子面板。</w:t>
+      </w:r>
+    </w:p>
+    <w:p>
+      <w:pPr>
+        <w:pStyle w:val="ListBullet"/>
+      </w:pPr>
+      <w:r>
+        <w:rPr>
+          <w:rFonts w:ascii="Calibri" w:hAnsi="Calibri" w:eastAsia="Microsoft YaHei"/>
+          <w:sz w:val="22"/>
+        </w:rPr>
+        <w:t>显示 15 个特征的 IC、ICIR、正 IC 比例、五分组收益、换手与通过状态。</w:t>
+      </w:r>
+    </w:p>
+    <w:p>
+      <w:pPr>
+        <w:pStyle w:val="ListBullet"/>
+      </w:pPr>
+      <w:r>
+        <w:rPr>
+          <w:rFonts w:ascii="Calibri" w:hAnsi="Calibri" w:eastAsia="Microsoft YaHei"/>
+          <w:sz w:val="22"/>
+        </w:rPr>
+        <w:t>提供单因子月度 IC、五分组平均收益和 0 至 6 个月衰减曲线。</w:t>
+      </w:r>
+    </w:p>
+    <w:p>
+      <w:pPr>
+        <w:pStyle w:val="ListBullet"/>
+      </w:pPr>
+      <w:r>
+        <w:rPr>
+          <w:rFonts w:ascii="Calibri" w:hAnsi="Calibri" w:eastAsia="Microsoft YaHei"/>
+          <w:sz w:val="22"/>
+        </w:rPr>
+        <w:t>提供平均横截面 Spearman 因子相关热力图。</w:t>
+      </w:r>
+    </w:p>
+    <w:p>
+      <w:pPr>
+        <w:pStyle w:val="Heading2"/>
+      </w:pPr>
+      <w:r>
+        <w:t>8.3 Model registry</w:t>
+      </w:r>
+    </w:p>
+    <w:p>
+      <w:pPr>
+        <w:pStyle w:val="ListBullet"/>
+      </w:pPr>
+      <w:r>
+        <w:rPr>
+          <w:rFonts w:ascii="Calibri" w:hAnsi="Calibri" w:eastAsia="Microsoft YaHei"/>
+          <w:sz w:val="22"/>
+        </w:rPr>
         <w:t>快照日期数、记录数、模型数和最新日期。</w:t>
       </w:r>
     </w:p>
@@ -7279,10 +9228,37 @@
     </w:p>
     <w:p>
       <w:pPr>
+        <w:pStyle w:val="ListBullet"/>
+      </w:pPr>
+      <w:r>
+        <w:rPr>
+          <w:rFonts w:ascii="Calibri" w:hAnsi="Calibri" w:eastAsia="Microsoft YaHei"/>
+          <w:sz w:val="22"/>
+        </w:rPr>
+        <w:t xml:space="preserve">展示 Ridge 绝对系数或 Gradient Boosting 原生 </w:t>
+      </w:r>
+      <w:r>
+        <w:rPr>
+          <w:rFonts w:ascii="Consolas" w:hAnsi="Consolas" w:eastAsia="Microsoft YaHei"/>
+          <w:color w:val="16344E"/>
+          <w:sz w:val="20"/>
+        </w:rPr>
+        <w:t>feature_importances_</w:t>
+      </w:r>
+      <w:r>
+        <w:rPr>
+          <w:rFonts w:ascii="Calibri" w:hAnsi="Calibri" w:eastAsia="Microsoft YaHei"/>
+          <w:sz w:val="22"/>
+        </w:rPr>
+        <w:t>，归一化后用于解释模型依赖；当前未把 SHAP 加入生产运行时依赖。</w:t>
+      </w:r>
+    </w:p>
+    <w:p>
+      <w:pPr>
         <w:pStyle w:val="Heading2"/>
       </w:pPr>
       <w:r>
-        <w:t>8.3 Backtest</w:t>
+        <w:t>8.4 Backtest</w:t>
       </w:r>
     </w:p>
     <w:p>
@@ -7326,7 +9302,7 @@
         <w:pStyle w:val="Heading2"/>
       </w:pPr>
       <w:r>
-        <w:t>8.4 Methodology</w:t>
+        <w:t>8.5 Methodology</w:t>
       </w:r>
     </w:p>
     <w:p>
@@ -7344,7 +9320,6 @@
     <w:p>
       <w:pPr>
         <w:pStyle w:val="Heading1"/>
-        <w:pageBreakBefore/>
       </w:pPr>
       <w:r>
         <w:t>9. Google Cloud Run 部署</w:t>
@@ -7452,13 +9427,16 @@
         <w:gridCol w:w="6560"/>
       </w:tblGrid>
       <w:tr>
+        <w:trPr>
+          <w:cantSplit/>
+        </w:trPr>
         <w:tc>
           <w:tcPr>
             <w:tcW w:type="dxa" w:w="2800"/>
             <w:tcMar>
-              <w:top w:w="80" w:type="dxa"/>
+              <w:top w:w="50" w:type="dxa"/>
               <w:start w:w="120" w:type="dxa"/>
-              <w:bottom w:w="80" w:type="dxa"/>
+              <w:bottom w:w="50" w:type="dxa"/>
               <w:end w:w="120" w:type="dxa"/>
             </w:tcMar>
             <w:vAlign w:val="center"/>
@@ -7483,9 +9461,9 @@
           <w:tcPr>
             <w:tcW w:type="dxa" w:w="6560"/>
             <w:tcMar>
-              <w:top w:w="80" w:type="dxa"/>
+              <w:top w:w="50" w:type="dxa"/>
               <w:start w:w="120" w:type="dxa"/>
-              <w:bottom w:w="80" w:type="dxa"/>
+              <w:bottom w:w="50" w:type="dxa"/>
               <w:end w:w="120" w:type="dxa"/>
             </w:tcMar>
             <w:vAlign w:val="center"/>
@@ -7508,13 +9486,16 @@
         </w:tc>
       </w:tr>
       <w:tr>
+        <w:trPr>
+          <w:cantSplit/>
+        </w:trPr>
         <w:tc>
           <w:tcPr>
             <w:tcW w:type="dxa" w:w="2800"/>
             <w:tcMar>
-              <w:top w:w="80" w:type="dxa"/>
+              <w:top w:w="50" w:type="dxa"/>
               <w:start w:w="120" w:type="dxa"/>
-              <w:bottom w:w="80" w:type="dxa"/>
+              <w:bottom w:w="50" w:type="dxa"/>
               <w:end w:w="120" w:type="dxa"/>
             </w:tcMar>
             <w:vAlign w:val="center"/>
@@ -7537,9 +9518,9 @@
           <w:tcPr>
             <w:tcW w:type="dxa" w:w="6560"/>
             <w:tcMar>
-              <w:top w:w="80" w:type="dxa"/>
+              <w:top w:w="50" w:type="dxa"/>
               <w:start w:w="120" w:type="dxa"/>
-              <w:bottom w:w="80" w:type="dxa"/>
+              <w:bottom w:w="50" w:type="dxa"/>
               <w:end w:w="120" w:type="dxa"/>
             </w:tcMar>
             <w:vAlign w:val="center"/>
@@ -7560,13 +9541,16 @@
         </w:tc>
       </w:tr>
       <w:tr>
+        <w:trPr>
+          <w:cantSplit/>
+        </w:trPr>
         <w:tc>
           <w:tcPr>
             <w:tcW w:type="dxa" w:w="2800"/>
             <w:tcMar>
-              <w:top w:w="80" w:type="dxa"/>
+              <w:top w:w="50" w:type="dxa"/>
               <w:start w:w="120" w:type="dxa"/>
-              <w:bottom w:w="80" w:type="dxa"/>
+              <w:bottom w:w="50" w:type="dxa"/>
               <w:end w:w="120" w:type="dxa"/>
             </w:tcMar>
             <w:vAlign w:val="center"/>
@@ -7590,9 +9574,9 @@
           <w:tcPr>
             <w:tcW w:type="dxa" w:w="6560"/>
             <w:tcMar>
-              <w:top w:w="80" w:type="dxa"/>
+              <w:top w:w="50" w:type="dxa"/>
               <w:start w:w="120" w:type="dxa"/>
-              <w:bottom w:w="80" w:type="dxa"/>
+              <w:bottom w:w="50" w:type="dxa"/>
               <w:end w:w="120" w:type="dxa"/>
             </w:tcMar>
             <w:vAlign w:val="center"/>
@@ -7614,13 +9598,16 @@
         </w:tc>
       </w:tr>
       <w:tr>
+        <w:trPr>
+          <w:cantSplit/>
+        </w:trPr>
         <w:tc>
           <w:tcPr>
             <w:tcW w:type="dxa" w:w="2800"/>
             <w:tcMar>
-              <w:top w:w="80" w:type="dxa"/>
+              <w:top w:w="50" w:type="dxa"/>
               <w:start w:w="120" w:type="dxa"/>
-              <w:bottom w:w="80" w:type="dxa"/>
+              <w:bottom w:w="50" w:type="dxa"/>
               <w:end w:w="120" w:type="dxa"/>
             </w:tcMar>
             <w:vAlign w:val="center"/>
@@ -7643,9 +9630,9 @@
           <w:tcPr>
             <w:tcW w:type="dxa" w:w="6560"/>
             <w:tcMar>
-              <w:top w:w="80" w:type="dxa"/>
+              <w:top w:w="50" w:type="dxa"/>
               <w:start w:w="120" w:type="dxa"/>
-              <w:bottom w:w="80" w:type="dxa"/>
+              <w:bottom w:w="50" w:type="dxa"/>
               <w:end w:w="120" w:type="dxa"/>
             </w:tcMar>
             <w:vAlign w:val="center"/>
@@ -7666,13 +9653,16 @@
         </w:tc>
       </w:tr>
       <w:tr>
+        <w:trPr>
+          <w:cantSplit/>
+        </w:trPr>
         <w:tc>
           <w:tcPr>
             <w:tcW w:type="dxa" w:w="2800"/>
             <w:tcMar>
-              <w:top w:w="80" w:type="dxa"/>
+              <w:top w:w="50" w:type="dxa"/>
               <w:start w:w="120" w:type="dxa"/>
-              <w:bottom w:w="80" w:type="dxa"/>
+              <w:bottom w:w="50" w:type="dxa"/>
               <w:end w:w="120" w:type="dxa"/>
             </w:tcMar>
             <w:vAlign w:val="center"/>
@@ -7696,9 +9686,9 @@
           <w:tcPr>
             <w:tcW w:type="dxa" w:w="6560"/>
             <w:tcMar>
-              <w:top w:w="80" w:type="dxa"/>
+              <w:top w:w="50" w:type="dxa"/>
               <w:start w:w="120" w:type="dxa"/>
-              <w:bottom w:w="80" w:type="dxa"/>
+              <w:bottom w:w="50" w:type="dxa"/>
               <w:end w:w="120" w:type="dxa"/>
             </w:tcMar>
             <w:vAlign w:val="center"/>
@@ -7720,13 +9710,16 @@
         </w:tc>
       </w:tr>
       <w:tr>
+        <w:trPr>
+          <w:cantSplit/>
+        </w:trPr>
         <w:tc>
           <w:tcPr>
             <w:tcW w:type="dxa" w:w="2800"/>
             <w:tcMar>
-              <w:top w:w="80" w:type="dxa"/>
+              <w:top w:w="50" w:type="dxa"/>
               <w:start w:w="120" w:type="dxa"/>
-              <w:bottom w:w="80" w:type="dxa"/>
+              <w:bottom w:w="50" w:type="dxa"/>
               <w:end w:w="120" w:type="dxa"/>
             </w:tcMar>
             <w:vAlign w:val="center"/>
@@ -7749,9 +9742,9 @@
           <w:tcPr>
             <w:tcW w:type="dxa" w:w="6560"/>
             <w:tcMar>
-              <w:top w:w="80" w:type="dxa"/>
+              <w:top w:w="50" w:type="dxa"/>
               <w:start w:w="120" w:type="dxa"/>
-              <w:bottom w:w="80" w:type="dxa"/>
+              <w:bottom w:w="50" w:type="dxa"/>
               <w:end w:w="120" w:type="dxa"/>
             </w:tcMar>
             <w:vAlign w:val="center"/>
@@ -7772,13 +9765,16 @@
         </w:tc>
       </w:tr>
       <w:tr>
+        <w:trPr>
+          <w:cantSplit/>
+        </w:trPr>
         <w:tc>
           <w:tcPr>
             <w:tcW w:type="dxa" w:w="2800"/>
             <w:tcMar>
-              <w:top w:w="80" w:type="dxa"/>
+              <w:top w:w="50" w:type="dxa"/>
               <w:start w:w="120" w:type="dxa"/>
-              <w:bottom w:w="80" w:type="dxa"/>
+              <w:bottom w:w="50" w:type="dxa"/>
               <w:end w:w="120" w:type="dxa"/>
             </w:tcMar>
             <w:vAlign w:val="center"/>
@@ -7802,9 +9798,9 @@
           <w:tcPr>
             <w:tcW w:type="dxa" w:w="6560"/>
             <w:tcMar>
-              <w:top w:w="80" w:type="dxa"/>
+              <w:top w:w="50" w:type="dxa"/>
               <w:start w:w="120" w:type="dxa"/>
-              <w:bottom w:w="80" w:type="dxa"/>
+              <w:bottom w:w="50" w:type="dxa"/>
               <w:end w:w="120" w:type="dxa"/>
             </w:tcMar>
             <w:vAlign w:val="center"/>
@@ -7981,13 +9977,16 @@
         <w:gridCol w:w="6560"/>
       </w:tblGrid>
       <w:tr>
+        <w:trPr>
+          <w:cantSplit/>
+        </w:trPr>
         <w:tc>
           <w:tcPr>
             <w:tcW w:type="dxa" w:w="2800"/>
             <w:tcMar>
-              <w:top w:w="80" w:type="dxa"/>
+              <w:top w:w="50" w:type="dxa"/>
               <w:start w:w="120" w:type="dxa"/>
-              <w:bottom w:w="80" w:type="dxa"/>
+              <w:bottom w:w="50" w:type="dxa"/>
               <w:end w:w="120" w:type="dxa"/>
             </w:tcMar>
             <w:vAlign w:val="center"/>
@@ -8012,9 +10011,9 @@
           <w:tcPr>
             <w:tcW w:type="dxa" w:w="6560"/>
             <w:tcMar>
-              <w:top w:w="80" w:type="dxa"/>
+              <w:top w:w="50" w:type="dxa"/>
               <w:start w:w="120" w:type="dxa"/>
-              <w:bottom w:w="80" w:type="dxa"/>
+              <w:bottom w:w="50" w:type="dxa"/>
               <w:end w:w="120" w:type="dxa"/>
             </w:tcMar>
             <w:vAlign w:val="center"/>
@@ -8037,13 +10036,16 @@
         </w:tc>
       </w:tr>
       <w:tr>
+        <w:trPr>
+          <w:cantSplit/>
+        </w:trPr>
         <w:tc>
           <w:tcPr>
             <w:tcW w:type="dxa" w:w="2800"/>
             <w:tcMar>
-              <w:top w:w="80" w:type="dxa"/>
+              <w:top w:w="50" w:type="dxa"/>
               <w:start w:w="120" w:type="dxa"/>
-              <w:bottom w:w="80" w:type="dxa"/>
+              <w:bottom w:w="50" w:type="dxa"/>
               <w:end w:w="120" w:type="dxa"/>
             </w:tcMar>
             <w:vAlign w:val="center"/>
@@ -8066,9 +10068,9 @@
           <w:tcPr>
             <w:tcW w:type="dxa" w:w="6560"/>
             <w:tcMar>
-              <w:top w:w="80" w:type="dxa"/>
+              <w:top w:w="50" w:type="dxa"/>
               <w:start w:w="120" w:type="dxa"/>
-              <w:bottom w:w="80" w:type="dxa"/>
+              <w:bottom w:w="50" w:type="dxa"/>
               <w:end w:w="120" w:type="dxa"/>
             </w:tcMar>
             <w:vAlign w:val="center"/>
@@ -8089,13 +10091,16 @@
         </w:tc>
       </w:tr>
       <w:tr>
+        <w:trPr>
+          <w:cantSplit/>
+        </w:trPr>
         <w:tc>
           <w:tcPr>
             <w:tcW w:type="dxa" w:w="2800"/>
             <w:tcMar>
-              <w:top w:w="80" w:type="dxa"/>
+              <w:top w:w="50" w:type="dxa"/>
               <w:start w:w="120" w:type="dxa"/>
-              <w:bottom w:w="80" w:type="dxa"/>
+              <w:bottom w:w="50" w:type="dxa"/>
               <w:end w:w="120" w:type="dxa"/>
             </w:tcMar>
             <w:vAlign w:val="center"/>
@@ -8119,9 +10124,9 @@
           <w:tcPr>
             <w:tcW w:type="dxa" w:w="6560"/>
             <w:tcMar>
-              <w:top w:w="80" w:type="dxa"/>
+              <w:top w:w="50" w:type="dxa"/>
               <w:start w:w="120" w:type="dxa"/>
-              <w:bottom w:w="80" w:type="dxa"/>
+              <w:bottom w:w="50" w:type="dxa"/>
               <w:end w:w="120" w:type="dxa"/>
             </w:tcMar>
             <w:vAlign w:val="center"/>
@@ -8143,13 +10148,16 @@
         </w:tc>
       </w:tr>
       <w:tr>
+        <w:trPr>
+          <w:cantSplit/>
+        </w:trPr>
         <w:tc>
           <w:tcPr>
             <w:tcW w:type="dxa" w:w="2800"/>
             <w:tcMar>
-              <w:top w:w="80" w:type="dxa"/>
+              <w:top w:w="50" w:type="dxa"/>
               <w:start w:w="120" w:type="dxa"/>
-              <w:bottom w:w="80" w:type="dxa"/>
+              <w:bottom w:w="50" w:type="dxa"/>
               <w:end w:w="120" w:type="dxa"/>
             </w:tcMar>
             <w:vAlign w:val="center"/>
@@ -8172,9 +10180,9 @@
           <w:tcPr>
             <w:tcW w:type="dxa" w:w="6560"/>
             <w:tcMar>
-              <w:top w:w="80" w:type="dxa"/>
+              <w:top w:w="50" w:type="dxa"/>
               <w:start w:w="120" w:type="dxa"/>
-              <w:bottom w:w="80" w:type="dxa"/>
+              <w:bottom w:w="50" w:type="dxa"/>
               <w:end w:w="120" w:type="dxa"/>
             </w:tcMar>
             <w:vAlign w:val="center"/>
@@ -8195,13 +10203,16 @@
         </w:tc>
       </w:tr>
       <w:tr>
+        <w:trPr>
+          <w:cantSplit/>
+        </w:trPr>
         <w:tc>
           <w:tcPr>
             <w:tcW w:type="dxa" w:w="2800"/>
             <w:tcMar>
-              <w:top w:w="80" w:type="dxa"/>
+              <w:top w:w="50" w:type="dxa"/>
               <w:start w:w="120" w:type="dxa"/>
-              <w:bottom w:w="80" w:type="dxa"/>
+              <w:bottom w:w="50" w:type="dxa"/>
               <w:end w:w="120" w:type="dxa"/>
             </w:tcMar>
             <w:vAlign w:val="center"/>
@@ -8225,9 +10236,9 @@
           <w:tcPr>
             <w:tcW w:type="dxa" w:w="6560"/>
             <w:tcMar>
-              <w:top w:w="80" w:type="dxa"/>
+              <w:top w:w="50" w:type="dxa"/>
               <w:start w:w="120" w:type="dxa"/>
-              <w:bottom w:w="80" w:type="dxa"/>
+              <w:bottom w:w="50" w:type="dxa"/>
               <w:end w:w="120" w:type="dxa"/>
             </w:tcMar>
             <w:vAlign w:val="center"/>
@@ -8249,13 +10260,16 @@
         </w:tc>
       </w:tr>
       <w:tr>
+        <w:trPr>
+          <w:cantSplit/>
+        </w:trPr>
         <w:tc>
           <w:tcPr>
             <w:tcW w:type="dxa" w:w="2800"/>
             <w:tcMar>
-              <w:top w:w="80" w:type="dxa"/>
+              <w:top w:w="50" w:type="dxa"/>
               <w:start w:w="120" w:type="dxa"/>
-              <w:bottom w:w="80" w:type="dxa"/>
+              <w:bottom w:w="50" w:type="dxa"/>
               <w:end w:w="120" w:type="dxa"/>
             </w:tcMar>
             <w:vAlign w:val="center"/>
@@ -8278,9 +10292,9 @@
           <w:tcPr>
             <w:tcW w:type="dxa" w:w="6560"/>
             <w:tcMar>
-              <w:top w:w="80" w:type="dxa"/>
+              <w:top w:w="50" w:type="dxa"/>
               <w:start w:w="120" w:type="dxa"/>
-              <w:bottom w:w="80" w:type="dxa"/>
+              <w:bottom w:w="50" w:type="dxa"/>
               <w:end w:w="120" w:type="dxa"/>
             </w:tcMar>
             <w:vAlign w:val="center"/>
@@ -8301,13 +10315,16 @@
         </w:tc>
       </w:tr>
       <w:tr>
+        <w:trPr>
+          <w:cantSplit/>
+        </w:trPr>
         <w:tc>
           <w:tcPr>
             <w:tcW w:type="dxa" w:w="2800"/>
             <w:tcMar>
-              <w:top w:w="80" w:type="dxa"/>
+              <w:top w:w="50" w:type="dxa"/>
               <w:start w:w="120" w:type="dxa"/>
-              <w:bottom w:w="80" w:type="dxa"/>
+              <w:bottom w:w="50" w:type="dxa"/>
               <w:end w:w="120" w:type="dxa"/>
             </w:tcMar>
             <w:vAlign w:val="center"/>
@@ -8331,9 +10348,9 @@
           <w:tcPr>
             <w:tcW w:type="dxa" w:w="6560"/>
             <w:tcMar>
-              <w:top w:w="80" w:type="dxa"/>
+              <w:top w:w="50" w:type="dxa"/>
               <w:start w:w="120" w:type="dxa"/>
-              <w:bottom w:w="80" w:type="dxa"/>
+              <w:bottom w:w="50" w:type="dxa"/>
               <w:end w:w="120" w:type="dxa"/>
             </w:tcMar>
             <w:vAlign w:val="center"/>
@@ -8355,13 +10372,16 @@
         </w:tc>
       </w:tr>
       <w:tr>
+        <w:trPr>
+          <w:cantSplit/>
+        </w:trPr>
         <w:tc>
           <w:tcPr>
             <w:tcW w:type="dxa" w:w="2800"/>
             <w:tcMar>
-              <w:top w:w="80" w:type="dxa"/>
+              <w:top w:w="50" w:type="dxa"/>
               <w:start w:w="120" w:type="dxa"/>
-              <w:bottom w:w="80" w:type="dxa"/>
+              <w:bottom w:w="50" w:type="dxa"/>
               <w:end w:w="120" w:type="dxa"/>
             </w:tcMar>
             <w:vAlign w:val="center"/>
@@ -8384,9 +10404,9 @@
           <w:tcPr>
             <w:tcW w:type="dxa" w:w="6560"/>
             <w:tcMar>
-              <w:top w:w="80" w:type="dxa"/>
+              <w:top w:w="50" w:type="dxa"/>
               <w:start w:w="120" w:type="dxa"/>
-              <w:bottom w:w="80" w:type="dxa"/>
+              <w:bottom w:w="50" w:type="dxa"/>
               <w:end w:w="120" w:type="dxa"/>
             </w:tcMar>
             <w:vAlign w:val="center"/>
@@ -8634,6 +10654,42 @@
     </w:p>
     <w:p>
       <w:pPr>
+        <w:pStyle w:val="ListBullet"/>
+      </w:pPr>
+      <w:r>
+        <w:rPr>
+          <w:rFonts w:ascii="Calibri" w:hAnsi="Calibri" w:eastAsia="Microsoft YaHei"/>
+          <w:sz w:val="22"/>
+        </w:rPr>
+        <w:t>单因子 Rank IC、ICIR、五分组、换手、相关性与衰减。</w:t>
+      </w:r>
+    </w:p>
+    <w:p>
+      <w:pPr>
+        <w:pStyle w:val="ListBullet"/>
+      </w:pPr>
+      <w:r>
+        <w:rPr>
+          <w:rFonts w:ascii="Calibri" w:hAnsi="Calibri" w:eastAsia="Microsoft YaHei"/>
+          <w:sz w:val="22"/>
+        </w:rPr>
+        <w:t>MAD 去极值与可选市值残差化。</w:t>
+      </w:r>
+    </w:p>
+    <w:p>
+      <w:pPr>
+        <w:pStyle w:val="ListBullet"/>
+      </w:pPr>
+      <w:r>
+        <w:rPr>
+          <w:rFonts w:ascii="Calibri" w:hAnsi="Calibri" w:eastAsia="Microsoft YaHei"/>
+          <w:sz w:val="22"/>
+        </w:rPr>
+        <w:t>模型原生特征重要性。</w:t>
+      </w:r>
+    </w:p>
+    <w:p>
+      <w:pPr>
         <w:jc w:val="both"/>
       </w:pPr>
       <w:r>
@@ -8685,7 +10741,95 @@
           <w:rFonts w:ascii="Calibri" w:hAnsi="Calibri" w:eastAsia="Microsoft YaHei"/>
           <w:sz w:val="22"/>
         </w:rPr>
-        <w:t xml:space="preserve">最终验证结果：15 项自动化测试通过；GitHub Actions 对提交 </w:t>
+        <w:t>最终验证结果：19 项自动化测试通过；Cloud Build 成功生成因子研究镜像；Cloud Run 因子审计任务在约 50 秒内完成 15 个特征和 86,901 条样本的计算；线上服务可运行五个 Streamlit 页面、真实快照回测和单因子诊断。最终 GitHub Actions 与发布镜像状态在本次提交后再次核验。</w:t>
+      </w:r>
+    </w:p>
+    <w:p>
+      <w:pPr>
+        <w:pStyle w:val="Heading1"/>
+      </w:pPr>
+      <w:r>
+        <w:t>11. 已完成的主要改进</w:t>
+      </w:r>
+    </w:p>
+    <w:p>
+      <w:pPr>
+        <w:pStyle w:val="Heading2"/>
+      </w:pPr>
+      <w:r>
+        <w:t>数据与研究</w:t>
+      </w:r>
+    </w:p>
+    <w:p>
+      <w:pPr>
+        <w:pStyle w:val="ListBullet"/>
+      </w:pPr>
+      <w:r>
+        <w:rPr>
+          <w:rFonts w:ascii="Calibri" w:hAnsi="Calibri" w:eastAsia="Microsoft YaHei"/>
+          <w:sz w:val="22"/>
+        </w:rPr>
+        <w:t>接入 Tushare 兼容代理端点。</w:t>
+      </w:r>
+    </w:p>
+    <w:p>
+      <w:pPr>
+        <w:pStyle w:val="ListBullet"/>
+      </w:pPr>
+      <w:r>
+        <w:rPr>
+          <w:rFonts w:ascii="Calibri" w:hAnsi="Calibri" w:eastAsia="Microsoft YaHei"/>
+          <w:sz w:val="22"/>
+        </w:rPr>
+        <w:t>修复重复 PE/PS 字段映射。</w:t>
+      </w:r>
+    </w:p>
+    <w:p>
+      <w:pPr>
+        <w:pStyle w:val="ListBullet"/>
+      </w:pPr>
+      <w:r>
+        <w:rPr>
+          <w:rFonts w:ascii="Calibri" w:hAnsi="Calibri" w:eastAsia="Microsoft YaHei"/>
+          <w:sz w:val="22"/>
+        </w:rPr>
+        <w:t>新增历史月末采集和未来标签。</w:t>
+      </w:r>
+    </w:p>
+    <w:p>
+      <w:pPr>
+        <w:pStyle w:val="ListBullet"/>
+      </w:pPr>
+      <w:r>
+        <w:rPr>
+          <w:rFonts w:ascii="Calibri" w:hAnsi="Calibri" w:eastAsia="Microsoft YaHei"/>
+          <w:sz w:val="22"/>
+        </w:rPr>
+        <w:t>新增 SQL 快照持久化。</w:t>
+      </w:r>
+    </w:p>
+    <w:p>
+      <w:pPr>
+        <w:pStyle w:val="ListBullet"/>
+      </w:pPr>
+      <w:r>
+        <w:rPr>
+          <w:rFonts w:ascii="Calibri" w:hAnsi="Calibri" w:eastAsia="Microsoft YaHei"/>
+          <w:sz w:val="22"/>
+        </w:rPr>
+        <w:t>新增增量更新和不足股票数重抓。</w:t>
+      </w:r>
+    </w:p>
+    <w:p>
+      <w:pPr>
+        <w:pStyle w:val="ListBullet"/>
+      </w:pPr>
+      <w:r>
+        <w:rPr>
+          <w:rFonts w:ascii="Calibri" w:hAnsi="Calibri" w:eastAsia="Microsoft YaHei"/>
+          <w:sz w:val="22"/>
+        </w:rPr>
+        <w:t xml:space="preserve">新增统一单因子研究引擎和 </w:t>
       </w:r>
       <w:r>
         <w:rPr>
@@ -8693,14 +10837,286 @@
           <w:color w:val="16344E"/>
           <w:sz w:val="20"/>
         </w:rPr>
-        <w:t>b34cb91</w:t>
+        <w:t>research.cli factors</w:t>
       </w:r>
       <w:r>
         <w:rPr>
           <w:rFonts w:ascii="Calibri" w:hAnsi="Calibri" w:eastAsia="Microsoft YaHei"/>
           <w:sz w:val="22"/>
         </w:rPr>
-        <w:t xml:space="preserve"> 构建成功；Cloud Build 成功生成镜像；Cloud Run 健康检查返回成功；线上模型注册页显示 60 个截面、90,000 行和 1 个候选模型；线上回测页可完成 58 期真实快照回测。</w:t>
+        <w:t xml:space="preserve"> 云端审计命令。</w:t>
+      </w:r>
+    </w:p>
+    <w:p>
+      <w:pPr>
+        <w:pStyle w:val="ListBullet"/>
+      </w:pPr>
+      <w:r>
+        <w:rPr>
+          <w:rFonts w:ascii="Calibri" w:hAnsi="Calibri" w:eastAsia="Microsoft YaHei"/>
+          <w:sz w:val="22"/>
+        </w:rPr>
+        <w:t>新增 MAD 去极值和显式可选的市值残差化能力。</w:t>
+      </w:r>
+    </w:p>
+    <w:p>
+      <w:pPr>
+        <w:pStyle w:val="Heading2"/>
+      </w:pPr>
+      <w:r>
+        <w:t>模型</w:t>
+      </w:r>
+    </w:p>
+    <w:p>
+      <w:pPr>
+        <w:pStyle w:val="ListBullet"/>
+      </w:pPr>
+      <w:r>
+        <w:rPr>
+          <w:rFonts w:ascii="Calibri" w:hAnsi="Calibri" w:eastAsia="Microsoft YaHei"/>
+          <w:sz w:val="22"/>
+        </w:rPr>
+        <w:t>将 ML 从孤立模块接入真实训练数据。</w:t>
+      </w:r>
+    </w:p>
+    <w:p>
+      <w:pPr>
+        <w:pStyle w:val="ListBullet"/>
+      </w:pPr>
+      <w:r>
+        <w:rPr>
+          <w:rFonts w:ascii="Calibri" w:hAnsi="Calibri" w:eastAsia="Microsoft YaHei"/>
+          <w:sz w:val="22"/>
+        </w:rPr>
+        <w:t>使用扩展窗口验证。</w:t>
+      </w:r>
+    </w:p>
+    <w:p>
+      <w:pPr>
+        <w:pStyle w:val="ListBullet"/>
+      </w:pPr>
+      <w:r>
+        <w:rPr>
+          <w:rFonts w:ascii="Calibri" w:hAnsi="Calibri" w:eastAsia="Microsoft YaHei"/>
+          <w:sz w:val="22"/>
+        </w:rPr>
+        <w:t>比较 Ridge 与 Gradient Boosting。</w:t>
+      </w:r>
+    </w:p>
+    <w:p>
+      <w:pPr>
+        <w:pStyle w:val="ListBullet"/>
+      </w:pPr>
+      <w:r>
+        <w:rPr>
+          <w:rFonts w:ascii="Calibri" w:hAnsi="Calibri" w:eastAsia="Microsoft YaHei"/>
+          <w:sz w:val="22"/>
+        </w:rPr>
+        <w:t>新增候选、批准模型状态。</w:t>
+      </w:r>
+    </w:p>
+    <w:p>
+      <w:pPr>
+        <w:pStyle w:val="ListBullet"/>
+      </w:pPr>
+      <w:r>
+        <w:rPr>
+          <w:rFonts w:ascii="Calibri" w:hAnsi="Calibri" w:eastAsia="Microsoft YaHei"/>
+          <w:sz w:val="22"/>
+        </w:rPr>
+        <w:t>新增 ML 权重上限和线性安全回退。</w:t>
+      </w:r>
+    </w:p>
+    <w:p>
+      <w:pPr>
+        <w:pStyle w:val="ListBullet"/>
+      </w:pPr>
+      <w:r>
+        <w:rPr>
+          <w:rFonts w:ascii="Calibri" w:hAnsi="Calibri" w:eastAsia="Microsoft YaHei"/>
+          <w:sz w:val="22"/>
+        </w:rPr>
+        <w:t>新增候选模型显式实验入口和模型原生特征重要性。</w:t>
+      </w:r>
+    </w:p>
+    <w:p>
+      <w:pPr>
+        <w:pStyle w:val="Heading2"/>
+      </w:pPr>
+      <w:r>
+        <w:t>回测</w:t>
+      </w:r>
+    </w:p>
+    <w:p>
+      <w:pPr>
+        <w:pStyle w:val="ListBullet"/>
+      </w:pPr>
+      <w:r>
+        <w:rPr>
+          <w:rFonts w:ascii="Calibri" w:hAnsi="Calibri" w:eastAsia="Microsoft YaHei"/>
+          <w:sz w:val="22"/>
+        </w:rPr>
+        <w:t>保留合成回测作为工程测试。</w:t>
+      </w:r>
+    </w:p>
+    <w:p>
+      <w:pPr>
+        <w:pStyle w:val="ListBullet"/>
+      </w:pPr>
+      <w:r>
+        <w:rPr>
+          <w:rFonts w:ascii="Calibri" w:hAnsi="Calibri" w:eastAsia="Microsoft YaHei"/>
+          <w:sz w:val="22"/>
+        </w:rPr>
+        <w:t>新增真实快照线性基准回测。</w:t>
+      </w:r>
+    </w:p>
+    <w:p>
+      <w:pPr>
+        <w:pStyle w:val="ListBullet"/>
+      </w:pPr>
+      <w:r>
+        <w:rPr>
+          <w:rFonts w:ascii="Calibri" w:hAnsi="Calibri" w:eastAsia="Microsoft YaHei"/>
+          <w:sz w:val="22"/>
+        </w:rPr>
+        <w:t>加入换手成本、等权基准和相对指标。</w:t>
+      </w:r>
+    </w:p>
+    <w:p>
+      <w:pPr>
+        <w:pStyle w:val="Heading2"/>
+      </w:pPr>
+      <w:r>
+        <w:t>产品</w:t>
+      </w:r>
+    </w:p>
+    <w:p>
+      <w:pPr>
+        <w:pStyle w:val="ListBullet"/>
+      </w:pPr>
+      <w:r>
+        <w:rPr>
+          <w:rFonts w:ascii="Calibri" w:hAnsi="Calibri" w:eastAsia="Microsoft YaHei"/>
+          <w:sz w:val="22"/>
+        </w:rPr>
+        <w:t>新增模型注册页面。</w:t>
+      </w:r>
+    </w:p>
+    <w:p>
+      <w:pPr>
+        <w:pStyle w:val="ListBullet"/>
+      </w:pPr>
+      <w:r>
+        <w:rPr>
+          <w:rFonts w:ascii="Calibri" w:hAnsi="Calibri" w:eastAsia="Microsoft YaHei"/>
+          <w:sz w:val="22"/>
+        </w:rPr>
+        <w:t>新增真实回测入口。</w:t>
+      </w:r>
+    </w:p>
+    <w:p>
+      <w:pPr>
+        <w:pStyle w:val="ListBullet"/>
+      </w:pPr>
+      <w:r>
+        <w:rPr>
+          <w:rFonts w:ascii="Calibri" w:hAnsi="Calibri" w:eastAsia="Microsoft YaHei"/>
+          <w:sz w:val="22"/>
+        </w:rPr>
+        <w:t>新增完整 Factor research 页面。</w:t>
+      </w:r>
+    </w:p>
+    <w:p>
+      <w:pPr>
+        <w:pStyle w:val="ListBullet"/>
+      </w:pPr>
+      <w:r>
+        <w:rPr>
+          <w:rFonts w:ascii="Calibri" w:hAnsi="Calibri" w:eastAsia="Microsoft YaHei"/>
+          <w:sz w:val="22"/>
+        </w:rPr>
+        <w:t>显示模型版本、训练截止日和覆盖率。</w:t>
+      </w:r>
+    </w:p>
+    <w:p>
+      <w:pPr>
+        <w:pStyle w:val="ListBullet"/>
+      </w:pPr>
+      <w:r>
+        <w:rPr>
+          <w:rFonts w:ascii="Calibri" w:hAnsi="Calibri" w:eastAsia="Microsoft YaHei"/>
+          <w:sz w:val="22"/>
+        </w:rPr>
+        <w:t>生产默认不使用未批准模型，同时允许在明确标注的实验模式中运行候选模型。</w:t>
+      </w:r>
+    </w:p>
+    <w:p>
+      <w:pPr>
+        <w:pStyle w:val="Heading2"/>
+      </w:pPr>
+      <w:r>
+        <w:t>工程与部署</w:t>
+      </w:r>
+    </w:p>
+    <w:p>
+      <w:pPr>
+        <w:pStyle w:val="ListBullet"/>
+      </w:pPr>
+      <w:r>
+        <w:rPr>
+          <w:rFonts w:ascii="Calibri" w:hAnsi="Calibri" w:eastAsia="Microsoft YaHei"/>
+          <w:sz w:val="22"/>
+        </w:rPr>
+        <w:t>增加 SQLAlchemy、scikit-learn、psycopg 和 joblib。</w:t>
+      </w:r>
+    </w:p>
+    <w:p>
+      <w:pPr>
+        <w:pStyle w:val="ListBullet"/>
+      </w:pPr>
+      <w:r>
+        <w:rPr>
+          <w:rFonts w:ascii="Calibri" w:hAnsi="Calibri" w:eastAsia="Microsoft YaHei"/>
+          <w:sz w:val="22"/>
+        </w:rPr>
+        <w:t>容器支持 Cloud Run 动态端口。</w:t>
+      </w:r>
+    </w:p>
+    <w:p>
+      <w:pPr>
+        <w:pStyle w:val="ListBullet"/>
+      </w:pPr>
+      <w:r>
+        <w:rPr>
+          <w:rFonts w:ascii="Calibri" w:hAnsi="Calibri" w:eastAsia="Microsoft YaHei"/>
+          <w:sz w:val="22"/>
+        </w:rPr>
+        <w:t>增加 Cloud Run Service/Job 部署脚本。</w:t>
+      </w:r>
+    </w:p>
+    <w:p>
+      <w:pPr>
+        <w:pStyle w:val="ListBullet"/>
+      </w:pPr>
+      <w:r>
+        <w:rPr>
+          <w:rFonts w:ascii="Calibri" w:hAnsi="Calibri" w:eastAsia="Microsoft YaHei"/>
+          <w:sz w:val="22"/>
+        </w:rPr>
+        <w:t>增加 Cloud SQL 和 Secret Manager 配置说明。</w:t>
+      </w:r>
+    </w:p>
+    <w:p>
+      <w:pPr>
+        <w:pStyle w:val="ListBullet"/>
+      </w:pPr>
+      <w:r>
+        <w:rPr>
+          <w:rFonts w:ascii="Calibri" w:hAnsi="Calibri" w:eastAsia="Microsoft YaHei"/>
+          <w:sz w:val="22"/>
+        </w:rPr>
+        <w:t>安装 gcloud、Docker Desktop 和 WSL 2。</w:t>
       </w:r>
     </w:p>
     <w:p>
@@ -8708,7 +11124,7 @@
         <w:pStyle w:val="Heading1"/>
       </w:pPr>
       <w:r>
-        <w:t>11. 已完成的主要改进</w:t>
+        <w:t>12. 当前限制</w:t>
       </w:r>
     </w:p>
     <w:p>
@@ -8716,7 +11132,7 @@
         <w:pStyle w:val="Heading2"/>
       </w:pPr>
       <w:r>
-        <w:t>数据与研究</w:t>
+        <w:t>12.1 数据</w:t>
       </w:r>
     </w:p>
     <w:p>
@@ -8728,7 +11144,7 @@
           <w:rFonts w:ascii="Calibri" w:hAnsi="Calibri" w:eastAsia="Microsoft YaHei"/>
           <w:sz w:val="22"/>
         </w:rPr>
-        <w:t>接入 Tushare 兼容代理端点。</w:t>
+        <w:t>财务字段不完全是严格发布日期点时数据。</w:t>
       </w:r>
     </w:p>
     <w:p>
@@ -8740,7 +11156,7 @@
           <w:rFonts w:ascii="Calibri" w:hAnsi="Calibri" w:eastAsia="Microsoft YaHei"/>
           <w:sz w:val="22"/>
         </w:rPr>
-        <w:t>修复重复 PE/PS 字段映射。</w:t>
+        <w:t>历史股票池存在幸存者偏差风险。</w:t>
       </w:r>
     </w:p>
     <w:p>
@@ -8752,7 +11168,7 @@
           <w:rFonts w:ascii="Calibri" w:hAnsi="Calibri" w:eastAsia="Microsoft YaHei"/>
           <w:sz w:val="22"/>
         </w:rPr>
-        <w:t>新增历史月末采集和未来标签。</w:t>
+        <w:t>分析师预期数据尚未接入。</w:t>
       </w:r>
     </w:p>
     <w:p>
@@ -8764,7 +11180,15 @@
           <w:rFonts w:ascii="Calibri" w:hAnsi="Calibri" w:eastAsia="Microsoft YaHei"/>
           <w:sz w:val="22"/>
         </w:rPr>
-        <w:t>新增 SQL 快照持久化。</w:t>
+        <w:t>当前真实历史长度不足以评估跨周期稳健性。</w:t>
+      </w:r>
+    </w:p>
+    <w:p>
+      <w:pPr>
+        <w:pStyle w:val="Heading2"/>
+      </w:pPr>
+      <w:r>
+        <w:t>12.2 模型</w:t>
       </w:r>
     </w:p>
     <w:p>
@@ -8776,15 +11200,7 @@
           <w:rFonts w:ascii="Calibri" w:hAnsi="Calibri" w:eastAsia="Microsoft YaHei"/>
           <w:sz w:val="22"/>
         </w:rPr>
-        <w:t>新增增量更新和不足股票数重抓。</w:t>
-      </w:r>
-    </w:p>
-    <w:p>
-      <w:pPr>
-        <w:pStyle w:val="Heading2"/>
-      </w:pPr>
-      <w:r>
-        <w:t>模型</w:t>
+        <w:t>当前 ML 未通过审批。</w:t>
       </w:r>
     </w:p>
     <w:p>
@@ -8796,7 +11212,7 @@
           <w:rFonts w:ascii="Calibri" w:hAnsi="Calibri" w:eastAsia="Microsoft YaHei"/>
           <w:sz w:val="22"/>
         </w:rPr>
-        <w:t>将 ML 从孤立模块接入真实训练数据。</w:t>
+        <w:t>15 个当前特征均未通过严格的综合因子门槛，价值因子虽然方向为正但 ICIR 不足。</w:t>
       </w:r>
     </w:p>
     <w:p>
@@ -8808,295 +11224,7 @@
           <w:rFonts w:ascii="Calibri" w:hAnsi="Calibri" w:eastAsia="Microsoft YaHei"/>
           <w:sz w:val="22"/>
         </w:rPr>
-        <w:t>使用扩展窗口验证。</w:t>
-      </w:r>
-    </w:p>
-    <w:p>
-      <w:pPr>
-        <w:pStyle w:val="ListBullet"/>
-      </w:pPr>
-      <w:r>
-        <w:rPr>
-          <w:rFonts w:ascii="Calibri" w:hAnsi="Calibri" w:eastAsia="Microsoft YaHei"/>
-          <w:sz w:val="22"/>
-        </w:rPr>
-        <w:t>比较 Ridge 与 Gradient Boosting。</w:t>
-      </w:r>
-    </w:p>
-    <w:p>
-      <w:pPr>
-        <w:pStyle w:val="ListBullet"/>
-      </w:pPr>
-      <w:r>
-        <w:rPr>
-          <w:rFonts w:ascii="Calibri" w:hAnsi="Calibri" w:eastAsia="Microsoft YaHei"/>
-          <w:sz w:val="22"/>
-        </w:rPr>
-        <w:t>新增候选、批准模型状态。</w:t>
-      </w:r>
-    </w:p>
-    <w:p>
-      <w:pPr>
-        <w:pStyle w:val="ListBullet"/>
-      </w:pPr>
-      <w:r>
-        <w:rPr>
-          <w:rFonts w:ascii="Calibri" w:hAnsi="Calibri" w:eastAsia="Microsoft YaHei"/>
-          <w:sz w:val="22"/>
-        </w:rPr>
-        <w:t>新增 ML 权重上限和线性安全回退。</w:t>
-      </w:r>
-    </w:p>
-    <w:p>
-      <w:pPr>
-        <w:pStyle w:val="Heading2"/>
-      </w:pPr>
-      <w:r>
-        <w:t>回测</w:t>
-      </w:r>
-    </w:p>
-    <w:p>
-      <w:pPr>
-        <w:pStyle w:val="ListBullet"/>
-      </w:pPr>
-      <w:r>
-        <w:rPr>
-          <w:rFonts w:ascii="Calibri" w:hAnsi="Calibri" w:eastAsia="Microsoft YaHei"/>
-          <w:sz w:val="22"/>
-        </w:rPr>
-        <w:t>保留合成回测作为工程测试。</w:t>
-      </w:r>
-    </w:p>
-    <w:p>
-      <w:pPr>
-        <w:pStyle w:val="ListBullet"/>
-      </w:pPr>
-      <w:r>
-        <w:rPr>
-          <w:rFonts w:ascii="Calibri" w:hAnsi="Calibri" w:eastAsia="Microsoft YaHei"/>
-          <w:sz w:val="22"/>
-        </w:rPr>
-        <w:t>新增真实快照线性基准回测。</w:t>
-      </w:r>
-    </w:p>
-    <w:p>
-      <w:pPr>
-        <w:pStyle w:val="ListBullet"/>
-      </w:pPr>
-      <w:r>
-        <w:rPr>
-          <w:rFonts w:ascii="Calibri" w:hAnsi="Calibri" w:eastAsia="Microsoft YaHei"/>
-          <w:sz w:val="22"/>
-        </w:rPr>
-        <w:t>加入换手成本、等权基准和相对指标。</w:t>
-      </w:r>
-    </w:p>
-    <w:p>
-      <w:pPr>
-        <w:pStyle w:val="Heading2"/>
-      </w:pPr>
-      <w:r>
-        <w:t>产品</w:t>
-      </w:r>
-    </w:p>
-    <w:p>
-      <w:pPr>
-        <w:pStyle w:val="ListBullet"/>
-      </w:pPr>
-      <w:r>
-        <w:rPr>
-          <w:rFonts w:ascii="Calibri" w:hAnsi="Calibri" w:eastAsia="Microsoft YaHei"/>
-          <w:sz w:val="22"/>
-        </w:rPr>
-        <w:t>新增模型注册页面。</w:t>
-      </w:r>
-    </w:p>
-    <w:p>
-      <w:pPr>
-        <w:pStyle w:val="ListBullet"/>
-      </w:pPr>
-      <w:r>
-        <w:rPr>
-          <w:rFonts w:ascii="Calibri" w:hAnsi="Calibri" w:eastAsia="Microsoft YaHei"/>
-          <w:sz w:val="22"/>
-        </w:rPr>
-        <w:t>新增真实回测入口。</w:t>
-      </w:r>
-    </w:p>
-    <w:p>
-      <w:pPr>
-        <w:pStyle w:val="ListBullet"/>
-      </w:pPr>
-      <w:r>
-        <w:rPr>
-          <w:rFonts w:ascii="Calibri" w:hAnsi="Calibri" w:eastAsia="Microsoft YaHei"/>
-          <w:sz w:val="22"/>
-        </w:rPr>
-        <w:t>显示模型版本、训练截止日和覆盖率。</w:t>
-      </w:r>
-    </w:p>
-    <w:p>
-      <w:pPr>
-        <w:pStyle w:val="ListBullet"/>
-      </w:pPr>
-      <w:r>
-        <w:rPr>
-          <w:rFonts w:ascii="Calibri" w:hAnsi="Calibri" w:eastAsia="Microsoft YaHei"/>
-          <w:sz w:val="22"/>
-        </w:rPr>
-        <w:t>不允许无批准模型时伪装成 ML 模式。</w:t>
-      </w:r>
-    </w:p>
-    <w:p>
-      <w:pPr>
-        <w:pStyle w:val="Heading2"/>
-      </w:pPr>
-      <w:r>
-        <w:t>工程与部署</w:t>
-      </w:r>
-    </w:p>
-    <w:p>
-      <w:pPr>
-        <w:pStyle w:val="ListBullet"/>
-      </w:pPr>
-      <w:r>
-        <w:rPr>
-          <w:rFonts w:ascii="Calibri" w:hAnsi="Calibri" w:eastAsia="Microsoft YaHei"/>
-          <w:sz w:val="22"/>
-        </w:rPr>
-        <w:t>增加 SQLAlchemy、scikit-learn、psycopg 和 joblib。</w:t>
-      </w:r>
-    </w:p>
-    <w:p>
-      <w:pPr>
-        <w:pStyle w:val="ListBullet"/>
-      </w:pPr>
-      <w:r>
-        <w:rPr>
-          <w:rFonts w:ascii="Calibri" w:hAnsi="Calibri" w:eastAsia="Microsoft YaHei"/>
-          <w:sz w:val="22"/>
-        </w:rPr>
-        <w:t>容器支持 Cloud Run 动态端口。</w:t>
-      </w:r>
-    </w:p>
-    <w:p>
-      <w:pPr>
-        <w:pStyle w:val="ListBullet"/>
-      </w:pPr>
-      <w:r>
-        <w:rPr>
-          <w:rFonts w:ascii="Calibri" w:hAnsi="Calibri" w:eastAsia="Microsoft YaHei"/>
-          <w:sz w:val="22"/>
-        </w:rPr>
-        <w:t>增加 Cloud Run Service/Job 部署脚本。</w:t>
-      </w:r>
-    </w:p>
-    <w:p>
-      <w:pPr>
-        <w:pStyle w:val="ListBullet"/>
-      </w:pPr>
-      <w:r>
-        <w:rPr>
-          <w:rFonts w:ascii="Calibri" w:hAnsi="Calibri" w:eastAsia="Microsoft YaHei"/>
-          <w:sz w:val="22"/>
-        </w:rPr>
-        <w:t>增加 Cloud SQL 和 Secret Manager 配置说明。</w:t>
-      </w:r>
-    </w:p>
-    <w:p>
-      <w:pPr>
-        <w:pStyle w:val="ListBullet"/>
-      </w:pPr>
-      <w:r>
-        <w:rPr>
-          <w:rFonts w:ascii="Calibri" w:hAnsi="Calibri" w:eastAsia="Microsoft YaHei"/>
-          <w:sz w:val="22"/>
-        </w:rPr>
-        <w:t>安装 gcloud、Docker Desktop 和 WSL 2。</w:t>
-      </w:r>
-    </w:p>
-    <w:p>
-      <w:pPr>
-        <w:pStyle w:val="Heading1"/>
-      </w:pPr>
-      <w:r>
-        <w:t>12. 当前限制</w:t>
-      </w:r>
-    </w:p>
-    <w:p>
-      <w:pPr>
-        <w:pStyle w:val="Heading2"/>
-      </w:pPr>
-      <w:r>
-        <w:t>12.1 数据</w:t>
-      </w:r>
-    </w:p>
-    <w:p>
-      <w:pPr>
-        <w:pStyle w:val="ListBullet"/>
-      </w:pPr>
-      <w:r>
-        <w:rPr>
-          <w:rFonts w:ascii="Calibri" w:hAnsi="Calibri" w:eastAsia="Microsoft YaHei"/>
-          <w:sz w:val="22"/>
-        </w:rPr>
-        <w:t>财务字段不完全是严格发布日期点时数据。</w:t>
-      </w:r>
-    </w:p>
-    <w:p>
-      <w:pPr>
-        <w:pStyle w:val="ListBullet"/>
-      </w:pPr>
-      <w:r>
-        <w:rPr>
-          <w:rFonts w:ascii="Calibri" w:hAnsi="Calibri" w:eastAsia="Microsoft YaHei"/>
-          <w:sz w:val="22"/>
-        </w:rPr>
-        <w:t>历史股票池存在幸存者偏差风险。</w:t>
-      </w:r>
-    </w:p>
-    <w:p>
-      <w:pPr>
-        <w:pStyle w:val="ListBullet"/>
-      </w:pPr>
-      <w:r>
-        <w:rPr>
-          <w:rFonts w:ascii="Calibri" w:hAnsi="Calibri" w:eastAsia="Microsoft YaHei"/>
-          <w:sz w:val="22"/>
-        </w:rPr>
-        <w:t>分析师预期数据尚未接入。</w:t>
-      </w:r>
-    </w:p>
-    <w:p>
-      <w:pPr>
-        <w:pStyle w:val="ListBullet"/>
-      </w:pPr>
-      <w:r>
-        <w:rPr>
-          <w:rFonts w:ascii="Calibri" w:hAnsi="Calibri" w:eastAsia="Microsoft YaHei"/>
-          <w:sz w:val="22"/>
-        </w:rPr>
-        <w:t>当前真实历史长度不足以评估跨周期稳健性。</w:t>
-      </w:r>
-    </w:p>
-    <w:p>
-      <w:pPr>
-        <w:pStyle w:val="Heading2"/>
-      </w:pPr>
-      <w:r>
-        <w:t>12.2 模型</w:t>
-      </w:r>
-    </w:p>
-    <w:p>
-      <w:pPr>
-        <w:pStyle w:val="ListBullet"/>
-      </w:pPr>
-      <w:r>
-        <w:rPr>
-          <w:rFonts w:ascii="Calibri" w:hAnsi="Calibri" w:eastAsia="Microsoft YaHei"/>
-          <w:sz w:val="22"/>
-        </w:rPr>
-        <w:t>当前 ML 未通过审批。</w:t>
+        <w:t>同一维度的原始特征高度相关，组合得分存在重复暴露。</w:t>
       </w:r>
     </w:p>
     <w:p>
@@ -9335,7 +11463,7 @@
           <w:rFonts w:ascii="Calibri" w:hAnsi="Calibri" w:eastAsia="Microsoft YaHei"/>
           <w:sz w:val="22"/>
         </w:rPr>
-        <w:t>对因子做单因子分组、衰减、换手和稳定性分析。</w:t>
+        <w:t>将已完成的单因子诊断扩展到行业、市值、牛熊阶段和滚动子样本。</w:t>
       </w:r>
     </w:p>
     <w:p>
@@ -9350,7 +11478,7 @@
           <w:rFonts w:ascii="Calibri" w:hAnsi="Calibri" w:eastAsia="Microsoft YaHei"/>
           <w:sz w:val="22"/>
         </w:rPr>
-        <w:t>比较等权、IC 加权和风险调整权重。</w:t>
+        <w:t>根据相关矩阵压缩维度内冗余，再比较等权、IC 加权和风险调整权重。</w:t>
       </w:r>
     </w:p>
     <w:p>
@@ -9750,6 +11878,8 @@
         <w:br/>
         <w:t>python -m research.cli train --overlay-weight 0.15</w:t>
         <w:br/>
+        <w:t>python -m research.cli factors --max-decay-lag 6</w:t>
+        <w:br/>
         <w:t>python -m research.cli status</w:t>
         <w:br/>
         <w:t>python -m research.cli backtest --top-n 20 --transaction-cost 0.001</w:t>
@@ -9800,7 +11930,6 @@
     <w:p>
       <w:pPr>
         <w:pStyle w:val="Heading1"/>
-        <w:pageBreakBefore/>
       </w:pPr>
       <w:r>
         <w:t>16. 结论</w:t>
@@ -9887,6 +12016,30 @@
           <w:rFonts w:ascii="Calibri" w:hAnsi="Calibri" w:eastAsia="Microsoft YaHei"/>
           <w:sz w:val="22"/>
         </w:rPr>
+        <w:t>单因子 IC/ICIR、五分组、换手、相关性和衰减诊断。</w:t>
+      </w:r>
+    </w:p>
+    <w:p>
+      <w:pPr>
+        <w:pStyle w:val="ListBullet"/>
+      </w:pPr>
+      <w:r>
+        <w:rPr>
+          <w:rFonts w:ascii="Calibri" w:hAnsi="Calibri" w:eastAsia="Microsoft YaHei"/>
+          <w:sz w:val="22"/>
+        </w:rPr>
+        <w:t>模型原生特征重要性。</w:t>
+      </w:r>
+    </w:p>
+    <w:p>
+      <w:pPr>
+        <w:pStyle w:val="ListBullet"/>
+      </w:pPr>
+      <w:r>
+        <w:rPr>
+          <w:rFonts w:ascii="Calibri" w:hAnsi="Calibri" w:eastAsia="Microsoft YaHei"/>
+          <w:sz w:val="22"/>
+        </w:rPr>
         <w:t>真实快照基准回测。</w:t>
       </w:r>
     </w:p>
@@ -9936,6 +12089,18 @@
           <w:sz w:val="22"/>
         </w:rPr>
         <w:t>58 个标签截面的真实样本不支持启用 ML。</w:t>
+      </w:r>
+    </w:p>
+    <w:p>
+      <w:pPr>
+        <w:pStyle w:val="ListBullet"/>
+      </w:pPr>
+      <w:r>
+        <w:rPr>
+          <w:rFonts w:ascii="Calibri" w:hAnsi="Calibri" w:eastAsia="Microsoft YaHei"/>
+          <w:sz w:val="22"/>
+        </w:rPr>
+        <w:t>价值因子呈现正向经济信号，但没有一个特征通过严格稳定性门槛；动量在样本内为负。</w:t>
       </w:r>
     </w:p>
     <w:p>
